--- a/ai_12/vladyslav_pushak/epic2/epic_2_practice_and_lab_report_vlad_pushak.docx
+++ b/ai_12/vladyslav_pushak/epic2/epic_2_practice_and_lab_report_vlad_pushak.docx
@@ -1,12 +1,11 @@
 
 <file path=word/document.xml><?xml version="1.0" encoding="utf-8"?>
-<w:document xmlns:ve="http://schemas.openxmlformats.org/markup-compatibility/2006" xmlns:o="urn:schemas-microsoft-com:office:office" xmlns:r="http://schemas.openxmlformats.org/officeDocument/2006/relationships" xmlns:m="http://schemas.openxmlformats.org/officeDocument/2006/math" xmlns:v="urn:schemas-microsoft-com:vml" xmlns:wp="http://schemas.openxmlformats.org/drawingml/2006/wordprocessingDrawing" xmlns:w10="urn:schemas-microsoft-com:office:word" xmlns:w="http://schemas.openxmlformats.org/wordprocessingml/2006/main" xmlns:wne="http://schemas.microsoft.com/office/word/2006/wordml" xmlns:a="http://schemas.openxmlformats.org/drawingml/2006/main" xmlns:pic="http://schemas.openxmlformats.org/drawingml/2006/picture" xml:space="preserve">
+<w:document xmlns:wpc="http://schemas.microsoft.com/office/word/2010/wordprocessingCanvas" xmlns:cx="http://schemas.microsoft.com/office/drawing/2014/chartex" xmlns:cx1="http://schemas.microsoft.com/office/drawing/2015/9/8/chartex" xmlns:cx2="http://schemas.microsoft.com/office/drawing/2015/10/21/chartex" xmlns:cx3="http://schemas.microsoft.com/office/drawing/2016/5/9/chartex" xmlns:cx4="http://schemas.microsoft.com/office/drawing/2016/5/10/chartex" xmlns:cx5="http://schemas.microsoft.com/office/drawing/2016/5/11/chartex" xmlns:cx6="http://schemas.microsoft.com/office/drawing/2016/5/12/chartex" xmlns:cx7="http://schemas.microsoft.com/office/drawing/2016/5/13/chartex" xmlns:cx8="http://schemas.microsoft.com/office/drawing/2016/5/14/chartex" xmlns:mc="http://schemas.openxmlformats.org/markup-compatibility/2006" xmlns:aink="http://schemas.microsoft.com/office/drawing/2016/ink" xmlns:am3d="http://schemas.microsoft.com/office/drawing/2017/model3d" xmlns:o="urn:schemas-microsoft-com:office:office" xmlns:oel="http://schemas.microsoft.com/office/2019/extlst" xmlns:r="http://schemas.openxmlformats.org/officeDocument/2006/relationships" xmlns:m="http://schemas.openxmlformats.org/officeDocument/2006/math" xmlns:v="urn:schemas-microsoft-com:vml" xmlns:wp14="http://schemas.microsoft.com/office/word/2010/wordprocessingDrawing" xmlns:wp="http://schemas.openxmlformats.org/drawingml/2006/wordprocessingDrawing" xmlns:w10="urn:schemas-microsoft-com:office:word" xmlns:w="http://schemas.openxmlformats.org/wordprocessingml/2006/main" xmlns:w14="http://schemas.microsoft.com/office/word/2010/wordml" xmlns:w15="http://schemas.microsoft.com/office/word/2012/wordml" xmlns:w16cex="http://schemas.microsoft.com/office/word/2018/wordml/cex" xmlns:w16cid="http://schemas.microsoft.com/office/word/2016/wordml/cid" xmlns:w16="http://schemas.microsoft.com/office/word/2018/wordml" xmlns:w16sdtdh="http://schemas.microsoft.com/office/word/2020/wordml/sdtdatahash" xmlns:w16se="http://schemas.microsoft.com/office/word/2015/wordml/symex" xmlns:wpg="http://schemas.microsoft.com/office/word/2010/wordprocessingGroup" xmlns:wpi="http://schemas.microsoft.com/office/word/2010/wordprocessingInk" xmlns:wne="http://schemas.microsoft.com/office/word/2006/wordml" xmlns:wps="http://schemas.microsoft.com/office/word/2010/wordprocessingShape" mc:Ignorable="w14 w15 w16se w16cid w16 w16cex w16sdtdh wp14">
   <w:body>
     <w:p>
       <w:pPr>
-        <w:spacing w:line="424" w:lineRule="auto" w:before="74"/>
+        <w:spacing w:before="74" w:line="424" w:lineRule="auto"/>
         <w:ind w:left="2016" w:right="1940" w:firstLine="894"/>
-        <w:jc w:val="left"/>
         <w:rPr>
           <w:sz w:val="28"/>
         </w:rPr>
@@ -22,7 +21,7 @@
           <w:spacing w:val="1"/>
           <w:sz w:val="28"/>
         </w:rPr>
-        <w:t> </w:t>
+        <w:t xml:space="preserve"> </w:t>
       </w:r>
       <w:r>
         <w:rPr>
@@ -35,7 +34,7 @@
           <w:spacing w:val="-17"/>
           <w:sz w:val="28"/>
         </w:rPr>
-        <w:t> </w:t>
+        <w:t xml:space="preserve"> </w:t>
       </w:r>
       <w:r>
         <w:rPr>
@@ -48,7 +47,7 @@
           <w:spacing w:val="-16"/>
           <w:sz w:val="28"/>
         </w:rPr>
-        <w:t> </w:t>
+        <w:t xml:space="preserve"> </w:t>
       </w:r>
       <w:r>
         <w:rPr>
@@ -61,7 +60,7 @@
           <w:spacing w:val="-16"/>
           <w:sz w:val="28"/>
         </w:rPr>
-        <w:t> </w:t>
+        <w:t xml:space="preserve"> </w:t>
       </w:r>
       <w:r>
         <w:rPr>
@@ -72,9 +71,7 @@
     </w:p>
     <w:p>
       <w:pPr>
-        <w:spacing w:before="0"/>
-        <w:ind w:left="2910" w:right="0" w:firstLine="0"/>
-        <w:jc w:val="left"/>
+        <w:ind w:left="2910"/>
         <w:rPr>
           <w:sz w:val="28"/>
         </w:rPr>
@@ -90,7 +87,7 @@
           <w:spacing w:val="-13"/>
           <w:sz w:val="28"/>
         </w:rPr>
-        <w:t> </w:t>
+        <w:t xml:space="preserve"> </w:t>
       </w:r>
       <w:r>
         <w:rPr>
@@ -103,7 +100,7 @@
           <w:spacing w:val="-12"/>
           <w:sz w:val="28"/>
         </w:rPr>
-        <w:t> </w:t>
+        <w:t xml:space="preserve"> </w:t>
       </w:r>
       <w:r>
         <w:rPr>
@@ -116,7 +113,7 @@
           <w:spacing w:val="-12"/>
           <w:sz w:val="28"/>
         </w:rPr>
-        <w:t> </w:t>
+        <w:t xml:space="preserve"> </w:t>
       </w:r>
       <w:r>
         <w:rPr>
@@ -127,7 +124,7 @@
     </w:p>
     <w:p>
       <w:pPr>
-        <w:pStyle w:val="BodyText"/>
+        <w:pStyle w:val="a3"/>
         <w:spacing w:before="3"/>
         <w:rPr>
           <w:b w:val="0"/>
@@ -135,9 +132,11 @@
         </w:rPr>
       </w:pPr>
       <w:r>
-        <w:rPr/>
+        <w:rPr>
+          <w:noProof/>
+        </w:rPr>
         <w:drawing>
-          <wp:anchor distT="0" distB="0" distL="0" distR="0" allowOverlap="1" layoutInCell="1" locked="0" behindDoc="0" simplePos="0" relativeHeight="0">
+          <wp:anchor distT="0" distB="0" distL="0" distR="0" simplePos="0" relativeHeight="251658240" behindDoc="0" locked="0" layoutInCell="1" allowOverlap="1" wp14:anchorId="13C3AF45" wp14:editId="552794C6">
             <wp:simplePos x="0" y="0"/>
             <wp:positionH relativeFrom="page">
               <wp:posOffset>2682240</wp:posOffset>
@@ -150,17 +149,17 @@
             <wp:wrapTopAndBottom/>
             <wp:docPr id="1" name="image1.jpeg"/>
             <wp:cNvGraphicFramePr>
-              <a:graphicFrameLocks noChangeAspect="1"/>
+              <a:graphicFrameLocks xmlns:a="http://schemas.openxmlformats.org/drawingml/2006/main" noChangeAspect="1"/>
             </wp:cNvGraphicFramePr>
-            <a:graphic>
+            <a:graphic xmlns:a="http://schemas.openxmlformats.org/drawingml/2006/main">
               <a:graphicData uri="http://schemas.openxmlformats.org/drawingml/2006/picture">
-                <pic:pic>
+                <pic:pic xmlns:pic="http://schemas.openxmlformats.org/drawingml/2006/picture">
                   <pic:nvPicPr>
                     <pic:cNvPr id="2" name="image1.jpeg"/>
                     <pic:cNvPicPr/>
                   </pic:nvPicPr>
                   <pic:blipFill>
-                    <a:blip r:embed="rId5" cstate="print"/>
+                    <a:blip r:embed="rId7" cstate="print"/>
                     <a:stretch>
                       <a:fillRect/>
                     </a:stretch>
@@ -183,7 +182,7 @@
     </w:p>
     <w:p>
       <w:pPr>
-        <w:pStyle w:val="BodyText"/>
+        <w:pStyle w:val="a3"/>
         <w:rPr>
           <w:b w:val="0"/>
           <w:sz w:val="30"/>
@@ -192,7 +191,7 @@
     </w:p>
     <w:p>
       <w:pPr>
-        <w:pStyle w:val="BodyText"/>
+        <w:pStyle w:val="a3"/>
         <w:spacing w:before="5"/>
         <w:rPr>
           <w:b w:val="0"/>
@@ -202,352 +201,308 @@
     </w:p>
     <w:p>
       <w:pPr>
-        <w:pStyle w:val="Title"/>
-      </w:pPr>
-      <w:r>
-        <w:rPr/>
+        <w:pStyle w:val="a4"/>
+      </w:pPr>
+      <w:r>
         <w:t>Звіт</w:t>
       </w:r>
     </w:p>
     <w:p>
       <w:pPr>
+        <w:pStyle w:val="a6"/>
+        <w:spacing w:before="0" w:beforeAutospacing="0" w:after="0" w:afterAutospacing="0"/>
+        <w:jc w:val="center"/>
+      </w:pPr>
+      <w:r>
+        <w:rPr>
+          <w:b/>
+          <w:bCs/>
+          <w:color w:val="000000"/>
+          <w:sz w:val="28"/>
+          <w:szCs w:val="28"/>
+        </w:rPr>
+        <w:t>про виконання лабораторних та практичних робіт блоку № 2</w:t>
+      </w:r>
+    </w:p>
+    <w:p>
+      <w:pPr>
+        <w:pStyle w:val="a6"/>
+        <w:spacing w:before="0" w:beforeAutospacing="0" w:after="0" w:afterAutospacing="0"/>
+        <w:jc w:val="center"/>
+      </w:pPr>
+      <w:r>
+        <w:rPr>
+          <w:color w:val="000000"/>
+          <w:sz w:val="28"/>
+          <w:szCs w:val="28"/>
+        </w:rPr>
+        <w:t>На тему:  «</w:t>
+      </w:r>
+      <w:r>
+        <w:rPr>
+          <w:color w:val="000000"/>
+        </w:rPr>
+        <w:t xml:space="preserve"> </w:t>
+      </w:r>
+      <w:r>
+        <w:rPr>
+          <w:color w:val="000000"/>
+          <w:sz w:val="28"/>
+          <w:szCs w:val="28"/>
+        </w:rPr>
+        <w:t>Лінійні алгоритми. Розгалужені алгоритми. Умовні та логічні оператори. Системи числення. Змінні. Константи. Типи даних. Розмір Типів Даних (Двійкова система). Ввід вивід. Базові операції та вбудовані функції. Коментарі.»</w:t>
+      </w:r>
+    </w:p>
+    <w:p>
+      <w:pPr>
+        <w:pStyle w:val="a6"/>
+        <w:spacing w:before="0" w:beforeAutospacing="0" w:after="0" w:afterAutospacing="0"/>
+        <w:jc w:val="center"/>
+      </w:pPr>
+      <w:r>
+        <w:rPr>
+          <w:b/>
+          <w:bCs/>
+          <w:i/>
+          <w:iCs/>
+          <w:color w:val="000000"/>
+          <w:sz w:val="28"/>
+          <w:szCs w:val="28"/>
+        </w:rPr>
+        <w:t xml:space="preserve">з дисципліни: </w:t>
+      </w:r>
+      <w:r>
+        <w:rPr>
+          <w:color w:val="000000"/>
+          <w:sz w:val="28"/>
+          <w:szCs w:val="28"/>
+        </w:rPr>
+        <w:t>«Мови та парадигми програмування»</w:t>
+      </w:r>
+    </w:p>
+    <w:p>
+      <w:pPr>
+        <w:pStyle w:val="a6"/>
+        <w:spacing w:before="0" w:beforeAutospacing="0" w:after="0" w:afterAutospacing="0"/>
+        <w:jc w:val="center"/>
+      </w:pPr>
+      <w:r>
+        <w:rPr>
+          <w:color w:val="000000"/>
+          <w:sz w:val="28"/>
+          <w:szCs w:val="28"/>
+        </w:rPr>
+        <w:t>до:</w:t>
+      </w:r>
+    </w:p>
+    <w:p>
+      <w:pPr>
+        <w:pStyle w:val="a6"/>
+        <w:spacing w:before="0" w:beforeAutospacing="0" w:after="0" w:afterAutospacing="0"/>
+        <w:jc w:val="center"/>
+      </w:pPr>
+      <w:r>
+        <w:rPr>
+          <w:color w:val="000000"/>
+          <w:sz w:val="28"/>
+          <w:szCs w:val="28"/>
+        </w:rPr>
+        <w:t>ВНС Лабораторної Роботи № 1 </w:t>
+      </w:r>
+    </w:p>
+    <w:p>
+      <w:pPr>
+        <w:pStyle w:val="a6"/>
+        <w:spacing w:before="0" w:beforeAutospacing="0" w:after="0" w:afterAutospacing="0"/>
+        <w:jc w:val="center"/>
+      </w:pPr>
+      <w:proofErr w:type="spellStart"/>
+      <w:r>
+        <w:rPr>
+          <w:color w:val="000000"/>
+          <w:sz w:val="28"/>
+          <w:szCs w:val="28"/>
+        </w:rPr>
+        <w:t>Алготестер</w:t>
+      </w:r>
+      <w:proofErr w:type="spellEnd"/>
+      <w:r>
+        <w:rPr>
+          <w:color w:val="000000"/>
+          <w:sz w:val="28"/>
+          <w:szCs w:val="28"/>
+        </w:rPr>
+        <w:t xml:space="preserve"> Лабораторної Роботи № 1</w:t>
+      </w:r>
+    </w:p>
+    <w:p>
+      <w:pPr>
+        <w:pStyle w:val="a6"/>
+        <w:spacing w:before="0" w:beforeAutospacing="0" w:after="0" w:afterAutospacing="0"/>
+        <w:jc w:val="center"/>
+      </w:pPr>
+      <w:r>
+        <w:rPr>
+          <w:color w:val="000000"/>
+          <w:sz w:val="28"/>
+          <w:szCs w:val="28"/>
+        </w:rPr>
+        <w:t>Практичних Робіт № 2</w:t>
+      </w:r>
+    </w:p>
+    <w:p>
+      <w:pPr>
         <w:spacing w:before="200"/>
-        <w:ind w:left="605" w:right="1333" w:firstLine="0"/>
+        <w:ind w:left="605" w:right="1333"/>
         <w:jc w:val="center"/>
         <w:rPr>
           <w:sz w:val="28"/>
         </w:rPr>
       </w:pPr>
-      <w:r>
-        <w:rPr>
-          <w:sz w:val="28"/>
-        </w:rPr>
-        <w:t>про</w:t>
-      </w:r>
-      <w:r>
-        <w:rPr>
-          <w:spacing w:val="-12"/>
-          <w:sz w:val="28"/>
-        </w:rPr>
-        <w:t> </w:t>
-      </w:r>
-      <w:r>
-        <w:rPr>
-          <w:sz w:val="28"/>
-        </w:rPr>
-        <w:t>виконання</w:t>
-      </w:r>
-    </w:p>
-    <w:p>
-      <w:pPr>
-        <w:pStyle w:val="BodyText"/>
-        <w:spacing w:before="200"/>
-        <w:ind w:left="2406"/>
-      </w:pPr>
-      <w:r>
-        <w:rPr/>
-        <w:t>Лабораторних</w:t>
-      </w:r>
-      <w:r>
-        <w:rPr>
-          <w:spacing w:val="-7"/>
-        </w:rPr>
-        <w:t> </w:t>
-      </w:r>
-      <w:r>
-        <w:rPr/>
-        <w:t>та</w:t>
-      </w:r>
-      <w:r>
-        <w:rPr>
-          <w:spacing w:val="-6"/>
-        </w:rPr>
-        <w:t> </w:t>
-      </w:r>
-      <w:r>
-        <w:rPr/>
-        <w:t>практичних</w:t>
-      </w:r>
-      <w:r>
-        <w:rPr>
-          <w:spacing w:val="-7"/>
-        </w:rPr>
-        <w:t> </w:t>
-      </w:r>
-      <w:r>
-        <w:rPr/>
-        <w:t>робіт</w:t>
-      </w:r>
-      <w:r>
-        <w:rPr>
-          <w:spacing w:val="-6"/>
-        </w:rPr>
-        <w:t> </w:t>
-      </w:r>
-      <w:r>
-        <w:rPr/>
-        <w:t>№</w:t>
-      </w:r>
-      <w:r>
-        <w:rPr>
-          <w:spacing w:val="-6"/>
-        </w:rPr>
-        <w:t> </w:t>
-      </w:r>
-      <w:r>
-        <w:rPr/>
-        <w:t>2</w:t>
-      </w:r>
-    </w:p>
-    <w:p>
-      <w:pPr>
-        <w:spacing w:before="200"/>
-        <w:ind w:left="605" w:right="1333" w:firstLine="0"/>
-        <w:jc w:val="center"/>
-        <w:rPr>
-          <w:sz w:val="28"/>
-        </w:rPr>
-      </w:pPr>
-      <w:r>
+    </w:p>
+    <w:p>
+      <w:pPr>
+        <w:pStyle w:val="a3"/>
+        <w:rPr>
+          <w:b w:val="0"/>
+          <w:sz w:val="30"/>
+        </w:rPr>
+      </w:pPr>
+    </w:p>
+    <w:p>
+      <w:pPr>
+        <w:pStyle w:val="a3"/>
+        <w:rPr>
+          <w:b w:val="0"/>
+          <w:sz w:val="30"/>
+        </w:rPr>
+      </w:pPr>
+    </w:p>
+    <w:p>
+      <w:pPr>
+        <w:pStyle w:val="a3"/>
+        <w:rPr>
+          <w:b w:val="0"/>
+          <w:sz w:val="30"/>
+        </w:rPr>
+      </w:pPr>
+    </w:p>
+    <w:p>
+      <w:pPr>
+        <w:pStyle w:val="a3"/>
+        <w:spacing w:before="2"/>
+        <w:rPr>
+          <w:b w:val="0"/>
+          <w:sz w:val="32"/>
+        </w:rPr>
+      </w:pPr>
+    </w:p>
+    <w:p>
+      <w:pPr>
+        <w:ind w:right="842"/>
+        <w:jc w:val="right"/>
         <w:rPr>
           <w:b/>
           <w:i/>
           <w:sz w:val="28"/>
         </w:rPr>
-        <w:t>з</w:t>
-      </w:r>
-      <w:r>
-        <w:rPr>
-          <w:b/>
-          <w:i/>
-          <w:spacing w:val="-9"/>
-          <w:sz w:val="28"/>
-        </w:rPr>
-        <w:t> </w:t>
-      </w:r>
+      </w:pPr>
       <w:r>
         <w:rPr>
           <w:b/>
           <w:i/>
           <w:sz w:val="28"/>
         </w:rPr>
-        <w:t>дисципліни:</w:t>
-      </w:r>
-      <w:r>
-        <w:rPr>
-          <w:b/>
-          <w:i/>
-          <w:spacing w:val="-8"/>
+        <w:t>Виконав:</w:t>
+      </w:r>
+    </w:p>
+    <w:p>
+      <w:pPr>
+        <w:spacing w:before="200" w:line="388" w:lineRule="auto"/>
+        <w:ind w:left="6419" w:right="842" w:firstLine="1133"/>
+        <w:jc w:val="right"/>
+        <w:rPr>
           <w:sz w:val="28"/>
         </w:rPr>
-        <w:t> </w:t>
-      </w:r>
-      <w:r>
-        <w:rPr>
+      </w:pPr>
+      <w:r>
+        <w:rPr>
+          <w:spacing w:val="-1"/>
           <w:sz w:val="28"/>
         </w:rPr>
-        <w:t>«Мови</w:t>
-      </w:r>
-      <w:r>
-        <w:rPr>
-          <w:spacing w:val="-8"/>
+        <w:t>студент</w:t>
+      </w:r>
+      <w:r>
+        <w:rPr>
+          <w:spacing w:val="-15"/>
           <w:sz w:val="28"/>
         </w:rPr>
-        <w:t> </w:t>
+        <w:t xml:space="preserve"> </w:t>
       </w:r>
       <w:r>
         <w:rPr>
           <w:sz w:val="28"/>
         </w:rPr>
-        <w:t>та</w:t>
-      </w:r>
-      <w:r>
-        <w:rPr>
-          <w:spacing w:val="-8"/>
+        <w:t>групи</w:t>
+      </w:r>
+      <w:r>
+        <w:rPr>
+          <w:spacing w:val="-14"/>
           <w:sz w:val="28"/>
         </w:rPr>
-        <w:t> </w:t>
+        <w:t xml:space="preserve"> </w:t>
       </w:r>
       <w:r>
         <w:rPr>
           <w:sz w:val="28"/>
         </w:rPr>
-        <w:t>парадигми</w:t>
-      </w:r>
-      <w:r>
-        <w:rPr>
-          <w:spacing w:val="-8"/>
+        <w:t>ШІ-12</w:t>
+      </w:r>
+      <w:r>
+        <w:rPr>
+          <w:spacing w:val="-67"/>
           <w:sz w:val="28"/>
         </w:rPr>
-        <w:t> </w:t>
-      </w:r>
+        <w:t xml:space="preserve"> </w:t>
+      </w:r>
+      <w:proofErr w:type="spellStart"/>
       <w:r>
         <w:rPr>
           <w:sz w:val="28"/>
         </w:rPr>
-        <w:t>програмування»</w:t>
-      </w:r>
-    </w:p>
-    <w:p>
-      <w:pPr>
-        <w:spacing w:before="200"/>
-        <w:ind w:left="605" w:right="1333" w:firstLine="0"/>
-        <w:jc w:val="center"/>
-        <w:rPr>
+        <w:t>Пушак</w:t>
+      </w:r>
+      <w:proofErr w:type="spellEnd"/>
+      <w:r>
+        <w:rPr>
+          <w:spacing w:val="-12"/>
           <w:sz w:val="28"/>
         </w:rPr>
-      </w:pPr>
-      <w:r>
-        <w:rPr>
-          <w:b/>
-          <w:i/>
+        <w:t xml:space="preserve"> </w:t>
+      </w:r>
+      <w:r>
+        <w:rPr>
           <w:sz w:val="28"/>
         </w:rPr>
-        <w:t>з</w:t>
-      </w:r>
-      <w:r>
-        <w:rPr>
-          <w:b/>
-          <w:i/>
-          <w:spacing w:val="-8"/>
+        <w:t>Владислав</w:t>
+      </w:r>
+      <w:r>
+        <w:rPr>
+          <w:spacing w:val="-11"/>
           <w:sz w:val="28"/>
         </w:rPr>
-        <w:t> </w:t>
-      </w:r>
-      <w:r>
-        <w:rPr>
-          <w:b/>
-          <w:i/>
+        <w:t xml:space="preserve"> </w:t>
+      </w:r>
+      <w:r>
+        <w:rPr>
           <w:sz w:val="28"/>
         </w:rPr>
-        <w:t>розділу</w:t>
-      </w:r>
-      <w:r>
-        <w:rPr>
-          <w:sz w:val="28"/>
-        </w:rPr>
-        <w:t>:</w:t>
-      </w:r>
-      <w:r>
-        <w:rPr>
-          <w:spacing w:val="55"/>
-          <w:sz w:val="28"/>
-        </w:rPr>
-        <w:t> </w:t>
-      </w:r>
-      <w:r>
-        <w:rPr>
-          <w:sz w:val="28"/>
-        </w:rPr>
-        <w:t>«</w:t>
-      </w:r>
-      <w:r>
-        <w:rPr>
-          <w:sz w:val="24"/>
-        </w:rPr>
-        <w:t>Лінійні</w:t>
-      </w:r>
-      <w:r>
-        <w:rPr>
-          <w:spacing w:val="-6"/>
-          <w:sz w:val="24"/>
-        </w:rPr>
-        <w:t> </w:t>
-      </w:r>
-      <w:r>
-        <w:rPr>
-          <w:sz w:val="24"/>
-        </w:rPr>
-        <w:t>та</w:t>
-      </w:r>
-      <w:r>
-        <w:rPr>
-          <w:spacing w:val="-6"/>
-          <w:sz w:val="24"/>
-        </w:rPr>
-        <w:t> </w:t>
-      </w:r>
-      <w:r>
-        <w:rPr>
-          <w:sz w:val="24"/>
-        </w:rPr>
-        <w:t>розгалужені</w:t>
-      </w:r>
-      <w:r>
-        <w:rPr>
-          <w:spacing w:val="-6"/>
-          <w:sz w:val="24"/>
-        </w:rPr>
-        <w:t> </w:t>
-      </w:r>
-      <w:r>
-        <w:rPr>
-          <w:sz w:val="24"/>
-        </w:rPr>
-        <w:t>алгоритми.</w:t>
-      </w:r>
-      <w:r>
-        <w:rPr>
-          <w:spacing w:val="-6"/>
-          <w:sz w:val="24"/>
-        </w:rPr>
-        <w:t> </w:t>
-      </w:r>
-      <w:r>
-        <w:rPr>
-          <w:sz w:val="24"/>
-        </w:rPr>
-        <w:t>Умовні</w:t>
-      </w:r>
-      <w:r>
-        <w:rPr>
-          <w:spacing w:val="-6"/>
-          <w:sz w:val="24"/>
-        </w:rPr>
-        <w:t> </w:t>
-      </w:r>
-      <w:r>
-        <w:rPr>
-          <w:sz w:val="24"/>
-        </w:rPr>
-        <w:t>оператори.</w:t>
-      </w:r>
-      <w:r>
-        <w:rPr>
-          <w:spacing w:val="-6"/>
-          <w:sz w:val="24"/>
-        </w:rPr>
-        <w:t> </w:t>
-      </w:r>
-      <w:r>
-        <w:rPr>
-          <w:sz w:val="24"/>
-        </w:rPr>
-        <w:t>Константи,</w:t>
-      </w:r>
-      <w:r>
-        <w:rPr>
-          <w:spacing w:val="-6"/>
-          <w:sz w:val="24"/>
-        </w:rPr>
-        <w:t> </w:t>
-      </w:r>
-      <w:r>
-        <w:rPr>
-          <w:sz w:val="24"/>
-        </w:rPr>
-        <w:t>змінні</w:t>
-      </w:r>
-      <w:r>
-        <w:rPr>
-          <w:sz w:val="28"/>
-        </w:rPr>
-        <w:t>»</w:t>
-      </w:r>
-    </w:p>
-    <w:p>
-      <w:pPr>
-        <w:pStyle w:val="BodyText"/>
+        <w:t>Русланович</w:t>
+      </w:r>
+    </w:p>
+    <w:p>
+      <w:pPr>
+        <w:pStyle w:val="a3"/>
         <w:rPr>
           <w:b w:val="0"/>
           <w:sz w:val="30"/>
@@ -556,7 +511,7 @@
     </w:p>
     <w:p>
       <w:pPr>
-        <w:pStyle w:val="BodyText"/>
+        <w:pStyle w:val="a3"/>
         <w:rPr>
           <w:b w:val="0"/>
           <w:sz w:val="30"/>
@@ -565,7 +520,7 @@
     </w:p>
     <w:p>
       <w:pPr>
-        <w:pStyle w:val="BodyText"/>
+        <w:pStyle w:val="a3"/>
         <w:rPr>
           <w:b w:val="0"/>
           <w:sz w:val="30"/>
@@ -574,119 +529,7 @@
     </w:p>
     <w:p>
       <w:pPr>
-        <w:pStyle w:val="BodyText"/>
-        <w:spacing w:before="2"/>
-        <w:rPr>
-          <w:b w:val="0"/>
-          <w:sz w:val="32"/>
-        </w:rPr>
-      </w:pPr>
-    </w:p>
-    <w:p>
-      <w:pPr>
-        <w:spacing w:before="0"/>
-        <w:ind w:left="0" w:right="842" w:firstLine="0"/>
-        <w:jc w:val="right"/>
-        <w:rPr>
-          <w:b/>
-          <w:i/>
-          <w:sz w:val="28"/>
-        </w:rPr>
-      </w:pPr>
-      <w:r>
-        <w:rPr>
-          <w:b/>
-          <w:i/>
-          <w:sz w:val="28"/>
-        </w:rPr>
-        <w:t>Виконав:</w:t>
-      </w:r>
-    </w:p>
-    <w:p>
-      <w:pPr>
-        <w:spacing w:line="388" w:lineRule="auto" w:before="200"/>
-        <w:ind w:left="6419" w:right="842" w:firstLine="1133"/>
-        <w:jc w:val="right"/>
-        <w:rPr>
-          <w:sz w:val="28"/>
-        </w:rPr>
-      </w:pPr>
-      <w:r>
-        <w:rPr>
-          <w:spacing w:val="-1"/>
-          <w:sz w:val="28"/>
-        </w:rPr>
-        <w:t>студент</w:t>
-      </w:r>
-      <w:r>
-        <w:rPr>
-          <w:spacing w:val="-15"/>
-          <w:sz w:val="28"/>
-        </w:rPr>
-        <w:t> </w:t>
-      </w:r>
-      <w:r>
-        <w:rPr>
-          <w:sz w:val="28"/>
-        </w:rPr>
-        <w:t>групи</w:t>
-      </w:r>
-      <w:r>
-        <w:rPr>
-          <w:spacing w:val="-14"/>
-          <w:sz w:val="28"/>
-        </w:rPr>
-        <w:t> </w:t>
-      </w:r>
-      <w:r>
-        <w:rPr>
-          <w:sz w:val="28"/>
-        </w:rPr>
-        <w:t>ШІ-12</w:t>
-      </w:r>
-      <w:r>
-        <w:rPr>
-          <w:spacing w:val="-67"/>
-          <w:sz w:val="28"/>
-        </w:rPr>
-        <w:t> </w:t>
-      </w:r>
-      <w:r>
-        <w:rPr>
-          <w:sz w:val="28"/>
-        </w:rPr>
-        <w:t>Пушак</w:t>
-      </w:r>
-      <w:r>
-        <w:rPr>
-          <w:spacing w:val="-12"/>
-          <w:sz w:val="28"/>
-        </w:rPr>
-        <w:t> </w:t>
-      </w:r>
-      <w:r>
-        <w:rPr>
-          <w:sz w:val="28"/>
-        </w:rPr>
-        <w:t>Владислав</w:t>
-      </w:r>
-      <w:r>
-        <w:rPr>
-          <w:spacing w:val="-11"/>
-          <w:sz w:val="28"/>
-        </w:rPr>
-        <w:t> </w:t>
-      </w:r>
-      <w:r>
-        <w:rPr>
-          <w:sz w:val="28"/>
-        </w:rPr>
-        <w:t>Русланович</w:t>
-      </w:r>
-    </w:p>
-    <w:p>
-      <w:pPr>
-        <w:pStyle w:val="BodyText"/>
+        <w:pStyle w:val="a3"/>
         <w:rPr>
           <w:b w:val="0"/>
           <w:sz w:val="30"/>
@@ -695,7 +538,7 @@
     </w:p>
     <w:p>
       <w:pPr>
-        <w:pStyle w:val="BodyText"/>
+        <w:pStyle w:val="a3"/>
         <w:rPr>
           <w:b w:val="0"/>
           <w:sz w:val="30"/>
@@ -704,7 +547,7 @@
     </w:p>
     <w:p>
       <w:pPr>
-        <w:pStyle w:val="BodyText"/>
+        <w:pStyle w:val="a3"/>
         <w:rPr>
           <w:b w:val="0"/>
           <w:sz w:val="30"/>
@@ -713,7 +556,7 @@
     </w:p>
     <w:p>
       <w:pPr>
-        <w:pStyle w:val="BodyText"/>
+        <w:pStyle w:val="a3"/>
         <w:rPr>
           <w:b w:val="0"/>
           <w:sz w:val="30"/>
@@ -722,7 +565,7 @@
     </w:p>
     <w:p>
       <w:pPr>
-        <w:pStyle w:val="BodyText"/>
+        <w:pStyle w:val="a3"/>
         <w:rPr>
           <w:b w:val="0"/>
           <w:sz w:val="30"/>
@@ -731,34 +574,7 @@
     </w:p>
     <w:p>
       <w:pPr>
-        <w:pStyle w:val="BodyText"/>
-        <w:rPr>
-          <w:b w:val="0"/>
-          <w:sz w:val="30"/>
-        </w:rPr>
-      </w:pPr>
-    </w:p>
-    <w:p>
-      <w:pPr>
-        <w:pStyle w:val="BodyText"/>
-        <w:rPr>
-          <w:b w:val="0"/>
-          <w:sz w:val="30"/>
-        </w:rPr>
-      </w:pPr>
-    </w:p>
-    <w:p>
-      <w:pPr>
-        <w:pStyle w:val="BodyText"/>
-        <w:rPr>
-          <w:b w:val="0"/>
-          <w:sz w:val="30"/>
-        </w:rPr>
-      </w:pPr>
-    </w:p>
-    <w:p>
-      <w:pPr>
-        <w:pStyle w:val="BodyText"/>
+        <w:pStyle w:val="a3"/>
         <w:spacing w:before="10"/>
         <w:rPr>
           <w:b w:val="0"/>
@@ -768,8 +584,7 @@
     </w:p>
     <w:p>
       <w:pPr>
-        <w:spacing w:before="0"/>
-        <w:ind w:left="605" w:right="1333" w:firstLine="0"/>
+        <w:ind w:left="605" w:right="1333"/>
         <w:jc w:val="center"/>
         <w:rPr>
           <w:sz w:val="28"/>
@@ -786,7 +601,7 @@
           <w:spacing w:val="-4"/>
           <w:sz w:val="28"/>
         </w:rPr>
-        <w:t> </w:t>
+        <w:t xml:space="preserve"> </w:t>
       </w:r>
       <w:r>
         <w:rPr>
@@ -797,7 +612,6 @@
     </w:p>
     <w:p>
       <w:pPr>
-        <w:spacing w:after="0"/>
         <w:jc w:val="center"/>
         <w:rPr>
           <w:sz w:val="28"/>
@@ -805,35 +619,34 @@
         <w:sectPr>
           <w:type w:val="continuous"/>
           <w:pgSz w:w="11920" w:h="16840"/>
-          <w:pgMar w:top="1060" w:bottom="280" w:left="1020" w:right="20"/>
+          <w:pgMar w:top="1060" w:right="20" w:bottom="280" w:left="1020" w:header="708" w:footer="708" w:gutter="0"/>
+          <w:cols w:space="720"/>
         </w:sectPr>
       </w:pPr>
     </w:p>
     <w:p>
       <w:pPr>
-        <w:pStyle w:val="Heading1"/>
+        <w:pStyle w:val="1"/>
         <w:spacing w:before="74"/>
       </w:pPr>
       <w:r>
-        <w:rPr/>
+        <w:lastRenderedPageBreak/>
         <w:t>Тема</w:t>
       </w:r>
       <w:r>
         <w:rPr>
           <w:spacing w:val="-15"/>
         </w:rPr>
-        <w:t> </w:t>
-      </w:r>
-      <w:r>
-        <w:rPr/>
+        <w:t xml:space="preserve"> </w:t>
+      </w:r>
+      <w:r>
         <w:t>роботи:</w:t>
       </w:r>
     </w:p>
     <w:p>
       <w:pPr>
         <w:spacing w:before="55"/>
-        <w:ind w:left="113" w:right="0" w:firstLine="0"/>
-        <w:jc w:val="left"/>
+        <w:ind w:left="113"/>
         <w:rPr>
           <w:sz w:val="24"/>
         </w:rPr>
@@ -849,7 +662,7 @@
           <w:spacing w:val="-7"/>
           <w:sz w:val="24"/>
         </w:rPr>
-        <w:t> </w:t>
+        <w:t xml:space="preserve"> </w:t>
       </w:r>
       <w:r>
         <w:rPr>
@@ -862,7 +675,7 @@
           <w:spacing w:val="-7"/>
           <w:sz w:val="24"/>
         </w:rPr>
-        <w:t> </w:t>
+        <w:t xml:space="preserve"> </w:t>
       </w:r>
       <w:r>
         <w:rPr>
@@ -875,7 +688,7 @@
           <w:spacing w:val="-6"/>
           <w:sz w:val="24"/>
         </w:rPr>
-        <w:t> </w:t>
+        <w:t xml:space="preserve"> </w:t>
       </w:r>
       <w:r>
         <w:rPr>
@@ -888,7 +701,7 @@
           <w:spacing w:val="-7"/>
           <w:sz w:val="24"/>
         </w:rPr>
-        <w:t> </w:t>
+        <w:t xml:space="preserve"> </w:t>
       </w:r>
       <w:r>
         <w:rPr>
@@ -901,7 +714,7 @@
           <w:spacing w:val="-6"/>
           <w:sz w:val="24"/>
         </w:rPr>
-        <w:t> </w:t>
+        <w:t xml:space="preserve"> </w:t>
       </w:r>
       <w:r>
         <w:rPr>
@@ -914,7 +727,7 @@
           <w:spacing w:val="-7"/>
           <w:sz w:val="24"/>
         </w:rPr>
-        <w:t> </w:t>
+        <w:t xml:space="preserve"> </w:t>
       </w:r>
       <w:r>
         <w:rPr>
@@ -927,7 +740,7 @@
           <w:spacing w:val="-7"/>
           <w:sz w:val="24"/>
         </w:rPr>
-        <w:t> </w:t>
+        <w:t xml:space="preserve"> </w:t>
       </w:r>
       <w:r>
         <w:rPr>
@@ -938,7 +751,7 @@
     </w:p>
     <w:p>
       <w:pPr>
-        <w:pStyle w:val="BodyText"/>
+        <w:pStyle w:val="a3"/>
         <w:spacing w:before="5"/>
         <w:rPr>
           <w:b w:val="0"/>
@@ -948,28 +761,25 @@
     </w:p>
     <w:p>
       <w:pPr>
-        <w:pStyle w:val="Heading1"/>
-      </w:pPr>
-      <w:r>
-        <w:rPr/>
+        <w:pStyle w:val="1"/>
+      </w:pPr>
+      <w:r>
         <w:t>Мета</w:t>
       </w:r>
       <w:r>
         <w:rPr>
           <w:spacing w:val="-9"/>
         </w:rPr>
-        <w:t> </w:t>
-      </w:r>
-      <w:r>
-        <w:rPr/>
+        <w:t xml:space="preserve"> </w:t>
+      </w:r>
+      <w:r>
         <w:t>роботи:</w:t>
       </w:r>
     </w:p>
     <w:p>
       <w:pPr>
         <w:spacing w:before="56"/>
-        <w:ind w:left="113" w:right="0" w:firstLine="0"/>
-        <w:jc w:val="left"/>
+        <w:ind w:left="113"/>
         <w:rPr>
           <w:sz w:val="24"/>
         </w:rPr>
@@ -985,7 +795,7 @@
           <w:spacing w:val="-8"/>
           <w:sz w:val="24"/>
         </w:rPr>
-        <w:t> </w:t>
+        <w:t xml:space="preserve"> </w:t>
       </w:r>
       <w:r>
         <w:rPr>
@@ -998,7 +808,7 @@
           <w:spacing w:val="-7"/>
           <w:sz w:val="24"/>
         </w:rPr>
-        <w:t> </w:t>
+        <w:t xml:space="preserve"> </w:t>
       </w:r>
       <w:r>
         <w:rPr>
@@ -1011,7 +821,7 @@
           <w:spacing w:val="-8"/>
           <w:sz w:val="24"/>
         </w:rPr>
-        <w:t> </w:t>
+        <w:t xml:space="preserve"> </w:t>
       </w:r>
       <w:r>
         <w:rPr>
@@ -1024,7 +834,7 @@
           <w:spacing w:val="-7"/>
           <w:sz w:val="24"/>
         </w:rPr>
-        <w:t> </w:t>
+        <w:t xml:space="preserve"> </w:t>
       </w:r>
       <w:r>
         <w:rPr>
@@ -1037,7 +847,7 @@
           <w:spacing w:val="-8"/>
           <w:sz w:val="24"/>
         </w:rPr>
-        <w:t> </w:t>
+        <w:t xml:space="preserve"> </w:t>
       </w:r>
       <w:r>
         <w:rPr>
@@ -1048,7 +858,7 @@
     </w:p>
     <w:p>
       <w:pPr>
-        <w:pStyle w:val="BodyText"/>
+        <w:pStyle w:val="a3"/>
         <w:rPr>
           <w:b w:val="0"/>
           <w:sz w:val="26"/>
@@ -1057,7 +867,7 @@
     </w:p>
     <w:p>
       <w:pPr>
-        <w:pStyle w:val="BodyText"/>
+        <w:pStyle w:val="a3"/>
         <w:rPr>
           <w:b w:val="0"/>
           <w:sz w:val="26"/>
@@ -1066,7 +876,7 @@
     </w:p>
     <w:p>
       <w:pPr>
-        <w:pStyle w:val="BodyText"/>
+        <w:pStyle w:val="a3"/>
         <w:rPr>
           <w:b w:val="0"/>
           <w:sz w:val="26"/>
@@ -1075,7 +885,7 @@
     </w:p>
     <w:p>
       <w:pPr>
-        <w:pStyle w:val="BodyText"/>
+        <w:pStyle w:val="a3"/>
         <w:rPr>
           <w:b w:val="0"/>
           <w:sz w:val="26"/>
@@ -1084,27 +894,25 @@
     </w:p>
     <w:p>
       <w:pPr>
-        <w:pStyle w:val="Heading1"/>
+        <w:pStyle w:val="1"/>
         <w:spacing w:before="173"/>
       </w:pPr>
       <w:r>
-        <w:rPr/>
         <w:t>Теоретичні</w:t>
       </w:r>
       <w:r>
         <w:rPr>
           <w:spacing w:val="-19"/>
         </w:rPr>
-        <w:t> </w:t>
-      </w:r>
-      <w:r>
-        <w:rPr/>
+        <w:t xml:space="preserve"> </w:t>
+      </w:r>
+      <w:r>
         <w:t>відомості:</w:t>
       </w:r>
     </w:p>
     <w:p>
       <w:pPr>
-        <w:pStyle w:val="BodyText"/>
+        <w:pStyle w:val="a3"/>
         <w:rPr>
           <w:sz w:val="34"/>
         </w:rPr>
@@ -1112,350 +920,468 @@
     </w:p>
     <w:p>
       <w:pPr>
-        <w:pStyle w:val="BodyText"/>
+        <w:pStyle w:val="a3"/>
         <w:spacing w:before="234"/>
         <w:ind w:left="113"/>
       </w:pPr>
       <w:r>
-        <w:rPr/>
         <w:t>Тема</w:t>
       </w:r>
       <w:r>
         <w:rPr>
           <w:spacing w:val="-9"/>
         </w:rPr>
-        <w:t> </w:t>
-      </w:r>
-      <w:r>
-        <w:rPr/>
+        <w:t xml:space="preserve"> </w:t>
+      </w:r>
+      <w:r>
         <w:t>№1:</w:t>
       </w:r>
       <w:r>
         <w:rPr>
           <w:spacing w:val="-8"/>
         </w:rPr>
-        <w:t> </w:t>
-      </w:r>
-      <w:r>
-        <w:rPr/>
+        <w:t xml:space="preserve"> </w:t>
+      </w:r>
+      <w:proofErr w:type="spellStart"/>
+      <w:r>
         <w:t>Theory</w:t>
       </w:r>
+      <w:proofErr w:type="spellEnd"/>
       <w:r>
         <w:rPr>
           <w:spacing w:val="-8"/>
         </w:rPr>
-        <w:t> </w:t>
-      </w:r>
-      <w:r>
-        <w:rPr/>
+        <w:t xml:space="preserve"> </w:t>
+      </w:r>
+      <w:proofErr w:type="spellStart"/>
+      <w:r>
         <w:t>Education</w:t>
       </w:r>
+      <w:proofErr w:type="spellEnd"/>
       <w:r>
         <w:rPr>
           <w:spacing w:val="-9"/>
         </w:rPr>
-        <w:t> </w:t>
-      </w:r>
-      <w:r>
-        <w:rPr/>
+        <w:t xml:space="preserve"> </w:t>
+      </w:r>
+      <w:proofErr w:type="spellStart"/>
+      <w:r>
         <w:t>Activities</w:t>
       </w:r>
-    </w:p>
-    <w:p>
-      <w:pPr>
-        <w:pStyle w:val="BodyText"/>
-        <w:spacing w:line="360" w:lineRule="auto" w:before="248"/>
+      <w:proofErr w:type="spellEnd"/>
+    </w:p>
+    <w:p>
+      <w:pPr>
+        <w:pStyle w:val="a3"/>
+        <w:spacing w:before="248" w:line="360" w:lineRule="auto"/>
         <w:ind w:left="113" w:right="719"/>
       </w:pPr>
       <w:r>
-        <w:rPr/>
         <w:t>Тема</w:t>
       </w:r>
       <w:r>
         <w:rPr>
           <w:spacing w:val="-8"/>
         </w:rPr>
-        <w:t> </w:t>
-      </w:r>
-      <w:r>
-        <w:rPr/>
+        <w:t xml:space="preserve"> </w:t>
+      </w:r>
+      <w:r>
         <w:t>№2:</w:t>
       </w:r>
       <w:r>
         <w:rPr>
           <w:spacing w:val="56"/>
         </w:rPr>
-        <w:t> </w:t>
-      </w:r>
-      <w:r>
-        <w:rPr/>
+        <w:t xml:space="preserve"> </w:t>
+      </w:r>
+      <w:proofErr w:type="spellStart"/>
+      <w:r>
         <w:t>Requirements</w:t>
       </w:r>
+      <w:proofErr w:type="spellEnd"/>
       <w:r>
         <w:rPr>
           <w:spacing w:val="-8"/>
         </w:rPr>
-        <w:t> </w:t>
-      </w:r>
-      <w:r>
-        <w:rPr/>
+        <w:t xml:space="preserve"> </w:t>
+      </w:r>
+      <w:proofErr w:type="spellStart"/>
+      <w:r>
         <w:t>management</w:t>
       </w:r>
+      <w:proofErr w:type="spellEnd"/>
       <w:r>
         <w:rPr>
           <w:spacing w:val="-7"/>
         </w:rPr>
-        <w:t> </w:t>
-      </w:r>
-      <w:r>
-        <w:rPr/>
+        <w:t xml:space="preserve"> </w:t>
+      </w:r>
+      <w:proofErr w:type="spellStart"/>
+      <w:r>
         <w:t>and</w:t>
       </w:r>
+      <w:proofErr w:type="spellEnd"/>
       <w:r>
         <w:rPr>
           <w:spacing w:val="-8"/>
         </w:rPr>
-        <w:t> </w:t>
-      </w:r>
-      <w:r>
-        <w:rPr/>
+        <w:t xml:space="preserve"> </w:t>
+      </w:r>
+      <w:proofErr w:type="spellStart"/>
+      <w:r>
         <w:t>design</w:t>
       </w:r>
+      <w:proofErr w:type="spellEnd"/>
       <w:r>
         <w:rPr>
           <w:spacing w:val="-7"/>
         </w:rPr>
-        <w:t> </w:t>
-      </w:r>
-      <w:r>
-        <w:rPr/>
+        <w:t xml:space="preserve"> </w:t>
+      </w:r>
+      <w:proofErr w:type="spellStart"/>
+      <w:r>
         <w:t>activities</w:t>
       </w:r>
+      <w:proofErr w:type="spellEnd"/>
       <w:r>
         <w:rPr>
           <w:spacing w:val="-8"/>
         </w:rPr>
-        <w:t> </w:t>
-      </w:r>
-      <w:r>
-        <w:rPr/>
+        <w:t xml:space="preserve"> </w:t>
+      </w:r>
+      <w:proofErr w:type="spellStart"/>
+      <w:r>
         <w:t>with</w:t>
       </w:r>
+      <w:proofErr w:type="spellEnd"/>
       <w:r>
         <w:rPr>
           <w:spacing w:val="56"/>
         </w:rPr>
-        <w:t> </w:t>
-      </w:r>
-      <w:r>
-        <w:rPr/>
+        <w:t xml:space="preserve"> </w:t>
+      </w:r>
+      <w:r>
         <w:t>Draw.io</w:t>
       </w:r>
       <w:r>
         <w:rPr>
           <w:spacing w:val="56"/>
         </w:rPr>
-        <w:t> </w:t>
-      </w:r>
-      <w:r>
-        <w:rPr/>
+        <w:t xml:space="preserve"> </w:t>
+      </w:r>
+      <w:proofErr w:type="spellStart"/>
+      <w:r>
         <w:t>and</w:t>
       </w:r>
+      <w:proofErr w:type="spellEnd"/>
       <w:r>
         <w:rPr>
           <w:spacing w:val="-67"/>
         </w:rPr>
-        <w:t> </w:t>
-      </w:r>
-      <w:r>
-        <w:rPr/>
+        <w:t xml:space="preserve"> </w:t>
+      </w:r>
+      <w:proofErr w:type="spellStart"/>
+      <w:r>
         <w:t>Google</w:t>
       </w:r>
+      <w:proofErr w:type="spellEnd"/>
       <w:r>
         <w:rPr>
           <w:spacing w:val="-2"/>
         </w:rPr>
-        <w:t> </w:t>
-      </w:r>
-      <w:r>
-        <w:rPr/>
+        <w:t xml:space="preserve"> </w:t>
+      </w:r>
+      <w:proofErr w:type="spellStart"/>
+      <w:r>
         <w:t>Docs</w:t>
       </w:r>
-    </w:p>
-    <w:p>
-      <w:pPr>
-        <w:pStyle w:val="BodyText"/>
-        <w:spacing w:line="448" w:lineRule="auto" w:before="120"/>
+      <w:proofErr w:type="spellEnd"/>
+    </w:p>
+    <w:p>
+      <w:pPr>
+        <w:pStyle w:val="a3"/>
+        <w:spacing w:before="120" w:line="448" w:lineRule="auto"/>
         <w:ind w:left="113" w:right="4151"/>
       </w:pPr>
       <w:r>
-        <w:rPr/>
-        <w:t>Тема №3: Lab# programming: VNS Lab 1 Task 1</w:t>
+        <w:t xml:space="preserve">Тема №3: </w:t>
+      </w:r>
+      <w:proofErr w:type="spellStart"/>
+      <w:r>
+        <w:t>Lab</w:t>
+      </w:r>
+      <w:proofErr w:type="spellEnd"/>
+      <w:r>
+        <w:t xml:space="preserve"># </w:t>
+      </w:r>
+      <w:proofErr w:type="spellStart"/>
+      <w:r>
+        <w:t>programming</w:t>
+      </w:r>
+      <w:proofErr w:type="spellEnd"/>
+      <w:r>
+        <w:t xml:space="preserve">: VNS </w:t>
+      </w:r>
+      <w:proofErr w:type="spellStart"/>
+      <w:r>
+        <w:t>Lab</w:t>
+      </w:r>
+      <w:proofErr w:type="spellEnd"/>
+      <w:r>
+        <w:t xml:space="preserve"> 1 </w:t>
+      </w:r>
+      <w:proofErr w:type="spellStart"/>
+      <w:r>
+        <w:t>Task</w:t>
+      </w:r>
+      <w:proofErr w:type="spellEnd"/>
+      <w:r>
+        <w:t xml:space="preserve"> 1</w:t>
       </w:r>
       <w:r>
         <w:rPr>
           <w:spacing w:val="1"/>
         </w:rPr>
-        <w:t> </w:t>
-      </w:r>
-      <w:r>
-        <w:rPr/>
-        <w:t>Тема №4: Lab# programming: VNS Lab 1 Task 2</w:t>
+        <w:t xml:space="preserve"> </w:t>
+      </w:r>
+      <w:r>
+        <w:t xml:space="preserve">Тема №4: </w:t>
+      </w:r>
+      <w:proofErr w:type="spellStart"/>
+      <w:r>
+        <w:t>Lab</w:t>
+      </w:r>
+      <w:proofErr w:type="spellEnd"/>
+      <w:r>
+        <w:t xml:space="preserve"># </w:t>
+      </w:r>
+      <w:proofErr w:type="spellStart"/>
+      <w:r>
+        <w:t>programming</w:t>
+      </w:r>
+      <w:proofErr w:type="spellEnd"/>
+      <w:r>
+        <w:t xml:space="preserve">: VNS </w:t>
+      </w:r>
+      <w:proofErr w:type="spellStart"/>
+      <w:r>
+        <w:t>Lab</w:t>
+      </w:r>
+      <w:proofErr w:type="spellEnd"/>
+      <w:r>
+        <w:t xml:space="preserve"> 1 </w:t>
+      </w:r>
+      <w:proofErr w:type="spellStart"/>
+      <w:r>
+        <w:t>Task</w:t>
+      </w:r>
+      <w:proofErr w:type="spellEnd"/>
+      <w:r>
+        <w:t xml:space="preserve"> 2</w:t>
       </w:r>
       <w:r>
         <w:rPr>
           <w:spacing w:val="1"/>
         </w:rPr>
-        <w:t> </w:t>
-      </w:r>
-      <w:r>
-        <w:rPr/>
-        <w:t>Тема №6 Lab# programming: Algotester Lab 1v3</w:t>
+        <w:t xml:space="preserve"> </w:t>
+      </w:r>
+      <w:r>
+        <w:t xml:space="preserve">Тема №6 </w:t>
+      </w:r>
+      <w:proofErr w:type="spellStart"/>
+      <w:r>
+        <w:t>Lab</w:t>
+      </w:r>
+      <w:proofErr w:type="spellEnd"/>
+      <w:r>
+        <w:t xml:space="preserve"># </w:t>
+      </w:r>
+      <w:proofErr w:type="spellStart"/>
+      <w:r>
+        <w:t>programming</w:t>
+      </w:r>
+      <w:proofErr w:type="spellEnd"/>
+      <w:r>
+        <w:t xml:space="preserve">: </w:t>
+      </w:r>
+      <w:proofErr w:type="spellStart"/>
+      <w:r>
+        <w:t>Algotester</w:t>
+      </w:r>
+      <w:proofErr w:type="spellEnd"/>
+      <w:r>
+        <w:t xml:space="preserve"> </w:t>
+      </w:r>
+      <w:proofErr w:type="spellStart"/>
+      <w:r>
+        <w:t>Lab</w:t>
+      </w:r>
+      <w:proofErr w:type="spellEnd"/>
+      <w:r>
+        <w:t xml:space="preserve"> 1v3</w:t>
       </w:r>
       <w:r>
         <w:rPr>
           <w:spacing w:val="1"/>
         </w:rPr>
-        <w:t> </w:t>
-      </w:r>
-      <w:r>
-        <w:rPr/>
+        <w:t xml:space="preserve"> </w:t>
+      </w:r>
+      <w:r>
         <w:t>Тема</w:t>
       </w:r>
       <w:r>
         <w:rPr>
           <w:spacing w:val="-13"/>
         </w:rPr>
-        <w:t> </w:t>
-      </w:r>
-      <w:r>
-        <w:rPr/>
+        <w:t xml:space="preserve"> </w:t>
+      </w:r>
+      <w:r>
         <w:t>№8</w:t>
       </w:r>
       <w:r>
         <w:rPr>
           <w:spacing w:val="-13"/>
         </w:rPr>
-        <w:t> </w:t>
-      </w:r>
-      <w:r>
-        <w:rPr/>
-        <w:t>Practice#</w:t>
+        <w:t xml:space="preserve"> </w:t>
+      </w:r>
+      <w:proofErr w:type="spellStart"/>
+      <w:r>
+        <w:t>Practice</w:t>
+      </w:r>
+      <w:proofErr w:type="spellEnd"/>
+      <w:r>
+        <w:t>#</w:t>
       </w:r>
       <w:r>
         <w:rPr>
           <w:spacing w:val="-13"/>
         </w:rPr>
-        <w:t> </w:t>
-      </w:r>
-      <w:r>
-        <w:rPr/>
-        <w:t>programming:</w:t>
+        <w:t xml:space="preserve"> </w:t>
+      </w:r>
+      <w:proofErr w:type="spellStart"/>
+      <w:r>
+        <w:t>programming</w:t>
+      </w:r>
+      <w:proofErr w:type="spellEnd"/>
+      <w:r>
+        <w:t>:</w:t>
       </w:r>
       <w:r>
         <w:rPr>
           <w:spacing w:val="-13"/>
         </w:rPr>
-        <w:t> </w:t>
-      </w:r>
-      <w:r>
-        <w:rPr/>
+        <w:t xml:space="preserve"> </w:t>
+      </w:r>
+      <w:proofErr w:type="spellStart"/>
+      <w:r>
         <w:t>Class</w:t>
       </w:r>
+      <w:proofErr w:type="spellEnd"/>
       <w:r>
         <w:rPr>
           <w:spacing w:val="-13"/>
         </w:rPr>
-        <w:t> </w:t>
-      </w:r>
-      <w:r>
-        <w:rPr/>
+        <w:t xml:space="preserve"> </w:t>
+      </w:r>
+      <w:proofErr w:type="spellStart"/>
+      <w:r>
         <w:t>Practice</w:t>
       </w:r>
+      <w:proofErr w:type="spellEnd"/>
       <w:r>
         <w:rPr>
           <w:spacing w:val="-13"/>
         </w:rPr>
-        <w:t> </w:t>
-      </w:r>
-      <w:r>
-        <w:rPr/>
+        <w:t xml:space="preserve"> </w:t>
+      </w:r>
+      <w:proofErr w:type="spellStart"/>
+      <w:r>
         <w:t>Task</w:t>
       </w:r>
+      <w:proofErr w:type="spellEnd"/>
       <w:r>
         <w:rPr>
           <w:spacing w:val="-67"/>
         </w:rPr>
-        <w:t> </w:t>
-      </w:r>
-      <w:r>
-        <w:rPr/>
+        <w:t xml:space="preserve"> </w:t>
+      </w:r>
+      <w:r>
         <w:t>Тема</w:t>
       </w:r>
       <w:r>
         <w:rPr>
           <w:spacing w:val="-10"/>
         </w:rPr>
-        <w:t> </w:t>
-      </w:r>
-      <w:r>
-        <w:rPr/>
+        <w:t xml:space="preserve"> </w:t>
+      </w:r>
+      <w:r>
         <w:t>№9</w:t>
       </w:r>
       <w:r>
         <w:rPr>
           <w:spacing w:val="-9"/>
         </w:rPr>
-        <w:t> </w:t>
-      </w:r>
-      <w:r>
-        <w:rPr/>
-        <w:t>Practice#</w:t>
+        <w:t xml:space="preserve"> </w:t>
+      </w:r>
+      <w:proofErr w:type="spellStart"/>
+      <w:r>
+        <w:t>Practice</w:t>
+      </w:r>
+      <w:proofErr w:type="spellEnd"/>
+      <w:r>
+        <w:t>#</w:t>
       </w:r>
       <w:r>
         <w:rPr>
           <w:spacing w:val="-10"/>
         </w:rPr>
-        <w:t> </w:t>
-      </w:r>
-      <w:r>
-        <w:rPr/>
-        <w:t>programming:</w:t>
+        <w:t xml:space="preserve"> </w:t>
+      </w:r>
+      <w:proofErr w:type="spellStart"/>
+      <w:r>
+        <w:t>programming</w:t>
+      </w:r>
+      <w:proofErr w:type="spellEnd"/>
+      <w:r>
+        <w:t>:</w:t>
       </w:r>
       <w:r>
         <w:rPr>
           <w:spacing w:val="52"/>
         </w:rPr>
-        <w:t> </w:t>
-      </w:r>
-      <w:r>
-        <w:rPr/>
+        <w:t xml:space="preserve"> </w:t>
+      </w:r>
+      <w:proofErr w:type="spellStart"/>
+      <w:r>
         <w:t>Self</w:t>
       </w:r>
+      <w:proofErr w:type="spellEnd"/>
       <w:r>
         <w:rPr>
           <w:spacing w:val="-9"/>
         </w:rPr>
-        <w:t> </w:t>
-      </w:r>
-      <w:r>
-        <w:rPr/>
+        <w:t xml:space="preserve"> </w:t>
+      </w:r>
+      <w:proofErr w:type="spellStart"/>
+      <w:r>
         <w:t>Practice</w:t>
       </w:r>
+      <w:proofErr w:type="spellEnd"/>
       <w:r>
         <w:rPr>
           <w:spacing w:val="-9"/>
         </w:rPr>
-        <w:t> </w:t>
-      </w:r>
-      <w:r>
-        <w:rPr/>
+        <w:t xml:space="preserve"> </w:t>
+      </w:r>
+      <w:proofErr w:type="spellStart"/>
+      <w:r>
         <w:t>Task</w:t>
       </w:r>
-    </w:p>
-    <w:p>
-      <w:pPr>
-        <w:pStyle w:val="BodyText"/>
+      <w:proofErr w:type="spellEnd"/>
+    </w:p>
+    <w:p>
+      <w:pPr>
+        <w:pStyle w:val="a3"/>
         <w:rPr>
           <w:sz w:val="30"/>
         </w:rPr>
@@ -1463,7 +1389,7 @@
     </w:p>
     <w:p>
       <w:pPr>
-        <w:pStyle w:val="BodyText"/>
+        <w:pStyle w:val="a3"/>
         <w:rPr>
           <w:sz w:val="32"/>
         </w:rPr>
@@ -1471,21 +1397,41 @@
     </w:p>
     <w:p>
       <w:pPr>
-        <w:pStyle w:val="BodyText"/>
+        <w:pStyle w:val="a3"/>
         <w:spacing w:line="441" w:lineRule="auto"/>
         <w:ind w:left="113" w:right="1940"/>
       </w:pPr>
       <w:r>
-        <w:rPr/>
-        <w:t>Тема №1: Theory Education Activities</w:t>
-      </w:r>
+        <w:t xml:space="preserve">Тема №1: </w:t>
+      </w:r>
+      <w:proofErr w:type="spellStart"/>
+      <w:r>
+        <w:t>Theory</w:t>
+      </w:r>
+      <w:proofErr w:type="spellEnd"/>
+      <w:r>
+        <w:t xml:space="preserve"> </w:t>
+      </w:r>
+      <w:proofErr w:type="spellStart"/>
+      <w:r>
+        <w:t>Education</w:t>
+      </w:r>
+      <w:proofErr w:type="spellEnd"/>
+      <w:r>
+        <w:t xml:space="preserve"> </w:t>
+      </w:r>
+      <w:proofErr w:type="spellStart"/>
+      <w:r>
+        <w:t>Activities</w:t>
+      </w:r>
+      <w:proofErr w:type="spellEnd"/>
       <w:r>
         <w:rPr>
           <w:spacing w:val="1"/>
         </w:rPr>
-        <w:t> </w:t>
-      </w:r>
-      <w:hyperlink r:id="rId7">
+        <w:t xml:space="preserve"> </w:t>
+      </w:r>
+      <w:hyperlink r:id="rId8">
         <w:r>
           <w:rPr>
             <w:color w:val="1154CC"/>
@@ -1499,9 +1445,9 @@
           <w:color w:val="1154CC"/>
           <w:spacing w:val="1"/>
         </w:rPr>
-        <w:t> </w:t>
-      </w:r>
-      <w:hyperlink r:id="rId8">
+        <w:t xml:space="preserve"> </w:t>
+      </w:r>
+      <w:hyperlink r:id="rId9">
         <w:r>
           <w:rPr>
             <w:color w:val="1154CC"/>
@@ -1515,9 +1461,9 @@
           <w:color w:val="1154CC"/>
           <w:spacing w:val="1"/>
         </w:rPr>
-        <w:t> </w:t>
-      </w:r>
-      <w:hyperlink r:id="rId9">
+        <w:t xml:space="preserve"> </w:t>
+      </w:r>
+      <w:hyperlink r:id="rId10">
         <w:r>
           <w:rPr>
             <w:color w:val="1154CC"/>
@@ -1530,7 +1476,7 @@
     </w:p>
     <w:p>
       <w:pPr>
-        <w:pStyle w:val="BodyText"/>
+        <w:pStyle w:val="a3"/>
         <w:rPr>
           <w:sz w:val="30"/>
         </w:rPr>
@@ -1538,128 +1484,116 @@
     </w:p>
     <w:p>
       <w:pPr>
-        <w:pStyle w:val="BodyText"/>
-        <w:spacing w:line="360" w:lineRule="auto" w:before="267"/>
+        <w:pStyle w:val="a3"/>
+        <w:spacing w:before="267" w:line="360" w:lineRule="auto"/>
         <w:ind w:left="113" w:right="719"/>
       </w:pPr>
       <w:r>
-        <w:rPr/>
         <w:t>Що</w:t>
       </w:r>
       <w:r>
         <w:rPr>
           <w:spacing w:val="-8"/>
         </w:rPr>
-        <w:t> </w:t>
-      </w:r>
-      <w:r>
-        <w:rPr/>
+        <w:t xml:space="preserve"> </w:t>
+      </w:r>
+      <w:r>
         <w:t>опрацьовано:</w:t>
       </w:r>
       <w:r>
         <w:rPr>
           <w:spacing w:val="-8"/>
         </w:rPr>
-        <w:t> </w:t>
-      </w:r>
-      <w:r>
-        <w:rPr/>
+        <w:t xml:space="preserve"> </w:t>
+      </w:r>
+      <w:r>
         <w:t>Які</w:t>
       </w:r>
       <w:r>
         <w:rPr>
           <w:spacing w:val="-8"/>
         </w:rPr>
-        <w:t> </w:t>
-      </w:r>
-      <w:r>
-        <w:rPr/>
+        <w:t xml:space="preserve"> </w:t>
+      </w:r>
+      <w:r>
         <w:t>є</w:t>
       </w:r>
       <w:r>
         <w:rPr>
           <w:spacing w:val="-8"/>
         </w:rPr>
-        <w:t> </w:t>
-      </w:r>
-      <w:r>
-        <w:rPr/>
+        <w:t xml:space="preserve"> </w:t>
+      </w:r>
+      <w:r>
         <w:t>види</w:t>
       </w:r>
       <w:r>
         <w:rPr>
           <w:spacing w:val="-8"/>
         </w:rPr>
-        <w:t> </w:t>
-      </w:r>
-      <w:r>
-        <w:rPr/>
+        <w:t xml:space="preserve"> </w:t>
+      </w:r>
+      <w:r>
         <w:t>масивів,</w:t>
       </w:r>
       <w:r>
         <w:rPr>
           <w:spacing w:val="-8"/>
         </w:rPr>
-        <w:t> </w:t>
-      </w:r>
-      <w:r>
-        <w:rPr/>
+        <w:t xml:space="preserve"> </w:t>
+      </w:r>
+      <w:r>
         <w:t>створення</w:t>
       </w:r>
       <w:r>
         <w:rPr>
           <w:spacing w:val="-7"/>
         </w:rPr>
-        <w:t> </w:t>
-      </w:r>
-      <w:r>
-        <w:rPr/>
+        <w:t xml:space="preserve"> </w:t>
+      </w:r>
+      <w:r>
         <w:t>змінних,</w:t>
       </w:r>
       <w:r>
         <w:rPr>
           <w:spacing w:val="-8"/>
         </w:rPr>
-        <w:t> </w:t>
-      </w:r>
-      <w:r>
-        <w:rPr/>
+        <w:t xml:space="preserve"> </w:t>
+      </w:r>
+      <w:r>
         <w:t>які</w:t>
       </w:r>
       <w:r>
         <w:rPr>
           <w:spacing w:val="-8"/>
         </w:rPr>
-        <w:t> </w:t>
-      </w:r>
-      <w:r>
-        <w:rPr/>
+        <w:t xml:space="preserve"> </w:t>
+      </w:r>
+      <w:r>
         <w:t>є</w:t>
       </w:r>
       <w:r>
         <w:rPr>
           <w:spacing w:val="-8"/>
         </w:rPr>
-        <w:t> </w:t>
-      </w:r>
-      <w:r>
-        <w:rPr/>
+        <w:t xml:space="preserve"> </w:t>
+      </w:r>
+      <w:r>
         <w:t>оператори,</w:t>
       </w:r>
       <w:r>
         <w:rPr>
           <w:spacing w:val="-67"/>
         </w:rPr>
-        <w:t> </w:t>
-      </w:r>
-      <w:r>
-        <w:rPr/>
+        <w:t xml:space="preserve"> </w:t>
+      </w:r>
+      <w:r>
         <w:t>цикли.</w:t>
       </w:r>
     </w:p>
     <w:p>
       <w:pPr>
-        <w:pStyle w:val="BodyText"/>
+        <w:pStyle w:val="a3"/>
         <w:spacing w:before="120"/>
         <w:ind w:left="113"/>
       </w:pPr>
@@ -1673,38 +1607,36 @@
         <w:rPr>
           <w:spacing w:val="-15"/>
         </w:rPr>
-        <w:t> </w:t>
-      </w:r>
-      <w:r>
-        <w:rPr/>
+        <w:t xml:space="preserve"> </w:t>
+      </w:r>
+      <w:r>
         <w:t>Ознайомлений</w:t>
       </w:r>
     </w:p>
     <w:p>
       <w:pPr>
-        <w:spacing w:after="0"/>
         <w:sectPr>
-          <w:footerReference w:type="default" r:id="rId6"/>
+          <w:footerReference w:type="default" r:id="rId11"/>
           <w:pgSz w:w="11920" w:h="16840"/>
-          <w:pgMar w:footer="1055" w:header="0" w:top="1060" w:bottom="1240" w:left="1020" w:right="20"/>
+          <w:pgMar w:top="1060" w:right="20" w:bottom="1240" w:left="1020" w:header="0" w:footer="1055" w:gutter="0"/>
           <w:pgNumType w:start="2"/>
+          <w:cols w:space="720"/>
         </w:sectPr>
       </w:pPr>
     </w:p>
     <w:p>
       <w:pPr>
-        <w:pStyle w:val="ListParagraph"/>
+        <w:pStyle w:val="a5"/>
         <w:numPr>
           <w:ilvl w:val="0"/>
           <w:numId w:val="1"/>
         </w:numPr>
         <w:tabs>
-          <w:tab w:pos="1553" w:val="left" w:leader="none"/>
-          <w:tab w:pos="1554" w:val="left" w:leader="none"/>
+          <w:tab w:val="left" w:pos="1553"/>
+          <w:tab w:val="left" w:pos="1554"/>
         </w:tabs>
-        <w:spacing w:line="240" w:lineRule="auto" w:before="74" w:after="0"/>
-        <w:ind w:left="1554" w:right="0" w:hanging="361"/>
-        <w:jc w:val="left"/>
+        <w:spacing w:before="74"/>
+        <w:ind w:hanging="361"/>
         <w:rPr>
           <w:sz w:val="24"/>
         </w:rPr>
@@ -1713,6 +1645,7 @@
         <w:rPr>
           <w:sz w:val="24"/>
         </w:rPr>
+        <w:lastRenderedPageBreak/>
         <w:t>Початок</w:t>
       </w:r>
       <w:r>
@@ -1720,7 +1653,7 @@
           <w:spacing w:val="-6"/>
           <w:sz w:val="24"/>
         </w:rPr>
-        <w:t> </w:t>
+        <w:t xml:space="preserve"> </w:t>
       </w:r>
       <w:r>
         <w:rPr>
@@ -1733,7 +1666,7 @@
           <w:spacing w:val="-5"/>
           <w:sz w:val="24"/>
         </w:rPr>
-        <w:t> </w:t>
+        <w:t xml:space="preserve"> </w:t>
       </w:r>
       <w:r>
         <w:rPr>
@@ -1746,7 +1679,7 @@
           <w:spacing w:val="-5"/>
           <w:sz w:val="24"/>
         </w:rPr>
-        <w:t> </w:t>
+        <w:t xml:space="preserve"> </w:t>
       </w:r>
       <w:r>
         <w:rPr>
@@ -1757,18 +1690,16 @@
     </w:p>
     <w:p>
       <w:pPr>
-        <w:pStyle w:val="ListParagraph"/>
+        <w:pStyle w:val="a5"/>
         <w:numPr>
           <w:ilvl w:val="0"/>
           <w:numId w:val="1"/>
         </w:numPr>
         <w:tabs>
-          <w:tab w:pos="1553" w:val="left" w:leader="none"/>
-          <w:tab w:pos="1554" w:val="left" w:leader="none"/>
+          <w:tab w:val="left" w:pos="1553"/>
+          <w:tab w:val="left" w:pos="1554"/>
         </w:tabs>
-        <w:spacing w:line="240" w:lineRule="auto" w:before="0" w:after="0"/>
-        <w:ind w:left="1554" w:right="0" w:hanging="361"/>
-        <w:jc w:val="left"/>
+        <w:ind w:hanging="361"/>
         <w:rPr>
           <w:sz w:val="24"/>
         </w:rPr>
@@ -1784,7 +1715,7 @@
           <w:spacing w:val="-2"/>
           <w:sz w:val="24"/>
         </w:rPr>
-        <w:t> </w:t>
+        <w:t xml:space="preserve"> </w:t>
       </w:r>
       <w:r>
         <w:rPr>
@@ -1797,7 +1728,7 @@
           <w:spacing w:val="-1"/>
           <w:sz w:val="24"/>
         </w:rPr>
-        <w:t> </w:t>
+        <w:t xml:space="preserve"> </w:t>
       </w:r>
       <w:r>
         <w:rPr>
@@ -1810,7 +1741,7 @@
           <w:spacing w:val="-2"/>
           <w:sz w:val="24"/>
         </w:rPr>
-        <w:t> </w:t>
+        <w:t xml:space="preserve"> </w:t>
       </w:r>
       <w:r>
         <w:rPr>
@@ -1821,7 +1752,7 @@
     </w:p>
     <w:p>
       <w:pPr>
-        <w:pStyle w:val="BodyText"/>
+        <w:pStyle w:val="a3"/>
         <w:rPr>
           <w:b w:val="0"/>
           <w:sz w:val="26"/>
@@ -1830,7 +1761,7 @@
     </w:p>
     <w:p>
       <w:pPr>
-        <w:pStyle w:val="BodyText"/>
+        <w:pStyle w:val="a3"/>
         <w:rPr>
           <w:b w:val="0"/>
           <w:sz w:val="26"/>
@@ -1839,108 +1770,116 @@
     </w:p>
     <w:p>
       <w:pPr>
-        <w:pStyle w:val="BodyText"/>
+        <w:pStyle w:val="a3"/>
         <w:spacing w:before="230"/>
         <w:ind w:left="413"/>
       </w:pPr>
-      <w:r>
-        <w:rPr/>
+      <w:proofErr w:type="spellStart"/>
+      <w:r>
         <w:t>Requirements</w:t>
       </w:r>
+      <w:proofErr w:type="spellEnd"/>
       <w:r>
         <w:rPr>
           <w:spacing w:val="-8"/>
         </w:rPr>
-        <w:t> </w:t>
-      </w:r>
-      <w:r>
-        <w:rPr/>
+        <w:t xml:space="preserve"> </w:t>
+      </w:r>
+      <w:proofErr w:type="spellStart"/>
+      <w:r>
         <w:t>management</w:t>
       </w:r>
+      <w:proofErr w:type="spellEnd"/>
       <w:r>
         <w:rPr>
           <w:spacing w:val="-7"/>
         </w:rPr>
-        <w:t> </w:t>
-      </w:r>
-      <w:r>
-        <w:rPr/>
+        <w:t xml:space="preserve"> </w:t>
+      </w:r>
+      <w:proofErr w:type="spellStart"/>
+      <w:r>
         <w:t>and</w:t>
       </w:r>
+      <w:proofErr w:type="spellEnd"/>
       <w:r>
         <w:rPr>
           <w:spacing w:val="-7"/>
         </w:rPr>
-        <w:t> </w:t>
-      </w:r>
-      <w:r>
-        <w:rPr/>
+        <w:t xml:space="preserve"> </w:t>
+      </w:r>
+      <w:proofErr w:type="spellStart"/>
+      <w:r>
         <w:t>design</w:t>
       </w:r>
+      <w:proofErr w:type="spellEnd"/>
       <w:r>
         <w:rPr>
           <w:spacing w:val="-7"/>
         </w:rPr>
-        <w:t> </w:t>
-      </w:r>
-      <w:r>
-        <w:rPr/>
+        <w:t xml:space="preserve"> </w:t>
+      </w:r>
+      <w:proofErr w:type="spellStart"/>
+      <w:r>
         <w:t>activities</w:t>
       </w:r>
+      <w:proofErr w:type="spellEnd"/>
       <w:r>
         <w:rPr>
           <w:spacing w:val="-7"/>
         </w:rPr>
-        <w:t> </w:t>
-      </w:r>
-      <w:r>
-        <w:rPr/>
+        <w:t xml:space="preserve"> </w:t>
+      </w:r>
+      <w:proofErr w:type="spellStart"/>
+      <w:r>
         <w:t>with</w:t>
       </w:r>
+      <w:proofErr w:type="spellEnd"/>
       <w:r>
         <w:rPr>
           <w:spacing w:val="57"/>
         </w:rPr>
-        <w:t> </w:t>
-      </w:r>
-      <w:r>
-        <w:rPr/>
+        <w:t xml:space="preserve"> </w:t>
+      </w:r>
+      <w:r>
         <w:t>Draw.io</w:t>
       </w:r>
       <w:r>
         <w:rPr>
           <w:spacing w:val="57"/>
         </w:rPr>
-        <w:t> </w:t>
-      </w:r>
-      <w:r>
-        <w:rPr/>
+        <w:t xml:space="preserve"> </w:t>
+      </w:r>
+      <w:proofErr w:type="spellStart"/>
+      <w:r>
         <w:t>and</w:t>
       </w:r>
+      <w:proofErr w:type="spellEnd"/>
       <w:r>
         <w:rPr>
           <w:spacing w:val="-7"/>
         </w:rPr>
-        <w:t> </w:t>
-      </w:r>
-      <w:r>
-        <w:rPr/>
+        <w:t xml:space="preserve"> </w:t>
+      </w:r>
+      <w:proofErr w:type="spellStart"/>
+      <w:r>
         <w:t>Google</w:t>
       </w:r>
+      <w:proofErr w:type="spellEnd"/>
       <w:r>
         <w:rPr>
           <w:spacing w:val="-7"/>
         </w:rPr>
-        <w:t> </w:t>
-      </w:r>
-      <w:r>
-        <w:rPr/>
+        <w:t xml:space="preserve"> </w:t>
+      </w:r>
+      <w:proofErr w:type="spellStart"/>
+      <w:r>
         <w:t>Docs</w:t>
       </w:r>
-    </w:p>
-    <w:p>
-      <w:pPr>
-        <w:pStyle w:val="BodyText"/>
+      <w:proofErr w:type="spellEnd"/>
+    </w:p>
+    <w:p>
+      <w:pPr>
+        <w:pStyle w:val="a3"/>
         <w:spacing w:before="11"/>
         <w:rPr>
           <w:sz w:val="25"/>
@@ -1949,9 +1888,7 @@
     </w:p>
     <w:p>
       <w:pPr>
-        <w:spacing w:before="0"/>
-        <w:ind w:left="113" w:right="0" w:firstLine="0"/>
-        <w:jc w:val="left"/>
+        <w:ind w:left="113"/>
         <w:rPr>
           <w:b/>
           <w:sz w:val="26"/>
@@ -1970,7 +1907,7 @@
           <w:spacing w:val="-10"/>
           <w:sz w:val="26"/>
         </w:rPr>
-        <w:t> </w:t>
+        <w:t xml:space="preserve"> </w:t>
       </w:r>
       <w:r>
         <w:rPr>
@@ -1985,7 +1922,7 @@
           <w:spacing w:val="-10"/>
           <w:sz w:val="26"/>
         </w:rPr>
-        <w:t> </w:t>
+        <w:t xml:space="preserve"> </w:t>
       </w:r>
       <w:r>
         <w:rPr>
@@ -2000,7 +1937,7 @@
           <w:spacing w:val="-10"/>
           <w:sz w:val="26"/>
         </w:rPr>
-        <w:t> </w:t>
+        <w:t xml:space="preserve"> </w:t>
       </w:r>
       <w:r>
         <w:rPr>
@@ -2015,7 +1952,7 @@
           <w:spacing w:val="-10"/>
           <w:sz w:val="26"/>
         </w:rPr>
-        <w:t> </w:t>
+        <w:t xml:space="preserve"> </w:t>
       </w:r>
       <w:r>
         <w:rPr>
@@ -2027,7 +1964,7 @@
     </w:p>
     <w:p>
       <w:pPr>
-        <w:pStyle w:val="BodyText"/>
+        <w:pStyle w:val="a3"/>
         <w:spacing w:before="5"/>
         <w:rPr>
           <w:sz w:val="36"/>
@@ -2036,106 +1973,115 @@
     </w:p>
     <w:p>
       <w:pPr>
-        <w:pStyle w:val="BodyText"/>
+        <w:pStyle w:val="a3"/>
         <w:ind w:left="113"/>
       </w:pPr>
-      <w:r>
-        <w:rPr/>
+      <w:proofErr w:type="spellStart"/>
+      <w:r>
         <w:t>Task</w:t>
       </w:r>
+      <w:proofErr w:type="spellEnd"/>
       <w:r>
         <w:rPr>
           <w:spacing w:val="-10"/>
         </w:rPr>
-        <w:t> </w:t>
-      </w:r>
-      <w:r>
-        <w:rPr/>
+        <w:t xml:space="preserve"> </w:t>
+      </w:r>
+      <w:r>
         <w:t>3:</w:t>
       </w:r>
       <w:r>
         <w:rPr>
           <w:spacing w:val="-10"/>
         </w:rPr>
-        <w:t> </w:t>
-      </w:r>
-      <w:r>
-        <w:rPr/>
-        <w:t>Lab#</w:t>
+        <w:t xml:space="preserve"> </w:t>
+      </w:r>
+      <w:proofErr w:type="spellStart"/>
+      <w:r>
+        <w:t>Lab</w:t>
+      </w:r>
+      <w:proofErr w:type="spellEnd"/>
+      <w:r>
+        <w:t>#</w:t>
       </w:r>
       <w:r>
         <w:rPr>
           <w:spacing w:val="-9"/>
         </w:rPr>
-        <w:t> </w:t>
-      </w:r>
-      <w:r>
-        <w:rPr/>
-        <w:t>programming:</w:t>
+        <w:t xml:space="preserve"> </w:t>
+      </w:r>
+      <w:proofErr w:type="spellStart"/>
+      <w:r>
+        <w:t>programming</w:t>
+      </w:r>
+      <w:proofErr w:type="spellEnd"/>
+      <w:r>
+        <w:t>:</w:t>
       </w:r>
       <w:r>
         <w:rPr>
           <w:spacing w:val="-10"/>
         </w:rPr>
-        <w:t> </w:t>
-      </w:r>
-      <w:r>
-        <w:rPr/>
+        <w:t xml:space="preserve"> </w:t>
+      </w:r>
+      <w:r>
         <w:t>VNS</w:t>
       </w:r>
       <w:r>
         <w:rPr>
           <w:spacing w:val="-9"/>
         </w:rPr>
-        <w:t> </w:t>
-      </w:r>
-      <w:r>
-        <w:rPr/>
+        <w:t xml:space="preserve"> </w:t>
+      </w:r>
+      <w:proofErr w:type="spellStart"/>
+      <w:r>
         <w:t>Lab</w:t>
       </w:r>
+      <w:proofErr w:type="spellEnd"/>
       <w:r>
         <w:rPr>
           <w:spacing w:val="-10"/>
         </w:rPr>
-        <w:t> </w:t>
-      </w:r>
-      <w:r>
-        <w:rPr/>
+        <w:t xml:space="preserve"> </w:t>
+      </w:r>
+      <w:r>
         <w:t>1</w:t>
       </w:r>
       <w:r>
         <w:rPr>
           <w:spacing w:val="-9"/>
         </w:rPr>
-        <w:t> </w:t>
-      </w:r>
-      <w:r>
-        <w:rPr/>
+        <w:t xml:space="preserve"> </w:t>
+      </w:r>
+      <w:proofErr w:type="spellStart"/>
+      <w:r>
         <w:t>Task</w:t>
       </w:r>
+      <w:proofErr w:type="spellEnd"/>
       <w:r>
         <w:rPr>
           <w:spacing w:val="-10"/>
         </w:rPr>
-        <w:t> </w:t>
-      </w:r>
-      <w:r>
-        <w:rPr/>
+        <w:t xml:space="preserve"> </w:t>
+      </w:r>
+      <w:r>
         <w:t>1</w:t>
       </w:r>
     </w:p>
     <w:p>
       <w:pPr>
-        <w:pStyle w:val="BodyText"/>
+        <w:pStyle w:val="a3"/>
         <w:spacing w:before="8"/>
         <w:rPr>
           <w:sz w:val="23"/>
         </w:rPr>
       </w:pPr>
       <w:r>
-        <w:rPr/>
+        <w:rPr>
+          <w:noProof/>
+        </w:rPr>
         <w:drawing>
-          <wp:anchor distT="0" distB="0" distL="0" distR="0" allowOverlap="1" layoutInCell="1" locked="0" behindDoc="0" simplePos="0" relativeHeight="1">
+          <wp:anchor distT="0" distB="0" distL="0" distR="0" simplePos="0" relativeHeight="251659264" behindDoc="0" locked="0" layoutInCell="1" allowOverlap="1" wp14:anchorId="6A835E4C" wp14:editId="4CC578CD">
             <wp:simplePos x="0" y="0"/>
             <wp:positionH relativeFrom="page">
               <wp:posOffset>739140</wp:posOffset>
@@ -2148,17 +2094,17 @@
             <wp:wrapTopAndBottom/>
             <wp:docPr id="3" name="image2.jpeg"/>
             <wp:cNvGraphicFramePr>
-              <a:graphicFrameLocks noChangeAspect="1"/>
+              <a:graphicFrameLocks xmlns:a="http://schemas.openxmlformats.org/drawingml/2006/main" noChangeAspect="1"/>
             </wp:cNvGraphicFramePr>
-            <a:graphic>
+            <a:graphic xmlns:a="http://schemas.openxmlformats.org/drawingml/2006/main">
               <a:graphicData uri="http://schemas.openxmlformats.org/drawingml/2006/picture">
-                <pic:pic>
+                <pic:pic xmlns:pic="http://schemas.openxmlformats.org/drawingml/2006/picture">
                   <pic:nvPicPr>
                     <pic:cNvPr id="4" name="image2.jpeg"/>
                     <pic:cNvPicPr/>
                   </pic:nvPicPr>
                   <pic:blipFill>
-                    <a:blip r:embed="rId10" cstate="print"/>
+                    <a:blip r:embed="rId12" cstate="print"/>
                     <a:stretch>
                       <a:fillRect/>
                     </a:stretch>
@@ -2181,7 +2127,7 @@
     </w:p>
     <w:p>
       <w:pPr>
-        <w:pStyle w:val="BodyText"/>
+        <w:pStyle w:val="a3"/>
         <w:spacing w:before="6"/>
         <w:rPr>
           <w:sz w:val="26"/>
@@ -2190,9 +2136,7 @@
     </w:p>
     <w:p>
       <w:pPr>
-        <w:spacing w:before="0"/>
-        <w:ind w:left="113" w:right="0" w:firstLine="0"/>
-        <w:jc w:val="left"/>
+        <w:ind w:left="113"/>
         <w:rPr>
           <w:sz w:val="24"/>
         </w:rPr>
@@ -2208,7 +2152,7 @@
           <w:spacing w:val="-10"/>
           <w:sz w:val="24"/>
         </w:rPr>
-        <w:t> </w:t>
+        <w:t xml:space="preserve"> </w:t>
       </w:r>
       <w:r>
         <w:rPr>
@@ -2221,7 +2165,7 @@
           <w:spacing w:val="-10"/>
           <w:sz w:val="24"/>
         </w:rPr>
-        <w:t> </w:t>
+        <w:t xml:space="preserve"> </w:t>
       </w:r>
       <w:r>
         <w:rPr>
@@ -2234,7 +2178,7 @@
           <w:spacing w:val="-10"/>
           <w:sz w:val="24"/>
         </w:rPr>
-        <w:t> </w:t>
+        <w:t xml:space="preserve"> </w:t>
       </w:r>
       <w:r>
         <w:rPr>
@@ -2247,7 +2191,7 @@
           <w:spacing w:val="-10"/>
           <w:sz w:val="24"/>
         </w:rPr>
-        <w:t> </w:t>
+        <w:t xml:space="preserve"> </w:t>
       </w:r>
       <w:r>
         <w:rPr>
@@ -2258,7 +2202,7 @@
     </w:p>
     <w:p>
       <w:pPr>
-        <w:pStyle w:val="BodyText"/>
+        <w:pStyle w:val="a3"/>
         <w:spacing w:before="7"/>
         <w:rPr>
           <w:b w:val="0"/>
@@ -2266,9 +2210,11 @@
         </w:rPr>
       </w:pPr>
       <w:r>
-        <w:rPr/>
+        <w:rPr>
+          <w:noProof/>
+        </w:rPr>
         <w:drawing>
-          <wp:anchor distT="0" distB="0" distL="0" distR="0" allowOverlap="1" layoutInCell="1" locked="0" behindDoc="0" simplePos="0" relativeHeight="2">
+          <wp:anchor distT="0" distB="0" distL="0" distR="0" simplePos="0" relativeHeight="2" behindDoc="0" locked="0" layoutInCell="1" allowOverlap="1" wp14:anchorId="4EB83F97" wp14:editId="0D6C6C02">
             <wp:simplePos x="0" y="0"/>
             <wp:positionH relativeFrom="page">
               <wp:posOffset>739140</wp:posOffset>
@@ -2281,17 +2227,17 @@
             <wp:wrapTopAndBottom/>
             <wp:docPr id="5" name="image3.jpeg"/>
             <wp:cNvGraphicFramePr>
-              <a:graphicFrameLocks noChangeAspect="1"/>
+              <a:graphicFrameLocks xmlns:a="http://schemas.openxmlformats.org/drawingml/2006/main" noChangeAspect="1"/>
             </wp:cNvGraphicFramePr>
-            <a:graphic>
+            <a:graphic xmlns:a="http://schemas.openxmlformats.org/drawingml/2006/main">
               <a:graphicData uri="http://schemas.openxmlformats.org/drawingml/2006/picture">
-                <pic:pic>
+                <pic:pic xmlns:pic="http://schemas.openxmlformats.org/drawingml/2006/picture">
                   <pic:nvPicPr>
                     <pic:cNvPr id="6" name="image3.jpeg"/>
                     <pic:cNvPicPr/>
                   </pic:nvPicPr>
                   <pic:blipFill>
-                    <a:blip r:embed="rId11" cstate="print"/>
+                    <a:blip r:embed="rId13" cstate="print"/>
                     <a:stretch>
                       <a:fillRect/>
                     </a:stretch>
@@ -2312,9 +2258,11 @@
         </w:drawing>
       </w:r>
       <w:r>
-        <w:rPr/>
+        <w:rPr>
+          <w:noProof/>
+        </w:rPr>
         <w:drawing>
-          <wp:anchor distT="0" distB="0" distL="0" distR="0" allowOverlap="1" layoutInCell="1" locked="0" behindDoc="0" simplePos="0" relativeHeight="3">
+          <wp:anchor distT="0" distB="0" distL="0" distR="0" simplePos="0" relativeHeight="3" behindDoc="0" locked="0" layoutInCell="1" allowOverlap="1" wp14:anchorId="13784EA3" wp14:editId="096D88C1">
             <wp:simplePos x="0" y="0"/>
             <wp:positionH relativeFrom="page">
               <wp:posOffset>1196340</wp:posOffset>
@@ -2327,17 +2275,17 @@
             <wp:wrapTopAndBottom/>
             <wp:docPr id="7" name="image4.png"/>
             <wp:cNvGraphicFramePr>
-              <a:graphicFrameLocks noChangeAspect="1"/>
+              <a:graphicFrameLocks xmlns:a="http://schemas.openxmlformats.org/drawingml/2006/main" noChangeAspect="1"/>
             </wp:cNvGraphicFramePr>
-            <a:graphic>
+            <a:graphic xmlns:a="http://schemas.openxmlformats.org/drawingml/2006/main">
               <a:graphicData uri="http://schemas.openxmlformats.org/drawingml/2006/picture">
-                <pic:pic>
+                <pic:pic xmlns:pic="http://schemas.openxmlformats.org/drawingml/2006/picture">
                   <pic:nvPicPr>
                     <pic:cNvPr id="8" name="image4.png"/>
                     <pic:cNvPicPr/>
                   </pic:nvPicPr>
                   <pic:blipFill>
-                    <a:blip r:embed="rId12" cstate="print"/>
+                    <a:blip r:embed="rId14" cstate="print"/>
                     <a:stretch>
                       <a:fillRect/>
                     </a:stretch>
@@ -2360,7 +2308,7 @@
     </w:p>
     <w:p>
       <w:pPr>
-        <w:pStyle w:val="BodyText"/>
+        <w:pStyle w:val="a3"/>
         <w:spacing w:before="8"/>
         <w:rPr>
           <w:b w:val="0"/>
@@ -2370,119 +2318,124 @@
     </w:p>
     <w:p>
       <w:pPr>
-        <w:spacing w:after="0"/>
-        <w:rPr>
-          <w:sz w:val="22"/>
-        </w:rPr>
         <w:sectPr>
           <w:pgSz w:w="11920" w:h="16840"/>
-          <w:pgMar w:header="0" w:footer="1055" w:top="1060" w:bottom="1320" w:left="1020" w:right="20"/>
+          <w:pgMar w:top="1060" w:right="20" w:bottom="1320" w:left="1020" w:header="0" w:footer="1055" w:gutter="0"/>
+          <w:cols w:space="720"/>
         </w:sectPr>
       </w:pPr>
     </w:p>
     <w:p>
       <w:pPr>
-        <w:pStyle w:val="BodyText"/>
+        <w:pStyle w:val="a3"/>
         <w:spacing w:before="74"/>
         <w:ind w:left="113"/>
       </w:pPr>
       <w:r>
-        <w:rPr/>
+        <w:lastRenderedPageBreak/>
         <w:t>Тема</w:t>
       </w:r>
       <w:r>
         <w:rPr>
           <w:spacing w:val="-9"/>
         </w:rPr>
-        <w:t> </w:t>
-      </w:r>
-      <w:r>
-        <w:rPr/>
+        <w:t xml:space="preserve"> </w:t>
+      </w:r>
+      <w:r>
         <w:t>№4:</w:t>
       </w:r>
       <w:r>
         <w:rPr>
           <w:spacing w:val="-8"/>
         </w:rPr>
-        <w:t> </w:t>
-      </w:r>
-      <w:r>
-        <w:rPr/>
-        <w:t>Lab#</w:t>
+        <w:t xml:space="preserve"> </w:t>
+      </w:r>
+      <w:proofErr w:type="spellStart"/>
+      <w:r>
+        <w:t>Lab</w:t>
+      </w:r>
+      <w:proofErr w:type="spellEnd"/>
+      <w:r>
+        <w:t>#</w:t>
       </w:r>
       <w:r>
         <w:rPr>
           <w:spacing w:val="-8"/>
         </w:rPr>
-        <w:t> </w:t>
-      </w:r>
-      <w:r>
-        <w:rPr/>
-        <w:t>programming:</w:t>
+        <w:t xml:space="preserve"> </w:t>
+      </w:r>
+      <w:proofErr w:type="spellStart"/>
+      <w:r>
+        <w:t>programming</w:t>
+      </w:r>
+      <w:proofErr w:type="spellEnd"/>
+      <w:r>
+        <w:t>:</w:t>
       </w:r>
       <w:r>
         <w:rPr>
           <w:spacing w:val="-9"/>
         </w:rPr>
-        <w:t> </w:t>
-      </w:r>
-      <w:r>
-        <w:rPr/>
+        <w:t xml:space="preserve"> </w:t>
+      </w:r>
+      <w:r>
         <w:t>VNS</w:t>
       </w:r>
       <w:r>
         <w:rPr>
           <w:spacing w:val="-8"/>
         </w:rPr>
-        <w:t> </w:t>
-      </w:r>
-      <w:r>
-        <w:rPr/>
+        <w:t xml:space="preserve"> </w:t>
+      </w:r>
+      <w:proofErr w:type="spellStart"/>
+      <w:r>
         <w:t>Lab</w:t>
       </w:r>
+      <w:proofErr w:type="spellEnd"/>
       <w:r>
         <w:rPr>
           <w:spacing w:val="-8"/>
         </w:rPr>
-        <w:t> </w:t>
-      </w:r>
-      <w:r>
-        <w:rPr/>
+        <w:t xml:space="preserve"> </w:t>
+      </w:r>
+      <w:r>
         <w:t>1</w:t>
       </w:r>
       <w:r>
         <w:rPr>
           <w:spacing w:val="-8"/>
         </w:rPr>
-        <w:t> </w:t>
-      </w:r>
-      <w:r>
-        <w:rPr/>
+        <w:t xml:space="preserve"> </w:t>
+      </w:r>
+      <w:proofErr w:type="spellStart"/>
+      <w:r>
         <w:t>Task</w:t>
       </w:r>
+      <w:proofErr w:type="spellEnd"/>
       <w:r>
         <w:rPr>
           <w:spacing w:val="-9"/>
         </w:rPr>
-        <w:t> </w:t>
-      </w:r>
-      <w:r>
-        <w:rPr/>
+        <w:t xml:space="preserve"> </w:t>
+      </w:r>
+      <w:r>
         <w:t>2</w:t>
       </w:r>
     </w:p>
     <w:p>
       <w:pPr>
-        <w:pStyle w:val="BodyText"/>
+        <w:pStyle w:val="a3"/>
         <w:spacing w:before="7"/>
         <w:rPr>
           <w:sz w:val="23"/>
         </w:rPr>
       </w:pPr>
       <w:r>
-        <w:rPr/>
+        <w:rPr>
+          <w:noProof/>
+        </w:rPr>
         <w:drawing>
-          <wp:anchor distT="0" distB="0" distL="0" distR="0" allowOverlap="1" layoutInCell="1" locked="0" behindDoc="0" simplePos="0" relativeHeight="4">
+          <wp:anchor distT="0" distB="0" distL="0" distR="0" simplePos="0" relativeHeight="4" behindDoc="0" locked="0" layoutInCell="1" allowOverlap="1" wp14:anchorId="4A23F6CE" wp14:editId="60C01A7F">
             <wp:simplePos x="0" y="0"/>
             <wp:positionH relativeFrom="page">
               <wp:posOffset>1196340</wp:posOffset>
@@ -2495,17 +2448,17 @@
             <wp:wrapTopAndBottom/>
             <wp:docPr id="9" name="image5.jpeg"/>
             <wp:cNvGraphicFramePr>
-              <a:graphicFrameLocks noChangeAspect="1"/>
+              <a:graphicFrameLocks xmlns:a="http://schemas.openxmlformats.org/drawingml/2006/main" noChangeAspect="1"/>
             </wp:cNvGraphicFramePr>
-            <a:graphic>
+            <a:graphic xmlns:a="http://schemas.openxmlformats.org/drawingml/2006/main">
               <a:graphicData uri="http://schemas.openxmlformats.org/drawingml/2006/picture">
-                <pic:pic>
+                <pic:pic xmlns:pic="http://schemas.openxmlformats.org/drawingml/2006/picture">
                   <pic:nvPicPr>
                     <pic:cNvPr id="10" name="image5.jpeg"/>
                     <pic:cNvPicPr/>
                   </pic:nvPicPr>
                   <pic:blipFill>
-                    <a:blip r:embed="rId13" cstate="print"/>
+                    <a:blip r:embed="rId15" cstate="print"/>
                     <a:stretch>
                       <a:fillRect/>
                     </a:stretch>
@@ -2526,9 +2479,11 @@
         </w:drawing>
       </w:r>
       <w:r>
-        <w:rPr/>
+        <w:rPr>
+          <w:noProof/>
+        </w:rPr>
         <w:drawing>
-          <wp:anchor distT="0" distB="0" distL="0" distR="0" allowOverlap="1" layoutInCell="1" locked="0" behindDoc="0" simplePos="0" relativeHeight="5">
+          <wp:anchor distT="0" distB="0" distL="0" distR="0" simplePos="0" relativeHeight="5" behindDoc="0" locked="0" layoutInCell="1" allowOverlap="1" wp14:anchorId="44C555ED" wp14:editId="617E2C21">
             <wp:simplePos x="0" y="0"/>
             <wp:positionH relativeFrom="page">
               <wp:posOffset>1196340</wp:posOffset>
@@ -2541,17 +2496,17 @@
             <wp:wrapTopAndBottom/>
             <wp:docPr id="11" name="image6.png"/>
             <wp:cNvGraphicFramePr>
-              <a:graphicFrameLocks noChangeAspect="1"/>
+              <a:graphicFrameLocks xmlns:a="http://schemas.openxmlformats.org/drawingml/2006/main" noChangeAspect="1"/>
             </wp:cNvGraphicFramePr>
-            <a:graphic>
+            <a:graphic xmlns:a="http://schemas.openxmlformats.org/drawingml/2006/main">
               <a:graphicData uri="http://schemas.openxmlformats.org/drawingml/2006/picture">
-                <pic:pic>
+                <pic:pic xmlns:pic="http://schemas.openxmlformats.org/drawingml/2006/picture">
                   <pic:nvPicPr>
                     <pic:cNvPr id="12" name="image6.png"/>
                     <pic:cNvPicPr/>
                   </pic:nvPicPr>
                   <pic:blipFill>
-                    <a:blip r:embed="rId14" cstate="print"/>
+                    <a:blip r:embed="rId16" cstate="print"/>
                     <a:stretch>
                       <a:fillRect/>
                     </a:stretch>
@@ -2572,9 +2527,11 @@
         </w:drawing>
       </w:r>
       <w:r>
-        <w:rPr/>
+        <w:rPr>
+          <w:noProof/>
+        </w:rPr>
         <w:drawing>
-          <wp:anchor distT="0" distB="0" distL="0" distR="0" allowOverlap="1" layoutInCell="1" locked="0" behindDoc="0" simplePos="0" relativeHeight="6">
+          <wp:anchor distT="0" distB="0" distL="0" distR="0" simplePos="0" relativeHeight="6" behindDoc="0" locked="0" layoutInCell="1" allowOverlap="1" wp14:anchorId="406FCF52" wp14:editId="1C7154C2">
             <wp:simplePos x="0" y="0"/>
             <wp:positionH relativeFrom="page">
               <wp:posOffset>1196340</wp:posOffset>
@@ -2587,17 +2544,17 @@
             <wp:wrapTopAndBottom/>
             <wp:docPr id="13" name="image7.png"/>
             <wp:cNvGraphicFramePr>
-              <a:graphicFrameLocks noChangeAspect="1"/>
+              <a:graphicFrameLocks xmlns:a="http://schemas.openxmlformats.org/drawingml/2006/main" noChangeAspect="1"/>
             </wp:cNvGraphicFramePr>
-            <a:graphic>
+            <a:graphic xmlns:a="http://schemas.openxmlformats.org/drawingml/2006/main">
               <a:graphicData uri="http://schemas.openxmlformats.org/drawingml/2006/picture">
-                <pic:pic>
+                <pic:pic xmlns:pic="http://schemas.openxmlformats.org/drawingml/2006/picture">
                   <pic:nvPicPr>
                     <pic:cNvPr id="14" name="image7.png"/>
                     <pic:cNvPicPr/>
                   </pic:nvPicPr>
                   <pic:blipFill>
-                    <a:blip r:embed="rId15" cstate="print"/>
+                    <a:blip r:embed="rId17" cstate="print"/>
                     <a:stretch>
                       <a:fillRect/>
                     </a:stretch>
@@ -2620,7 +2577,7 @@
     </w:p>
     <w:p>
       <w:pPr>
-        <w:pStyle w:val="BodyText"/>
+        <w:pStyle w:val="a3"/>
         <w:spacing w:before="9"/>
         <w:rPr>
           <w:sz w:val="23"/>
@@ -2629,7 +2586,7 @@
     </w:p>
     <w:p>
       <w:pPr>
-        <w:pStyle w:val="BodyText"/>
+        <w:pStyle w:val="a3"/>
         <w:spacing w:before="4"/>
         <w:rPr>
           <w:sz w:val="26"/>
@@ -2638,110 +2595,120 @@
     </w:p>
     <w:p>
       <w:pPr>
-        <w:spacing w:after="0"/>
         <w:rPr>
           <w:sz w:val="26"/>
         </w:rPr>
         <w:sectPr>
           <w:pgSz w:w="11920" w:h="16840"/>
-          <w:pgMar w:header="0" w:footer="1055" w:top="1060" w:bottom="1320" w:left="1020" w:right="20"/>
+          <w:pgMar w:top="1060" w:right="20" w:bottom="1320" w:left="1020" w:header="0" w:footer="1055" w:gutter="0"/>
+          <w:cols w:space="720"/>
         </w:sectPr>
       </w:pPr>
     </w:p>
     <w:p>
       <w:pPr>
-        <w:pStyle w:val="BodyText"/>
+        <w:pStyle w:val="a3"/>
         <w:spacing w:before="137"/>
         <w:ind w:left="883"/>
       </w:pPr>
-      <w:r>
-        <w:rPr/>
+      <w:proofErr w:type="spellStart"/>
+      <w:r>
+        <w:lastRenderedPageBreak/>
         <w:t>Task</w:t>
       </w:r>
+      <w:proofErr w:type="spellEnd"/>
       <w:r>
         <w:rPr>
           <w:spacing w:val="-11"/>
         </w:rPr>
-        <w:t> </w:t>
-      </w:r>
-      <w:r>
-        <w:rPr/>
+        <w:t xml:space="preserve"> </w:t>
+      </w:r>
+      <w:r>
         <w:t>6</w:t>
       </w:r>
       <w:r>
         <w:rPr>
           <w:spacing w:val="-10"/>
         </w:rPr>
-        <w:t> </w:t>
-      </w:r>
-      <w:r>
-        <w:rPr/>
-        <w:t>Lab#</w:t>
+        <w:t xml:space="preserve"> </w:t>
+      </w:r>
+      <w:proofErr w:type="spellStart"/>
+      <w:r>
+        <w:t>Lab</w:t>
+      </w:r>
+      <w:proofErr w:type="spellEnd"/>
+      <w:r>
+        <w:t>#</w:t>
       </w:r>
       <w:r>
         <w:rPr>
           <w:spacing w:val="-10"/>
         </w:rPr>
-        <w:t> </w:t>
-      </w:r>
-      <w:r>
-        <w:rPr/>
-        <w:t>programming:</w:t>
+        <w:t xml:space="preserve"> </w:t>
+      </w:r>
+      <w:proofErr w:type="spellStart"/>
+      <w:r>
+        <w:t>programming</w:t>
+      </w:r>
+      <w:proofErr w:type="spellEnd"/>
+      <w:r>
+        <w:t>:</w:t>
       </w:r>
       <w:r>
         <w:rPr>
           <w:spacing w:val="-10"/>
         </w:rPr>
-        <w:t> </w:t>
-      </w:r>
-      <w:r>
-        <w:rPr/>
+        <w:t xml:space="preserve"> </w:t>
+      </w:r>
+      <w:proofErr w:type="spellStart"/>
+      <w:r>
         <w:t>Algotester</w:t>
       </w:r>
+      <w:proofErr w:type="spellEnd"/>
       <w:r>
         <w:rPr>
           <w:spacing w:val="-10"/>
         </w:rPr>
-        <w:t> </w:t>
-      </w:r>
-      <w:r>
-        <w:rPr/>
+        <w:t xml:space="preserve"> </w:t>
+      </w:r>
+      <w:proofErr w:type="spellStart"/>
+      <w:r>
         <w:t>Lab</w:t>
       </w:r>
+      <w:proofErr w:type="spellEnd"/>
       <w:r>
         <w:rPr>
           <w:spacing w:val="-11"/>
         </w:rPr>
-        <w:t> </w:t>
-      </w:r>
-      <w:r>
-        <w:rPr/>
+        <w:t xml:space="preserve"> </w:t>
+      </w:r>
+      <w:r>
         <w:t>1</w:t>
       </w:r>
       <w:r>
         <w:rPr>
           <w:spacing w:val="-10"/>
         </w:rPr>
-        <w:t> </w:t>
-      </w:r>
-      <w:r>
-        <w:rPr/>
+        <w:t xml:space="preserve"> </w:t>
+      </w:r>
+      <w:proofErr w:type="spellStart"/>
+      <w:r>
         <w:t>Task</w:t>
       </w:r>
+      <w:proofErr w:type="spellEnd"/>
       <w:r>
         <w:rPr>
           <w:spacing w:val="-10"/>
         </w:rPr>
-        <w:t> </w:t>
-      </w:r>
-      <w:r>
-        <w:rPr/>
+        <w:t xml:space="preserve"> </w:t>
+      </w:r>
+      <w:r>
         <w:t>3</w:t>
       </w:r>
     </w:p>
     <w:p>
       <w:pPr>
-        <w:pStyle w:val="BodyText"/>
+        <w:pStyle w:val="a3"/>
         <w:rPr>
           <w:sz w:val="20"/>
         </w:rPr>
@@ -2749,7 +2716,7 @@
     </w:p>
     <w:p>
       <w:pPr>
-        <w:pStyle w:val="BodyText"/>
+        <w:pStyle w:val="a3"/>
         <w:rPr>
           <w:sz w:val="20"/>
         </w:rPr>
@@ -2757,7 +2724,7 @@
     </w:p>
     <w:p>
       <w:pPr>
-        <w:pStyle w:val="BodyText"/>
+        <w:pStyle w:val="a3"/>
         <w:rPr>
           <w:sz w:val="20"/>
         </w:rPr>
@@ -2765,7 +2732,7 @@
     </w:p>
     <w:p>
       <w:pPr>
-        <w:pStyle w:val="BodyText"/>
+        <w:pStyle w:val="a3"/>
         <w:rPr>
           <w:sz w:val="20"/>
         </w:rPr>
@@ -2773,7 +2740,7 @@
     </w:p>
     <w:p>
       <w:pPr>
-        <w:pStyle w:val="BodyText"/>
+        <w:pStyle w:val="a3"/>
         <w:rPr>
           <w:sz w:val="20"/>
         </w:rPr>
@@ -2781,7 +2748,7 @@
     </w:p>
     <w:p>
       <w:pPr>
-        <w:pStyle w:val="BodyText"/>
+        <w:pStyle w:val="a3"/>
         <w:rPr>
           <w:sz w:val="20"/>
         </w:rPr>
@@ -2789,7 +2756,7 @@
     </w:p>
     <w:p>
       <w:pPr>
-        <w:pStyle w:val="BodyText"/>
+        <w:pStyle w:val="a3"/>
         <w:rPr>
           <w:sz w:val="20"/>
         </w:rPr>
@@ -2797,7 +2764,7 @@
     </w:p>
     <w:p>
       <w:pPr>
-        <w:pStyle w:val="BodyText"/>
+        <w:pStyle w:val="a3"/>
         <w:rPr>
           <w:sz w:val="20"/>
         </w:rPr>
@@ -2805,7 +2772,7 @@
     </w:p>
     <w:p>
       <w:pPr>
-        <w:pStyle w:val="BodyText"/>
+        <w:pStyle w:val="a3"/>
         <w:rPr>
           <w:sz w:val="20"/>
         </w:rPr>
@@ -2813,7 +2780,7 @@
     </w:p>
     <w:p>
       <w:pPr>
-        <w:pStyle w:val="BodyText"/>
+        <w:pStyle w:val="a3"/>
         <w:rPr>
           <w:sz w:val="20"/>
         </w:rPr>
@@ -2821,7 +2788,7 @@
     </w:p>
     <w:p>
       <w:pPr>
-        <w:pStyle w:val="BodyText"/>
+        <w:pStyle w:val="a3"/>
         <w:rPr>
           <w:sz w:val="20"/>
         </w:rPr>
@@ -2829,7 +2796,7 @@
     </w:p>
     <w:p>
       <w:pPr>
-        <w:pStyle w:val="BodyText"/>
+        <w:pStyle w:val="a3"/>
         <w:rPr>
           <w:sz w:val="20"/>
         </w:rPr>
@@ -2837,7 +2804,7 @@
     </w:p>
     <w:p>
       <w:pPr>
-        <w:pStyle w:val="BodyText"/>
+        <w:pStyle w:val="a3"/>
         <w:rPr>
           <w:sz w:val="20"/>
         </w:rPr>
@@ -2845,7 +2812,7 @@
     </w:p>
     <w:p>
       <w:pPr>
-        <w:pStyle w:val="BodyText"/>
+        <w:pStyle w:val="a3"/>
         <w:rPr>
           <w:sz w:val="20"/>
         </w:rPr>
@@ -2853,7 +2820,7 @@
     </w:p>
     <w:p>
       <w:pPr>
-        <w:pStyle w:val="BodyText"/>
+        <w:pStyle w:val="a3"/>
         <w:rPr>
           <w:sz w:val="20"/>
         </w:rPr>
@@ -2861,7 +2828,7 @@
     </w:p>
     <w:p>
       <w:pPr>
-        <w:pStyle w:val="BodyText"/>
+        <w:pStyle w:val="a3"/>
         <w:rPr>
           <w:sz w:val="20"/>
         </w:rPr>
@@ -2869,7 +2836,7 @@
     </w:p>
     <w:p>
       <w:pPr>
-        <w:pStyle w:val="BodyText"/>
+        <w:pStyle w:val="a3"/>
         <w:rPr>
           <w:sz w:val="20"/>
         </w:rPr>
@@ -2877,7 +2844,7 @@
     </w:p>
     <w:p>
       <w:pPr>
-        <w:pStyle w:val="BodyText"/>
+        <w:pStyle w:val="a3"/>
         <w:rPr>
           <w:sz w:val="20"/>
         </w:rPr>
@@ -2885,7 +2852,7 @@
     </w:p>
     <w:p>
       <w:pPr>
-        <w:pStyle w:val="BodyText"/>
+        <w:pStyle w:val="a3"/>
         <w:rPr>
           <w:sz w:val="20"/>
         </w:rPr>
@@ -2893,7 +2860,7 @@
     </w:p>
     <w:p>
       <w:pPr>
-        <w:pStyle w:val="BodyText"/>
+        <w:pStyle w:val="a3"/>
         <w:rPr>
           <w:sz w:val="20"/>
         </w:rPr>
@@ -2901,7 +2868,7 @@
     </w:p>
     <w:p>
       <w:pPr>
-        <w:pStyle w:val="BodyText"/>
+        <w:pStyle w:val="a3"/>
         <w:rPr>
           <w:sz w:val="20"/>
         </w:rPr>
@@ -2909,7 +2876,7 @@
     </w:p>
     <w:p>
       <w:pPr>
-        <w:pStyle w:val="BodyText"/>
+        <w:pStyle w:val="a3"/>
         <w:rPr>
           <w:sz w:val="20"/>
         </w:rPr>
@@ -2917,7 +2884,7 @@
     </w:p>
     <w:p>
       <w:pPr>
-        <w:pStyle w:val="BodyText"/>
+        <w:pStyle w:val="a3"/>
         <w:rPr>
           <w:sz w:val="20"/>
         </w:rPr>
@@ -2925,7 +2892,7 @@
     </w:p>
     <w:p>
       <w:pPr>
-        <w:pStyle w:val="BodyText"/>
+        <w:pStyle w:val="a3"/>
         <w:rPr>
           <w:sz w:val="20"/>
         </w:rPr>
@@ -2933,7 +2900,7 @@
     </w:p>
     <w:p>
       <w:pPr>
-        <w:pStyle w:val="BodyText"/>
+        <w:pStyle w:val="a3"/>
         <w:rPr>
           <w:sz w:val="20"/>
         </w:rPr>
@@ -2941,7 +2908,7 @@
     </w:p>
     <w:p>
       <w:pPr>
-        <w:pStyle w:val="BodyText"/>
+        <w:pStyle w:val="a3"/>
         <w:rPr>
           <w:sz w:val="20"/>
         </w:rPr>
@@ -2949,7 +2916,7 @@
     </w:p>
     <w:p>
       <w:pPr>
-        <w:pStyle w:val="BodyText"/>
+        <w:pStyle w:val="a3"/>
         <w:rPr>
           <w:sz w:val="20"/>
         </w:rPr>
@@ -2957,7 +2924,7 @@
     </w:p>
     <w:p>
       <w:pPr>
-        <w:pStyle w:val="BodyText"/>
+        <w:pStyle w:val="a3"/>
         <w:rPr>
           <w:sz w:val="20"/>
         </w:rPr>
@@ -2965,7 +2932,7 @@
     </w:p>
     <w:p>
       <w:pPr>
-        <w:pStyle w:val="BodyText"/>
+        <w:pStyle w:val="a3"/>
         <w:rPr>
           <w:sz w:val="20"/>
         </w:rPr>
@@ -2973,7 +2940,7 @@
     </w:p>
     <w:p>
       <w:pPr>
-        <w:pStyle w:val="BodyText"/>
+        <w:pStyle w:val="a3"/>
         <w:rPr>
           <w:sz w:val="20"/>
         </w:rPr>
@@ -2981,7 +2948,7 @@
     </w:p>
     <w:p>
       <w:pPr>
-        <w:pStyle w:val="BodyText"/>
+        <w:pStyle w:val="a3"/>
         <w:rPr>
           <w:sz w:val="20"/>
         </w:rPr>
@@ -2989,7 +2956,7 @@
     </w:p>
     <w:p>
       <w:pPr>
-        <w:pStyle w:val="BodyText"/>
+        <w:pStyle w:val="a3"/>
         <w:rPr>
           <w:sz w:val="20"/>
         </w:rPr>
@@ -2997,7 +2964,7 @@
     </w:p>
     <w:p>
       <w:pPr>
-        <w:pStyle w:val="BodyText"/>
+        <w:pStyle w:val="a3"/>
         <w:rPr>
           <w:sz w:val="20"/>
         </w:rPr>
@@ -3005,7 +2972,7 @@
     </w:p>
     <w:p>
       <w:pPr>
-        <w:pStyle w:val="BodyText"/>
+        <w:pStyle w:val="a3"/>
         <w:rPr>
           <w:sz w:val="20"/>
         </w:rPr>
@@ -3013,7 +2980,7 @@
     </w:p>
     <w:p>
       <w:pPr>
-        <w:pStyle w:val="BodyText"/>
+        <w:pStyle w:val="a3"/>
         <w:rPr>
           <w:sz w:val="21"/>
         </w:rPr>
@@ -3021,14 +2988,16 @@
     </w:p>
     <w:p>
       <w:pPr>
-        <w:pStyle w:val="BodyText"/>
+        <w:pStyle w:val="a3"/>
         <w:spacing w:before="88"/>
         <w:ind w:left="473"/>
       </w:pPr>
       <w:r>
-        <w:rPr/>
+        <w:rPr>
+          <w:noProof/>
+        </w:rPr>
         <w:drawing>
-          <wp:anchor distT="0" distB="0" distL="0" distR="0" allowOverlap="1" layoutInCell="1" locked="0" behindDoc="0" simplePos="0" relativeHeight="15732224">
+          <wp:anchor distT="0" distB="0" distL="0" distR="0" simplePos="0" relativeHeight="15732224" behindDoc="0" locked="0" layoutInCell="1" allowOverlap="1" wp14:anchorId="42CD5365" wp14:editId="5A051704">
             <wp:simplePos x="0" y="0"/>
             <wp:positionH relativeFrom="page">
               <wp:posOffset>1455672</wp:posOffset>
@@ -3041,17 +3010,17 @@
             <wp:wrapNone/>
             <wp:docPr id="15" name="image8.jpeg"/>
             <wp:cNvGraphicFramePr>
-              <a:graphicFrameLocks noChangeAspect="1"/>
+              <a:graphicFrameLocks xmlns:a="http://schemas.openxmlformats.org/drawingml/2006/main" noChangeAspect="1"/>
             </wp:cNvGraphicFramePr>
-            <a:graphic>
+            <a:graphic xmlns:a="http://schemas.openxmlformats.org/drawingml/2006/main">
               <a:graphicData uri="http://schemas.openxmlformats.org/drawingml/2006/picture">
-                <pic:pic>
+                <pic:pic xmlns:pic="http://schemas.openxmlformats.org/drawingml/2006/picture">
                   <pic:nvPicPr>
                     <pic:cNvPr id="16" name="image8.jpeg"/>
                     <pic:cNvPicPr/>
                   </pic:nvPicPr>
                   <pic:blipFill>
-                    <a:blip r:embed="rId16" cstate="print"/>
+                    <a:blip r:embed="rId18" cstate="print"/>
                     <a:stretch>
                       <a:fillRect/>
                     </a:stretch>
@@ -3072,52 +3041,52 @@
         </w:drawing>
       </w:r>
       <w:r>
-        <w:rPr/>
         <w:t>-</w:t>
       </w:r>
     </w:p>
     <w:p>
       <w:pPr>
-        <w:spacing w:after="0"/>
         <w:sectPr>
           <w:pgSz w:w="11920" w:h="16840"/>
-          <w:pgMar w:header="0" w:footer="1055" w:top="1600" w:bottom="1320" w:left="1020" w:right="20"/>
+          <w:pgMar w:top="1600" w:right="20" w:bottom="1320" w:left="1020" w:header="0" w:footer="1055" w:gutter="0"/>
+          <w:cols w:space="720"/>
         </w:sectPr>
       </w:pPr>
     </w:p>
     <w:p>
       <w:pPr>
         <w:tabs>
-          <w:tab w:pos="3849" w:val="left" w:leader="none"/>
+          <w:tab w:val="left" w:pos="3849"/>
         </w:tabs>
-        <w:spacing w:line="240" w:lineRule="auto"/>
-        <w:ind w:left="1194" w:right="0" w:firstLine="0"/>
+        <w:ind w:left="1194"/>
         <w:rPr>
           <w:sz w:val="20"/>
         </w:rPr>
       </w:pPr>
       <w:r>
         <w:rPr>
+          <w:noProof/>
           <w:position w:val="13"/>
           <w:sz w:val="20"/>
         </w:rPr>
+        <w:lastRenderedPageBreak/>
         <w:drawing>
-          <wp:inline distT="0" distB="0" distL="0" distR="0">
+          <wp:inline distT="0" distB="0" distL="0" distR="0" wp14:anchorId="1050DFAE" wp14:editId="09A1C6EB">
             <wp:extent cx="942975" cy="161925"/>
             <wp:effectExtent l="0" t="0" r="0" b="0"/>
             <wp:docPr id="17" name="image9.jpeg"/>
             <wp:cNvGraphicFramePr>
-              <a:graphicFrameLocks noChangeAspect="1"/>
+              <a:graphicFrameLocks xmlns:a="http://schemas.openxmlformats.org/drawingml/2006/main" noChangeAspect="1"/>
             </wp:cNvGraphicFramePr>
-            <a:graphic>
+            <a:graphic xmlns:a="http://schemas.openxmlformats.org/drawingml/2006/main">
               <a:graphicData uri="http://schemas.openxmlformats.org/drawingml/2006/picture">
-                <pic:pic>
+                <pic:pic xmlns:pic="http://schemas.openxmlformats.org/drawingml/2006/picture">
                   <pic:nvPicPr>
                     <pic:cNvPr id="18" name="image9.jpeg"/>
                     <pic:cNvPicPr/>
                   </pic:nvPicPr>
                   <pic:blipFill>
-                    <a:blip r:embed="rId17" cstate="print"/>
+                    <a:blip r:embed="rId19" cstate="print"/>
                     <a:stretch>
                       <a:fillRect/>
                     </a:stretch>
@@ -3142,35 +3111,30 @@
           <w:position w:val="13"/>
           <w:sz w:val="20"/>
         </w:rPr>
-      </w:r>
-      <w:r>
-        <w:rPr>
-          <w:position w:val="13"/>
+        <w:tab/>
+      </w:r>
+      <w:r>
+        <w:rPr>
+          <w:noProof/>
           <w:sz w:val="20"/>
         </w:rPr>
-        <w:tab/>
-      </w:r>
-      <w:r>
-        <w:rPr>
-          <w:sz w:val="20"/>
-        </w:rPr>
         <w:drawing>
-          <wp:inline distT="0" distB="0" distL="0" distR="0">
+          <wp:inline distT="0" distB="0" distL="0" distR="0" wp14:anchorId="1E58DB66" wp14:editId="51E58A1B">
             <wp:extent cx="1028700" cy="428625"/>
             <wp:effectExtent l="0" t="0" r="0" b="0"/>
             <wp:docPr id="19" name="image10.png"/>
             <wp:cNvGraphicFramePr>
-              <a:graphicFrameLocks noChangeAspect="1"/>
+              <a:graphicFrameLocks xmlns:a="http://schemas.openxmlformats.org/drawingml/2006/main" noChangeAspect="1"/>
             </wp:cNvGraphicFramePr>
-            <a:graphic>
+            <a:graphic xmlns:a="http://schemas.openxmlformats.org/drawingml/2006/main">
               <a:graphicData uri="http://schemas.openxmlformats.org/drawingml/2006/picture">
-                <pic:pic>
+                <pic:pic xmlns:pic="http://schemas.openxmlformats.org/drawingml/2006/picture">
                   <pic:nvPicPr>
                     <pic:cNvPr id="20" name="image10.png"/>
                     <pic:cNvPicPr/>
                   </pic:nvPicPr>
                   <pic:blipFill>
-                    <a:blip r:embed="rId18" cstate="print"/>
+                    <a:blip r:embed="rId20" cstate="print"/>
                     <a:stretch>
                       <a:fillRect/>
                     </a:stretch>
@@ -3190,24 +3154,21 @@
           </wp:inline>
         </w:drawing>
       </w:r>
-      <w:r>
-        <w:rPr>
-          <w:sz w:val="20"/>
-        </w:rPr>
-      </w:r>
-    </w:p>
-    <w:p>
-      <w:pPr>
-        <w:pStyle w:val="BodyText"/>
+    </w:p>
+    <w:p>
+      <w:pPr>
+        <w:pStyle w:val="a3"/>
         <w:spacing w:before="9"/>
         <w:rPr>
           <w:sz w:val="18"/>
         </w:rPr>
       </w:pPr>
       <w:r>
-        <w:rPr/>
+        <w:rPr>
+          <w:noProof/>
+        </w:rPr>
         <w:drawing>
-          <wp:anchor distT="0" distB="0" distL="0" distR="0" allowOverlap="1" layoutInCell="1" locked="0" behindDoc="0" simplePos="0" relativeHeight="8">
+          <wp:anchor distT="0" distB="0" distL="0" distR="0" simplePos="0" relativeHeight="8" behindDoc="0" locked="0" layoutInCell="1" allowOverlap="1" wp14:anchorId="6DF01488" wp14:editId="2E50A6BC">
             <wp:simplePos x="0" y="0"/>
             <wp:positionH relativeFrom="page">
               <wp:posOffset>739140</wp:posOffset>
@@ -3220,17 +3181,17 @@
             <wp:wrapTopAndBottom/>
             <wp:docPr id="21" name="image11.png"/>
             <wp:cNvGraphicFramePr>
-              <a:graphicFrameLocks noChangeAspect="1"/>
+              <a:graphicFrameLocks xmlns:a="http://schemas.openxmlformats.org/drawingml/2006/main" noChangeAspect="1"/>
             </wp:cNvGraphicFramePr>
-            <a:graphic>
+            <a:graphic xmlns:a="http://schemas.openxmlformats.org/drawingml/2006/main">
               <a:graphicData uri="http://schemas.openxmlformats.org/drawingml/2006/picture">
-                <pic:pic>
+                <pic:pic xmlns:pic="http://schemas.openxmlformats.org/drawingml/2006/picture">
                   <pic:nvPicPr>
                     <pic:cNvPr id="22" name="image11.png"/>
                     <pic:cNvPicPr/>
                   </pic:nvPicPr>
                   <pic:blipFill>
-                    <a:blip r:embed="rId19" cstate="print"/>
+                    <a:blip r:embed="rId21" cstate="print"/>
                     <a:stretch>
                       <a:fillRect/>
                     </a:stretch>
@@ -3251,9 +3212,11 @@
         </w:drawing>
       </w:r>
       <w:r>
-        <w:rPr/>
+        <w:rPr>
+          <w:noProof/>
+        </w:rPr>
         <w:drawing>
-          <wp:anchor distT="0" distB="0" distL="0" distR="0" allowOverlap="1" layoutInCell="1" locked="0" behindDoc="0" simplePos="0" relativeHeight="9">
+          <wp:anchor distT="0" distB="0" distL="0" distR="0" simplePos="0" relativeHeight="9" behindDoc="0" locked="0" layoutInCell="1" allowOverlap="1" wp14:anchorId="6719418D" wp14:editId="4EF4B475">
             <wp:simplePos x="0" y="0"/>
             <wp:positionH relativeFrom="page">
               <wp:posOffset>739140</wp:posOffset>
@@ -3266,17 +3229,17 @@
             <wp:wrapTopAndBottom/>
             <wp:docPr id="23" name="image12.jpeg"/>
             <wp:cNvGraphicFramePr>
-              <a:graphicFrameLocks noChangeAspect="1"/>
+              <a:graphicFrameLocks xmlns:a="http://schemas.openxmlformats.org/drawingml/2006/main" noChangeAspect="1"/>
             </wp:cNvGraphicFramePr>
-            <a:graphic>
+            <a:graphic xmlns:a="http://schemas.openxmlformats.org/drawingml/2006/main">
               <a:graphicData uri="http://schemas.openxmlformats.org/drawingml/2006/picture">
-                <pic:pic>
+                <pic:pic xmlns:pic="http://schemas.openxmlformats.org/drawingml/2006/picture">
                   <pic:nvPicPr>
                     <pic:cNvPr id="24" name="image12.jpeg"/>
                     <pic:cNvPicPr/>
                   </pic:nvPicPr>
                   <pic:blipFill>
-                    <a:blip r:embed="rId20" cstate="print"/>
+                    <a:blip r:embed="rId22" cstate="print"/>
                     <a:stretch>
                       <a:fillRect/>
                     </a:stretch>
@@ -3299,7 +3262,7 @@
     </w:p>
     <w:p>
       <w:pPr>
-        <w:pStyle w:val="BodyText"/>
+        <w:pStyle w:val="a3"/>
         <w:spacing w:before="2"/>
         <w:rPr>
           <w:sz w:val="12"/>
@@ -3308,90 +3271,100 @@
     </w:p>
     <w:p>
       <w:pPr>
-        <w:spacing w:after="0"/>
         <w:rPr>
           <w:sz w:val="12"/>
         </w:rPr>
         <w:sectPr>
           <w:pgSz w:w="11920" w:h="16840"/>
-          <w:pgMar w:header="0" w:footer="1055" w:top="1160" w:bottom="1240" w:left="1020" w:right="20"/>
+          <w:pgMar w:top="1160" w:right="20" w:bottom="1240" w:left="1020" w:header="0" w:footer="1055" w:gutter="0"/>
+          <w:cols w:space="720"/>
         </w:sectPr>
       </w:pPr>
     </w:p>
     <w:p>
       <w:pPr>
-        <w:pStyle w:val="BodyText"/>
+        <w:pStyle w:val="a3"/>
         <w:spacing w:before="74"/>
         <w:ind w:left="1707"/>
       </w:pPr>
       <w:r>
-        <w:rPr/>
+        <w:lastRenderedPageBreak/>
         <w:t>Тема</w:t>
       </w:r>
       <w:r>
         <w:rPr>
           <w:spacing w:val="-12"/>
         </w:rPr>
-        <w:t> </w:t>
-      </w:r>
-      <w:r>
-        <w:rPr/>
+        <w:t xml:space="preserve"> </w:t>
+      </w:r>
+      <w:r>
         <w:t>№8</w:t>
       </w:r>
       <w:r>
         <w:rPr>
           <w:spacing w:val="-12"/>
         </w:rPr>
-        <w:t> </w:t>
-      </w:r>
-      <w:r>
-        <w:rPr/>
-        <w:t>Practice#</w:t>
+        <w:t xml:space="preserve"> </w:t>
+      </w:r>
+      <w:proofErr w:type="spellStart"/>
+      <w:r>
+        <w:t>Practice</w:t>
+      </w:r>
+      <w:proofErr w:type="spellEnd"/>
+      <w:r>
+        <w:t>#</w:t>
       </w:r>
       <w:r>
         <w:rPr>
           <w:spacing w:val="-12"/>
         </w:rPr>
-        <w:t> </w:t>
-      </w:r>
-      <w:r>
-        <w:rPr/>
-        <w:t>programming:</w:t>
+        <w:t xml:space="preserve"> </w:t>
+      </w:r>
+      <w:proofErr w:type="spellStart"/>
+      <w:r>
+        <w:t>programming</w:t>
+      </w:r>
+      <w:proofErr w:type="spellEnd"/>
+      <w:r>
+        <w:t>:</w:t>
       </w:r>
       <w:r>
         <w:rPr>
           <w:spacing w:val="-11"/>
         </w:rPr>
-        <w:t> </w:t>
-      </w:r>
-      <w:r>
-        <w:rPr/>
+        <w:t xml:space="preserve"> </w:t>
+      </w:r>
+      <w:proofErr w:type="spellStart"/>
+      <w:r>
         <w:t>Class</w:t>
       </w:r>
+      <w:proofErr w:type="spellEnd"/>
       <w:r>
         <w:rPr>
           <w:spacing w:val="-12"/>
         </w:rPr>
-        <w:t> </w:t>
-      </w:r>
-      <w:r>
-        <w:rPr/>
+        <w:t xml:space="preserve"> </w:t>
+      </w:r>
+      <w:proofErr w:type="spellStart"/>
+      <w:r>
         <w:t>Practice</w:t>
       </w:r>
+      <w:proofErr w:type="spellEnd"/>
       <w:r>
         <w:rPr>
           <w:spacing w:val="-12"/>
         </w:rPr>
-        <w:t> </w:t>
-      </w:r>
-      <w:r>
-        <w:rPr/>
+        <w:t xml:space="preserve"> </w:t>
+      </w:r>
+      <w:proofErr w:type="spellStart"/>
+      <w:r>
         <w:t>Task</w:t>
       </w:r>
-    </w:p>
-    <w:p>
-      <w:pPr>
-        <w:pStyle w:val="BodyText"/>
+      <w:proofErr w:type="spellEnd"/>
+    </w:p>
+    <w:p>
+      <w:pPr>
+        <w:pStyle w:val="a3"/>
         <w:rPr>
           <w:sz w:val="30"/>
         </w:rPr>
@@ -3399,7 +3372,7 @@
     </w:p>
     <w:p>
       <w:pPr>
-        <w:pStyle w:val="BodyText"/>
+        <w:pStyle w:val="a3"/>
         <w:rPr>
           <w:sz w:val="30"/>
         </w:rPr>
@@ -3407,7 +3380,7 @@
     </w:p>
     <w:p>
       <w:pPr>
-        <w:pStyle w:val="BodyText"/>
+        <w:pStyle w:val="a3"/>
         <w:rPr>
           <w:sz w:val="30"/>
         </w:rPr>
@@ -3415,7 +3388,7 @@
     </w:p>
     <w:p>
       <w:pPr>
-        <w:pStyle w:val="BodyText"/>
+        <w:pStyle w:val="a3"/>
         <w:rPr>
           <w:sz w:val="30"/>
         </w:rPr>
@@ -3423,7 +3396,7 @@
     </w:p>
     <w:p>
       <w:pPr>
-        <w:pStyle w:val="BodyText"/>
+        <w:pStyle w:val="a3"/>
         <w:spacing w:before="2"/>
         <w:rPr>
           <w:sz w:val="30"/>
@@ -3432,350 +3405,320 @@
     </w:p>
     <w:p>
       <w:pPr>
-        <w:pStyle w:val="BodyText"/>
+        <w:pStyle w:val="a3"/>
         <w:spacing w:line="360" w:lineRule="auto"/>
         <w:ind w:left="113" w:right="719"/>
       </w:pPr>
       <w:r>
-        <w:rPr/>
         <w:t>Створити простий порадник щодо погоди. Користувач вводить поточні</w:t>
       </w:r>
       <w:r>
         <w:rPr>
           <w:spacing w:val="1"/>
         </w:rPr>
-        <w:t> </w:t>
-      </w:r>
-      <w:r>
-        <w:rPr/>
+        <w:t xml:space="preserve"> </w:t>
+      </w:r>
+      <w:r>
         <w:t>погодні</w:t>
       </w:r>
       <w:r>
         <w:rPr>
           <w:spacing w:val="-12"/>
         </w:rPr>
-        <w:t> </w:t>
-      </w:r>
-      <w:r>
-        <w:rPr/>
+        <w:t xml:space="preserve"> </w:t>
+      </w:r>
+      <w:r>
         <w:t>умови,</w:t>
       </w:r>
       <w:r>
         <w:rPr>
           <w:spacing w:val="-12"/>
         </w:rPr>
-        <w:t> </w:t>
-      </w:r>
-      <w:r>
-        <w:rPr/>
+        <w:t xml:space="preserve"> </w:t>
+      </w:r>
+      <w:r>
         <w:t>а</w:t>
       </w:r>
       <w:r>
         <w:rPr>
           <w:spacing w:val="-11"/>
         </w:rPr>
-        <w:t> </w:t>
-      </w:r>
-      <w:r>
-        <w:rPr/>
+        <w:t xml:space="preserve"> </w:t>
+      </w:r>
+      <w:r>
         <w:t>програма</w:t>
       </w:r>
       <w:r>
         <w:rPr>
           <w:spacing w:val="-12"/>
         </w:rPr>
-        <w:t> </w:t>
-      </w:r>
-      <w:r>
-        <w:rPr/>
+        <w:t xml:space="preserve"> </w:t>
+      </w:r>
+      <w:r>
         <w:t>видає</w:t>
       </w:r>
       <w:r>
         <w:rPr>
           <w:spacing w:val="-11"/>
         </w:rPr>
-        <w:t> </w:t>
-      </w:r>
-      <w:r>
-        <w:rPr/>
+        <w:t xml:space="preserve"> </w:t>
+      </w:r>
+      <w:r>
         <w:t>рекомендації</w:t>
       </w:r>
       <w:r>
         <w:rPr>
           <w:spacing w:val="-12"/>
         </w:rPr>
-        <w:t> </w:t>
-      </w:r>
-      <w:r>
-        <w:rPr/>
+        <w:t xml:space="preserve"> </w:t>
+      </w:r>
+      <w:r>
         <w:t>щодо</w:t>
       </w:r>
       <w:r>
         <w:rPr>
           <w:spacing w:val="-12"/>
         </w:rPr>
-        <w:t> </w:t>
-      </w:r>
-      <w:r>
-        <w:rPr/>
+        <w:t xml:space="preserve"> </w:t>
+      </w:r>
+      <w:r>
         <w:t>активності</w:t>
       </w:r>
       <w:r>
         <w:rPr>
           <w:spacing w:val="-11"/>
         </w:rPr>
-        <w:t> </w:t>
-      </w:r>
-      <w:r>
-        <w:rPr/>
+        <w:t xml:space="preserve"> </w:t>
+      </w:r>
+      <w:r>
         <w:t>на</w:t>
       </w:r>
       <w:r>
         <w:rPr>
           <w:spacing w:val="-12"/>
         </w:rPr>
-        <w:t> </w:t>
-      </w:r>
-      <w:r>
-        <w:rPr/>
+        <w:t xml:space="preserve"> </w:t>
+      </w:r>
+      <w:r>
         <w:t>основі</w:t>
       </w:r>
       <w:r>
         <w:rPr>
           <w:spacing w:val="-67"/>
         </w:rPr>
-        <w:t> </w:t>
-      </w:r>
-      <w:r>
-        <w:rPr/>
+        <w:t xml:space="preserve"> </w:t>
+      </w:r>
+      <w:r>
         <w:t>погоди.</w:t>
       </w:r>
     </w:p>
     <w:p>
       <w:pPr>
-        <w:pStyle w:val="BodyText"/>
-        <w:spacing w:line="508" w:lineRule="auto" w:before="200"/>
+        <w:pStyle w:val="a3"/>
+        <w:spacing w:before="200" w:line="508" w:lineRule="auto"/>
         <w:ind w:left="183" w:right="1940" w:hanging="70"/>
       </w:pPr>
       <w:r>
-        <w:rPr/>
         <w:t>Важливі</w:t>
       </w:r>
       <w:r>
         <w:rPr>
           <w:spacing w:val="-8"/>
         </w:rPr>
-        <w:t> </w:t>
-      </w:r>
-      <w:r>
-        <w:rPr/>
+        <w:t xml:space="preserve"> </w:t>
+      </w:r>
+      <w:r>
         <w:t>деталі</w:t>
       </w:r>
       <w:r>
         <w:rPr>
           <w:spacing w:val="-7"/>
         </w:rPr>
-        <w:t> </w:t>
-      </w:r>
-      <w:r>
-        <w:rPr/>
+        <w:t xml:space="preserve"> </w:t>
+      </w:r>
+      <w:r>
         <w:t>для</w:t>
       </w:r>
       <w:r>
         <w:rPr>
           <w:spacing w:val="-7"/>
         </w:rPr>
-        <w:t> </w:t>
-      </w:r>
-      <w:r>
-        <w:rPr/>
+        <w:t xml:space="preserve"> </w:t>
+      </w:r>
+      <w:r>
         <w:t>врахування</w:t>
       </w:r>
       <w:r>
         <w:rPr>
           <w:spacing w:val="-7"/>
         </w:rPr>
-        <w:t> </w:t>
-      </w:r>
-      <w:r>
-        <w:rPr/>
+        <w:t xml:space="preserve"> </w:t>
+      </w:r>
+      <w:r>
         <w:t>в</w:t>
       </w:r>
       <w:r>
         <w:rPr>
           <w:spacing w:val="-7"/>
         </w:rPr>
-        <w:t> </w:t>
-      </w:r>
-      <w:r>
-        <w:rPr/>
+        <w:t xml:space="preserve"> </w:t>
+      </w:r>
+      <w:r>
         <w:t>імплементації</w:t>
       </w:r>
       <w:r>
         <w:rPr>
           <w:spacing w:val="-8"/>
         </w:rPr>
-        <w:t> </w:t>
-      </w:r>
-      <w:r>
-        <w:rPr/>
+        <w:t xml:space="preserve"> </w:t>
+      </w:r>
+      <w:r>
         <w:t>програми:</w:t>
       </w:r>
       <w:r>
         <w:rPr>
           <w:spacing w:val="-67"/>
         </w:rPr>
-        <w:t> </w:t>
-      </w:r>
-      <w:r>
-        <w:rPr/>
+        <w:t xml:space="preserve"> </w:t>
+      </w:r>
+      <w:r>
         <w:t>Використання</w:t>
       </w:r>
       <w:r>
         <w:rPr>
           <w:spacing w:val="-2"/>
         </w:rPr>
-        <w:t> </w:t>
-      </w:r>
-      <w:r>
-        <w:rPr/>
+        <w:t xml:space="preserve"> </w:t>
+      </w:r>
+      <w:r>
         <w:t>наступної</w:t>
       </w:r>
       <w:r>
         <w:rPr>
           <w:spacing w:val="-2"/>
         </w:rPr>
-        <w:t> </w:t>
-      </w:r>
-      <w:r>
-        <w:rPr/>
+        <w:t xml:space="preserve"> </w:t>
+      </w:r>
+      <w:r>
         <w:t>структури:</w:t>
       </w:r>
     </w:p>
     <w:p>
       <w:pPr>
-        <w:pStyle w:val="BodyText"/>
+        <w:pStyle w:val="a3"/>
         <w:spacing w:before="1"/>
         <w:ind w:left="113"/>
       </w:pPr>
-      <w:r>
-        <w:rPr/>
+      <w:proofErr w:type="spellStart"/>
+      <w:r>
         <w:t>if</w:t>
       </w:r>
+      <w:proofErr w:type="spellEnd"/>
       <w:r>
         <w:rPr>
           <w:spacing w:val="-8"/>
         </w:rPr>
-        <w:t> </w:t>
-      </w:r>
-      <w:r>
-        <w:rPr/>
+        <w:t xml:space="preserve"> </w:t>
+      </w:r>
+      <w:proofErr w:type="spellStart"/>
+      <w:r>
         <w:t>else</w:t>
       </w:r>
+      <w:proofErr w:type="spellEnd"/>
       <w:r>
         <w:rPr>
           <w:spacing w:val="-7"/>
         </w:rPr>
-        <w:t> </w:t>
-      </w:r>
-      <w:r>
-        <w:rPr/>
+        <w:t xml:space="preserve"> </w:t>
+      </w:r>
+      <w:r>
         <w:t>-</w:t>
       </w:r>
       <w:r>
         <w:rPr>
           <w:spacing w:val="-7"/>
         </w:rPr>
-        <w:t> </w:t>
-      </w:r>
-      <w:r>
-        <w:rPr/>
+        <w:t xml:space="preserve"> </w:t>
+      </w:r>
+      <w:r>
         <w:t>щоб</w:t>
       </w:r>
       <w:r>
         <w:rPr>
           <w:spacing w:val="-7"/>
         </w:rPr>
-        <w:t> </w:t>
-      </w:r>
-      <w:r>
-        <w:rPr/>
+        <w:t xml:space="preserve"> </w:t>
+      </w:r>
+      <w:r>
         <w:t>вирішити,</w:t>
       </w:r>
       <w:r>
         <w:rPr>
           <w:spacing w:val="-8"/>
         </w:rPr>
-        <w:t> </w:t>
-      </w:r>
-      <w:r>
-        <w:rPr/>
+        <w:t xml:space="preserve"> </w:t>
+      </w:r>
+      <w:r>
         <w:t>чи</w:t>
       </w:r>
       <w:r>
         <w:rPr>
           <w:spacing w:val="-7"/>
         </w:rPr>
-        <w:t> </w:t>
-      </w:r>
-      <w:r>
-        <w:rPr/>
+        <w:t xml:space="preserve"> </w:t>
+      </w:r>
+      <w:r>
         <w:t>повинен</w:t>
       </w:r>
       <w:r>
         <w:rPr>
           <w:spacing w:val="-7"/>
         </w:rPr>
-        <w:t> </w:t>
-      </w:r>
-      <w:r>
-        <w:rPr/>
+        <w:t xml:space="preserve"> </w:t>
+      </w:r>
+      <w:r>
         <w:t>користувач</w:t>
       </w:r>
       <w:r>
         <w:rPr>
           <w:spacing w:val="-7"/>
         </w:rPr>
-        <w:t> </w:t>
-      </w:r>
-      <w:r>
-        <w:rPr/>
+        <w:t xml:space="preserve"> </w:t>
+      </w:r>
+      <w:r>
         <w:t>взяти</w:t>
       </w:r>
       <w:r>
         <w:rPr>
           <w:spacing w:val="-8"/>
         </w:rPr>
-        <w:t> </w:t>
-      </w:r>
-      <w:r>
-        <w:rPr/>
+        <w:t xml:space="preserve"> </w:t>
+      </w:r>
+      <w:r>
         <w:t>куртку</w:t>
       </w:r>
       <w:r>
         <w:rPr>
           <w:spacing w:val="-7"/>
         </w:rPr>
-        <w:t> </w:t>
-      </w:r>
-      <w:r>
-        <w:rPr/>
+        <w:t xml:space="preserve"> </w:t>
+      </w:r>
+      <w:r>
         <w:t>чи</w:t>
       </w:r>
       <w:r>
         <w:rPr>
           <w:spacing w:val="-7"/>
         </w:rPr>
-        <w:t> </w:t>
-      </w:r>
-      <w:r>
-        <w:rPr/>
+        <w:t xml:space="preserve"> </w:t>
+      </w:r>
+      <w:r>
         <w:t>ні.</w:t>
       </w:r>
     </w:p>
     <w:p>
       <w:pPr>
-        <w:pStyle w:val="BodyText"/>
+        <w:pStyle w:val="a3"/>
         <w:spacing w:before="4"/>
         <w:rPr>
           <w:sz w:val="31"/>
@@ -3784,238 +3727,234 @@
     </w:p>
     <w:p>
       <w:pPr>
-        <w:pStyle w:val="BodyText"/>
+        <w:pStyle w:val="a3"/>
         <w:spacing w:line="360" w:lineRule="auto"/>
         <w:ind w:left="113" w:right="719"/>
       </w:pPr>
-      <w:r>
-        <w:rPr/>
-        <w:t>if,</w:t>
+      <w:proofErr w:type="spellStart"/>
+      <w:r>
+        <w:t>if</w:t>
+      </w:r>
+      <w:proofErr w:type="spellEnd"/>
+      <w:r>
+        <w:t>,</w:t>
       </w:r>
       <w:r>
         <w:rPr>
           <w:spacing w:val="-11"/>
         </w:rPr>
-        <w:t> </w:t>
-      </w:r>
-      <w:r>
-        <w:rPr/>
+        <w:t xml:space="preserve"> </w:t>
+      </w:r>
+      <w:proofErr w:type="spellStart"/>
+      <w:r>
         <w:t>else</w:t>
       </w:r>
+      <w:proofErr w:type="spellEnd"/>
       <w:r>
         <w:rPr>
           <w:spacing w:val="-10"/>
         </w:rPr>
-        <w:t> </w:t>
-      </w:r>
-      <w:r>
-        <w:rPr/>
+        <w:t xml:space="preserve"> </w:t>
+      </w:r>
+      <w:proofErr w:type="spellStart"/>
+      <w:r>
         <w:t>if</w:t>
       </w:r>
+      <w:proofErr w:type="spellEnd"/>
       <w:r>
         <w:rPr>
           <w:spacing w:val="-10"/>
         </w:rPr>
-        <w:t> </w:t>
-      </w:r>
-      <w:r>
-        <w:rPr/>
+        <w:t xml:space="preserve"> </w:t>
+      </w:r>
+      <w:r>
         <w:t>-</w:t>
       </w:r>
       <w:r>
         <w:rPr>
           <w:spacing w:val="-10"/>
         </w:rPr>
-        <w:t> </w:t>
-      </w:r>
-      <w:r>
-        <w:rPr/>
+        <w:t xml:space="preserve"> </w:t>
+      </w:r>
+      <w:r>
         <w:t>щоб</w:t>
       </w:r>
       <w:r>
         <w:rPr>
           <w:spacing w:val="-11"/>
         </w:rPr>
-        <w:t> </w:t>
-      </w:r>
-      <w:r>
-        <w:rPr/>
+        <w:t xml:space="preserve"> </w:t>
+      </w:r>
+      <w:r>
         <w:t>надати</w:t>
       </w:r>
       <w:r>
         <w:rPr>
           <w:spacing w:val="-10"/>
         </w:rPr>
-        <w:t> </w:t>
-      </w:r>
-      <w:r>
-        <w:rPr/>
+        <w:t xml:space="preserve"> </w:t>
+      </w:r>
+      <w:r>
         <w:t>рекомендацію</w:t>
       </w:r>
       <w:r>
         <w:rPr>
           <w:spacing w:val="-10"/>
         </w:rPr>
-        <w:t> </w:t>
-      </w:r>
-      <w:r>
-        <w:rPr/>
+        <w:t xml:space="preserve"> </w:t>
+      </w:r>
+      <w:r>
         <w:t>щодо</w:t>
       </w:r>
       <w:r>
         <w:rPr>
           <w:spacing w:val="-10"/>
         </w:rPr>
-        <w:t> </w:t>
-      </w:r>
-      <w:r>
-        <w:rPr/>
+        <w:t xml:space="preserve"> </w:t>
+      </w:r>
+      <w:r>
         <w:t>активності</w:t>
       </w:r>
       <w:r>
         <w:rPr>
           <w:spacing w:val="-10"/>
         </w:rPr>
-        <w:t> </w:t>
-      </w:r>
-      <w:r>
-        <w:rPr/>
+        <w:t xml:space="preserve"> </w:t>
+      </w:r>
+      <w:r>
         <w:t>(прогулянка,</w:t>
       </w:r>
       <w:r>
         <w:rPr>
           <w:spacing w:val="-11"/>
         </w:rPr>
-        <w:t> </w:t>
-      </w:r>
-      <w:r>
-        <w:rPr/>
+        <w:t xml:space="preserve"> </w:t>
+      </w:r>
+      <w:r>
         <w:t>футбол,</w:t>
       </w:r>
       <w:r>
         <w:rPr>
           <w:spacing w:val="-67"/>
         </w:rPr>
-        <w:t> </w:t>
-      </w:r>
-      <w:r>
-        <w:rPr/>
+        <w:t xml:space="preserve"> </w:t>
+      </w:r>
+      <w:r>
         <w:t>настільні</w:t>
       </w:r>
       <w:r>
         <w:rPr>
           <w:spacing w:val="-2"/>
         </w:rPr>
-        <w:t> </w:t>
-      </w:r>
-      <w:r>
-        <w:rPr/>
+        <w:t xml:space="preserve"> </w:t>
+      </w:r>
+      <w:r>
         <w:t>ігри,</w:t>
       </w:r>
       <w:r>
         <w:rPr>
           <w:spacing w:val="-1"/>
         </w:rPr>
-        <w:t> </w:t>
-      </w:r>
-      <w:r>
-        <w:rPr/>
-        <w:t>etc).</w:t>
-      </w:r>
-    </w:p>
-    <w:p>
-      <w:pPr>
-        <w:pStyle w:val="BodyText"/>
+        <w:t xml:space="preserve"> </w:t>
+      </w:r>
+      <w:proofErr w:type="spellStart"/>
+      <w:r>
+        <w:t>etc</w:t>
+      </w:r>
+      <w:proofErr w:type="spellEnd"/>
+      <w:r>
+        <w:t>).</w:t>
+      </w:r>
+    </w:p>
+    <w:p>
+      <w:pPr>
+        <w:pStyle w:val="a3"/>
         <w:spacing w:before="200"/>
         <w:ind w:left="113"/>
       </w:pPr>
-      <w:r>
-        <w:rPr/>
+      <w:proofErr w:type="spellStart"/>
+      <w:r>
         <w:t>switch</w:t>
       </w:r>
+      <w:proofErr w:type="spellEnd"/>
       <w:r>
         <w:rPr>
           <w:spacing w:val="-11"/>
         </w:rPr>
-        <w:t> </w:t>
-      </w:r>
-      <w:r>
-        <w:rPr/>
+        <w:t xml:space="preserve"> </w:t>
+      </w:r>
+      <w:proofErr w:type="spellStart"/>
+      <w:r>
         <w:t>case</w:t>
       </w:r>
+      <w:proofErr w:type="spellEnd"/>
       <w:r>
         <w:rPr>
           <w:spacing w:val="-11"/>
         </w:rPr>
-        <w:t> </w:t>
-      </w:r>
-      <w:r>
-        <w:rPr/>
+        <w:t xml:space="preserve"> </w:t>
+      </w:r>
+      <w:r>
         <w:t>-</w:t>
       </w:r>
       <w:r>
         <w:rPr>
           <w:spacing w:val="-11"/>
         </w:rPr>
-        <w:t> </w:t>
-      </w:r>
-      <w:r>
-        <w:rPr/>
+        <w:t xml:space="preserve"> </w:t>
+      </w:r>
+      <w:r>
         <w:t>для</w:t>
       </w:r>
       <w:r>
         <w:rPr>
           <w:spacing w:val="-11"/>
         </w:rPr>
-        <w:t> </w:t>
-      </w:r>
-      <w:r>
-        <w:rPr/>
+        <w:t xml:space="preserve"> </w:t>
+      </w:r>
+      <w:r>
         <w:t>визначення</w:t>
       </w:r>
       <w:r>
         <w:rPr>
           <w:spacing w:val="-11"/>
         </w:rPr>
-        <w:t> </w:t>
-      </w:r>
-      <w:r>
-        <w:rPr/>
+        <w:t xml:space="preserve"> </w:t>
+      </w:r>
+      <w:r>
         <w:t>типу</w:t>
       </w:r>
       <w:r>
         <w:rPr>
           <w:spacing w:val="-11"/>
         </w:rPr>
-        <w:t> </w:t>
-      </w:r>
-      <w:r>
-        <w:rPr/>
+        <w:t xml:space="preserve"> </w:t>
+      </w:r>
+      <w:r>
         <w:t>рекомендованого</w:t>
       </w:r>
       <w:r>
         <w:rPr>
           <w:spacing w:val="-11"/>
         </w:rPr>
-        <w:t> </w:t>
-      </w:r>
-      <w:r>
-        <w:rPr/>
+        <w:t xml:space="preserve"> </w:t>
+      </w:r>
+      <w:r>
         <w:t>взуття.</w:t>
       </w:r>
     </w:p>
     <w:p>
       <w:pPr>
-        <w:spacing w:after="0"/>
         <w:sectPr>
           <w:pgSz w:w="11920" w:h="16840"/>
-          <w:pgMar w:header="0" w:footer="1055" w:top="1060" w:bottom="1240" w:left="1020" w:right="20"/>
+          <w:pgMar w:top="1060" w:right="20" w:bottom="1240" w:left="1020" w:header="0" w:footer="1055" w:gutter="0"/>
+          <w:cols w:space="720"/>
         </w:sectPr>
       </w:pPr>
     </w:p>
     <w:p>
       <w:pPr>
-        <w:pStyle w:val="BodyText"/>
+        <w:pStyle w:val="a3"/>
         <w:ind w:left="144"/>
         <w:rPr>
           <w:b w:val="0"/>
@@ -4025,25 +3964,27 @@
       <w:r>
         <w:rPr>
           <w:b w:val="0"/>
+          <w:noProof/>
           <w:sz w:val="20"/>
         </w:rPr>
+        <w:lastRenderedPageBreak/>
         <w:drawing>
-          <wp:inline distT="0" distB="0" distL="0" distR="0">
+          <wp:inline distT="0" distB="0" distL="0" distR="0" wp14:anchorId="1CBBDE79" wp14:editId="6E5285FF">
             <wp:extent cx="4068474" cy="7122223"/>
             <wp:effectExtent l="0" t="0" r="0" b="0"/>
             <wp:docPr id="25" name="image13.jpeg"/>
             <wp:cNvGraphicFramePr>
-              <a:graphicFrameLocks noChangeAspect="1"/>
+              <a:graphicFrameLocks xmlns:a="http://schemas.openxmlformats.org/drawingml/2006/main" noChangeAspect="1"/>
             </wp:cNvGraphicFramePr>
-            <a:graphic>
+            <a:graphic xmlns:a="http://schemas.openxmlformats.org/drawingml/2006/main">
               <a:graphicData uri="http://schemas.openxmlformats.org/drawingml/2006/picture">
-                <pic:pic>
+                <pic:pic xmlns:pic="http://schemas.openxmlformats.org/drawingml/2006/picture">
                   <pic:nvPicPr>
                     <pic:cNvPr id="26" name="image13.jpeg"/>
                     <pic:cNvPicPr/>
                   </pic:nvPicPr>
                   <pic:blipFill>
-                    <a:blip r:embed="rId21" cstate="print"/>
+                    <a:blip r:embed="rId23" cstate="print"/>
                     <a:stretch>
                       <a:fillRect/>
                     </a:stretch>
@@ -4063,25 +4004,21 @@
           </wp:inline>
         </w:drawing>
       </w:r>
-      <w:r>
-        <w:rPr>
-          <w:b w:val="0"/>
-          <w:sz w:val="20"/>
-        </w:rPr>
-      </w:r>
-    </w:p>
-    <w:p>
-      <w:pPr>
-        <w:pStyle w:val="BodyText"/>
+    </w:p>
+    <w:p>
+      <w:pPr>
+        <w:pStyle w:val="a3"/>
         <w:spacing w:before="8"/>
         <w:rPr>
           <w:sz w:val="9"/>
         </w:rPr>
       </w:pPr>
       <w:r>
-        <w:rPr/>
+        <w:rPr>
+          <w:noProof/>
+        </w:rPr>
         <w:drawing>
-          <wp:anchor distT="0" distB="0" distL="0" distR="0" allowOverlap="1" layoutInCell="1" locked="0" behindDoc="0" simplePos="0" relativeHeight="10">
+          <wp:anchor distT="0" distB="0" distL="0" distR="0" simplePos="0" relativeHeight="10" behindDoc="0" locked="0" layoutInCell="1" allowOverlap="1" wp14:anchorId="6EEB70C2" wp14:editId="5951BCAF">
             <wp:simplePos x="0" y="0"/>
             <wp:positionH relativeFrom="page">
               <wp:posOffset>739139</wp:posOffset>
@@ -4094,17 +4031,17 @@
             <wp:wrapTopAndBottom/>
             <wp:docPr id="27" name="image14.png"/>
             <wp:cNvGraphicFramePr>
-              <a:graphicFrameLocks noChangeAspect="1"/>
+              <a:graphicFrameLocks xmlns:a="http://schemas.openxmlformats.org/drawingml/2006/main" noChangeAspect="1"/>
             </wp:cNvGraphicFramePr>
-            <a:graphic>
+            <a:graphic xmlns:a="http://schemas.openxmlformats.org/drawingml/2006/main">
               <a:graphicData uri="http://schemas.openxmlformats.org/drawingml/2006/picture">
-                <pic:pic>
+                <pic:pic xmlns:pic="http://schemas.openxmlformats.org/drawingml/2006/picture">
                   <pic:nvPicPr>
                     <pic:cNvPr id="28" name="image14.png"/>
                     <pic:cNvPicPr/>
                   </pic:nvPicPr>
                   <pic:blipFill>
-                    <a:blip r:embed="rId22" cstate="print"/>
+                    <a:blip r:embed="rId24" cstate="print"/>
                     <a:stretch>
                       <a:fillRect/>
                     </a:stretch>
@@ -4127,43 +4064,37 @@
     </w:p>
     <w:p>
       <w:pPr>
-        <w:spacing w:after="0"/>
         <w:rPr>
           <w:sz w:val="9"/>
         </w:rPr>
         <w:sectPr>
           <w:pgSz w:w="11920" w:h="16840"/>
-          <w:pgMar w:header="0" w:footer="1055" w:top="1160" w:bottom="1240" w:left="1020" w:right="20"/>
+          <w:pgMar w:top="1160" w:right="20" w:bottom="1240" w:left="1020" w:header="0" w:footer="1055" w:gutter="0"/>
+          <w:cols w:space="720"/>
         </w:sectPr>
       </w:pPr>
     </w:p>
     <w:p>
       <w:pPr>
         <w:spacing w:before="74"/>
-        <w:ind w:left="113" w:right="0" w:firstLine="0"/>
-        <w:jc w:val="left"/>
-        <w:rPr>
-          <w:sz w:val="22"/>
-        </w:rPr>
-      </w:pPr>
-      <w:r>
-        <w:rPr>
-          <w:sz w:val="22"/>
+        <w:ind w:left="113"/>
+      </w:pPr>
+      <w:r>
+        <w:rPr>
           <w:u w:val="thick"/>
         </w:rPr>
+        <w:lastRenderedPageBreak/>
         <w:t>Завдання</w:t>
       </w:r>
       <w:r>
         <w:rPr>
           <w:spacing w:val="-10"/>
-          <w:sz w:val="22"/>
           <w:u w:val="thick"/>
         </w:rPr>
-        <w:t> </w:t>
-      </w:r>
-      <w:r>
-        <w:rPr>
-          <w:sz w:val="22"/>
+        <w:t xml:space="preserve"> </w:t>
+      </w:r>
+      <w:r>
+        <w:rPr>
           <w:u w:val="thick"/>
         </w:rPr>
         <w:t>№5</w:t>
@@ -4171,52 +4102,52 @@
       <w:r>
         <w:rPr>
           <w:spacing w:val="-9"/>
-          <w:sz w:val="22"/>
           <w:u w:val="thick"/>
         </w:rPr>
-        <w:t> </w:t>
-      </w:r>
-      <w:r>
-        <w:rPr>
-          <w:sz w:val="22"/>
+        <w:t xml:space="preserve"> </w:t>
+      </w:r>
+      <w:proofErr w:type="spellStart"/>
+      <w:r>
+        <w:rPr>
           <w:u w:val="thick"/>
         </w:rPr>
         <w:t>Self</w:t>
       </w:r>
+      <w:proofErr w:type="spellEnd"/>
       <w:r>
         <w:rPr>
           <w:spacing w:val="-9"/>
-          <w:sz w:val="22"/>
           <w:u w:val="thick"/>
         </w:rPr>
-        <w:t> </w:t>
-      </w:r>
-      <w:r>
-        <w:rPr>
-          <w:sz w:val="22"/>
+        <w:t xml:space="preserve"> </w:t>
+      </w:r>
+      <w:proofErr w:type="spellStart"/>
+      <w:r>
+        <w:rPr>
           <w:u w:val="thick"/>
         </w:rPr>
         <w:t>Practice</w:t>
       </w:r>
+      <w:proofErr w:type="spellEnd"/>
       <w:r>
         <w:rPr>
           <w:spacing w:val="-9"/>
-          <w:sz w:val="22"/>
           <w:u w:val="thick"/>
         </w:rPr>
-        <w:t> </w:t>
-      </w:r>
-      <w:r>
-        <w:rPr>
-          <w:sz w:val="22"/>
+        <w:t xml:space="preserve"> </w:t>
+      </w:r>
+      <w:proofErr w:type="spellStart"/>
+      <w:r>
+        <w:rPr>
           <w:u w:val="thick"/>
         </w:rPr>
         <w:t>Work</w:t>
       </w:r>
-    </w:p>
-    <w:p>
-      <w:pPr>
-        <w:pStyle w:val="BodyText"/>
+      <w:proofErr w:type="spellEnd"/>
+    </w:p>
+    <w:p>
+      <w:pPr>
+        <w:pStyle w:val="a3"/>
         <w:spacing w:before="4"/>
         <w:rPr>
           <w:b w:val="0"/>
@@ -4225,17 +4156,15 @@
     </w:p>
     <w:p>
       <w:pPr>
-        <w:spacing w:line="549" w:lineRule="auto" w:before="0"/>
-        <w:ind w:left="113" w:right="4151" w:firstLine="0"/>
-        <w:jc w:val="left"/>
-        <w:rPr>
-          <w:sz w:val="22"/>
-        </w:rPr>
-      </w:pPr>
-      <w:r>
-        <w:rPr/>
+        <w:spacing w:line="549" w:lineRule="auto"/>
+        <w:ind w:left="113" w:right="4151"/>
+      </w:pPr>
+      <w:r>
+        <w:rPr>
+          <w:noProof/>
+        </w:rPr>
         <w:drawing>
-          <wp:anchor distT="0" distB="0" distL="0" distR="0" allowOverlap="1" layoutInCell="1" locked="0" behindDoc="0" simplePos="0" relativeHeight="11">
+          <wp:anchor distT="0" distB="0" distL="0" distR="0" simplePos="0" relativeHeight="11" behindDoc="0" locked="0" layoutInCell="1" allowOverlap="1" wp14:anchorId="2FC0694E" wp14:editId="0394A61D">
             <wp:simplePos x="0" y="0"/>
             <wp:positionH relativeFrom="page">
               <wp:posOffset>739139</wp:posOffset>
@@ -4248,17 +4177,17 @@
             <wp:wrapTopAndBottom/>
             <wp:docPr id="29" name="image15.png"/>
             <wp:cNvGraphicFramePr>
-              <a:graphicFrameLocks noChangeAspect="1"/>
+              <a:graphicFrameLocks xmlns:a="http://schemas.openxmlformats.org/drawingml/2006/main" noChangeAspect="1"/>
             </wp:cNvGraphicFramePr>
-            <a:graphic>
+            <a:graphic xmlns:a="http://schemas.openxmlformats.org/drawingml/2006/main">
               <a:graphicData uri="http://schemas.openxmlformats.org/drawingml/2006/picture">
-                <pic:pic>
+                <pic:pic xmlns:pic="http://schemas.openxmlformats.org/drawingml/2006/picture">
                   <pic:nvPicPr>
                     <pic:cNvPr id="30" name="image15.png"/>
                     <pic:cNvPicPr/>
                   </pic:nvPicPr>
                   <pic:blipFill>
-                    <a:blip r:embed="rId23" cstate="print"/>
+                    <a:blip r:embed="rId25" cstate="print"/>
                     <a:stretch>
                       <a:fillRect/>
                     </a:stretch>
@@ -4279,9 +4208,11 @@
         </w:drawing>
       </w:r>
       <w:r>
-        <w:rPr/>
+        <w:rPr>
+          <w:noProof/>
+        </w:rPr>
         <w:drawing>
-          <wp:anchor distT="0" distB="0" distL="0" distR="0" allowOverlap="1" layoutInCell="1" locked="0" behindDoc="0" simplePos="0" relativeHeight="12">
+          <wp:anchor distT="0" distB="0" distL="0" distR="0" simplePos="0" relativeHeight="12" behindDoc="0" locked="0" layoutInCell="1" allowOverlap="1" wp14:anchorId="78B552AA" wp14:editId="5F31436F">
             <wp:simplePos x="0" y="0"/>
             <wp:positionH relativeFrom="page">
               <wp:posOffset>739140</wp:posOffset>
@@ -4294,17 +4225,17 @@
             <wp:wrapTopAndBottom/>
             <wp:docPr id="31" name="image16.jpeg"/>
             <wp:cNvGraphicFramePr>
-              <a:graphicFrameLocks noChangeAspect="1"/>
+              <a:graphicFrameLocks xmlns:a="http://schemas.openxmlformats.org/drawingml/2006/main" noChangeAspect="1"/>
             </wp:cNvGraphicFramePr>
-            <a:graphic>
+            <a:graphic xmlns:a="http://schemas.openxmlformats.org/drawingml/2006/main">
               <a:graphicData uri="http://schemas.openxmlformats.org/drawingml/2006/picture">
-                <pic:pic>
+                <pic:pic xmlns:pic="http://schemas.openxmlformats.org/drawingml/2006/picture">
                   <pic:nvPicPr>
                     <pic:cNvPr id="32" name="image16.jpeg"/>
                     <pic:cNvPicPr/>
                   </pic:nvPicPr>
                   <pic:blipFill>
-                    <a:blip r:embed="rId24" cstate="print"/>
+                    <a:blip r:embed="rId26" cstate="print"/>
                     <a:stretch>
                       <a:fillRect/>
                     </a:stretch>
@@ -4326,7 +4257,6 @@
       </w:r>
       <w:r>
         <w:rPr>
-          <w:sz w:val="22"/>
           <w:u w:val="thick"/>
         </w:rPr>
         <w:t>Створити</w:t>
@@ -4334,14 +4264,12 @@
       <w:r>
         <w:rPr>
           <w:spacing w:val="-11"/>
-          <w:sz w:val="22"/>
           <w:u w:val="thick"/>
         </w:rPr>
-        <w:t> </w:t>
-      </w:r>
-      <w:r>
-        <w:rPr>
-          <w:sz w:val="22"/>
+        <w:t xml:space="preserve"> </w:t>
+      </w:r>
+      <w:r>
+        <w:rPr>
           <w:u w:val="thick"/>
         </w:rPr>
         <w:t>програму</w:t>
@@ -4349,14 +4277,12 @@
       <w:r>
         <w:rPr>
           <w:spacing w:val="-12"/>
-          <w:sz w:val="22"/>
           <w:u w:val="thick"/>
         </w:rPr>
-        <w:t> </w:t>
-      </w:r>
-      <w:r>
-        <w:rPr>
-          <w:sz w:val="22"/>
+        <w:t xml:space="preserve"> </w:t>
+      </w:r>
+      <w:r>
+        <w:rPr>
           <w:u w:val="thick"/>
         </w:rPr>
         <w:t>яка</w:t>
@@ -4364,14 +4290,12 @@
       <w:r>
         <w:rPr>
           <w:spacing w:val="-11"/>
-          <w:sz w:val="22"/>
           <w:u w:val="thick"/>
         </w:rPr>
-        <w:t> </w:t>
-      </w:r>
-      <w:r>
-        <w:rPr>
-          <w:sz w:val="22"/>
+        <w:t xml:space="preserve"> </w:t>
+      </w:r>
+      <w:r>
+        <w:rPr>
           <w:u w:val="thick"/>
         </w:rPr>
         <w:t>буде</w:t>
@@ -4379,14 +4303,12 @@
       <w:r>
         <w:rPr>
           <w:spacing w:val="-11"/>
-          <w:sz w:val="22"/>
           <w:u w:val="thick"/>
         </w:rPr>
-        <w:t> </w:t>
-      </w:r>
-      <w:r>
-        <w:rPr>
-          <w:sz w:val="22"/>
+        <w:t xml:space="preserve"> </w:t>
+      </w:r>
+      <w:r>
+        <w:rPr>
           <w:u w:val="thick"/>
         </w:rPr>
         <w:t>рахувати</w:t>
@@ -4394,14 +4316,12 @@
       <w:r>
         <w:rPr>
           <w:spacing w:val="-11"/>
-          <w:sz w:val="22"/>
           <w:u w:val="thick"/>
         </w:rPr>
-        <w:t> </w:t>
-      </w:r>
-      <w:r>
-        <w:rPr>
-          <w:sz w:val="22"/>
+        <w:t xml:space="preserve"> </w:t>
+      </w:r>
+      <w:r>
+        <w:rPr>
           <w:u w:val="thick"/>
         </w:rPr>
         <w:t>60%</w:t>
@@ -4409,14 +4329,12 @@
       <w:r>
         <w:rPr>
           <w:spacing w:val="-11"/>
-          <w:sz w:val="22"/>
           <w:u w:val="thick"/>
         </w:rPr>
-        <w:t> </w:t>
-      </w:r>
-      <w:r>
-        <w:rPr>
-          <w:sz w:val="22"/>
+        <w:t xml:space="preserve"> </w:t>
+      </w:r>
+      <w:r>
+        <w:rPr>
           <w:u w:val="thick"/>
         </w:rPr>
         <w:t>від</w:t>
@@ -4424,14 +4342,12 @@
       <w:r>
         <w:rPr>
           <w:spacing w:val="-11"/>
-          <w:sz w:val="22"/>
           <w:u w:val="thick"/>
         </w:rPr>
-        <w:t> </w:t>
-      </w:r>
-      <w:r>
-        <w:rPr>
-          <w:sz w:val="22"/>
+        <w:t xml:space="preserve"> </w:t>
+      </w:r>
+      <w:r>
+        <w:rPr>
           <w:u w:val="thick"/>
         </w:rPr>
         <w:t>заданого</w:t>
@@ -4439,14 +4355,12 @@
       <w:r>
         <w:rPr>
           <w:spacing w:val="-11"/>
-          <w:sz w:val="22"/>
           <w:u w:val="thick"/>
         </w:rPr>
-        <w:t> </w:t>
-      </w:r>
-      <w:r>
-        <w:rPr>
-          <w:sz w:val="22"/>
+        <w:t xml:space="preserve"> </w:t>
+      </w:r>
+      <w:r>
+        <w:rPr>
           <w:u w:val="thick"/>
         </w:rPr>
         <w:t>числа</w:t>
@@ -4454,13 +4368,11 @@
       <w:r>
         <w:rPr>
           <w:spacing w:val="-52"/>
-          <w:sz w:val="22"/>
-        </w:rPr>
-        <w:t> </w:t>
-      </w:r>
-      <w:r>
-        <w:rPr>
-          <w:sz w:val="22"/>
+        </w:rPr>
+        <w:t xml:space="preserve"> </w:t>
+      </w:r>
+      <w:r>
+        <w:rPr>
           <w:u w:val="thick"/>
         </w:rPr>
         <w:t>Результат:</w:t>
@@ -4468,7 +4380,7 @@
     </w:p>
     <w:p>
       <w:pPr>
-        <w:pStyle w:val="BodyText"/>
+        <w:pStyle w:val="a3"/>
         <w:spacing w:before="9"/>
         <w:rPr>
           <w:b w:val="0"/>
@@ -4478,48 +4390,47 @@
     </w:p>
     <w:p>
       <w:pPr>
-        <w:spacing w:after="0"/>
         <w:rPr>
           <w:sz w:val="11"/>
         </w:rPr>
         <w:sectPr>
           <w:pgSz w:w="11920" w:h="16840"/>
-          <w:pgMar w:header="0" w:footer="1055" w:top="1060" w:bottom="1240" w:left="1020" w:right="20"/>
+          <w:pgMar w:top="1060" w:right="20" w:bottom="1240" w:left="1020" w:header="0" w:footer="1055" w:gutter="0"/>
+          <w:cols w:space="720"/>
         </w:sectPr>
       </w:pPr>
     </w:p>
     <w:p>
       <w:pPr>
         <w:tabs>
-          <w:tab w:pos="553" w:val="left" w:leader="none"/>
+          <w:tab w:val="left" w:pos="553"/>
         </w:tabs>
         <w:spacing w:before="74"/>
-        <w:ind w:left="113" w:right="0" w:firstLine="0"/>
-        <w:jc w:val="left"/>
-        <w:rPr>
-          <w:sz w:val="22"/>
-        </w:rPr>
-      </w:pPr>
-      <w:r>
-        <w:rPr>
-          <w:sz w:val="22"/>
+        <w:ind w:left="113"/>
+      </w:pPr>
+      <w:r>
+        <w:rPr>
           <w:u w:val="thick"/>
         </w:rPr>
+        <w:lastRenderedPageBreak/>
         <w:t>2.</w:t>
+      </w:r>
+      <w:r>
+        <w:rPr>
+          <w:u w:val="thick"/>
+        </w:rPr>
         <w:tab/>
         <w:t>Дизайн</w:t>
       </w:r>
       <w:r>
         <w:rPr>
           <w:spacing w:val="-9"/>
-          <w:sz w:val="22"/>
           <w:u w:val="thick"/>
         </w:rPr>
-        <w:t> </w:t>
-      </w:r>
-      <w:r>
-        <w:rPr>
-          <w:sz w:val="22"/>
+        <w:t xml:space="preserve"> </w:t>
+      </w:r>
+      <w:r>
+        <w:rPr>
           <w:u w:val="thick"/>
         </w:rPr>
         <w:t>та</w:t>
@@ -4527,14 +4438,12 @@
       <w:r>
         <w:rPr>
           <w:spacing w:val="-8"/>
-          <w:sz w:val="22"/>
           <w:u w:val="thick"/>
         </w:rPr>
-        <w:t> </w:t>
-      </w:r>
-      <w:r>
-        <w:rPr>
-          <w:sz w:val="22"/>
+        <w:t xml:space="preserve"> </w:t>
+      </w:r>
+      <w:r>
+        <w:rPr>
           <w:u w:val="thick"/>
         </w:rPr>
         <w:t>планова</w:t>
@@ -4542,14 +4451,12 @@
       <w:r>
         <w:rPr>
           <w:spacing w:val="-9"/>
-          <w:sz w:val="22"/>
           <w:u w:val="thick"/>
         </w:rPr>
-        <w:t> </w:t>
-      </w:r>
-      <w:r>
-        <w:rPr>
-          <w:sz w:val="22"/>
+        <w:t xml:space="preserve"> </w:t>
+      </w:r>
+      <w:r>
+        <w:rPr>
           <w:u w:val="thick"/>
         </w:rPr>
         <w:t>оцінка</w:t>
@@ -4557,14 +4464,12 @@
       <w:r>
         <w:rPr>
           <w:spacing w:val="-8"/>
-          <w:sz w:val="22"/>
           <w:u w:val="thick"/>
         </w:rPr>
-        <w:t> </w:t>
-      </w:r>
-      <w:r>
-        <w:rPr>
-          <w:sz w:val="22"/>
+        <w:t xml:space="preserve"> </w:t>
+      </w:r>
+      <w:r>
+        <w:rPr>
           <w:u w:val="thick"/>
         </w:rPr>
         <w:t>часу</w:t>
@@ -4572,14 +4477,12 @@
       <w:r>
         <w:rPr>
           <w:spacing w:val="-8"/>
-          <w:sz w:val="22"/>
           <w:u w:val="thick"/>
         </w:rPr>
-        <w:t> </w:t>
-      </w:r>
-      <w:r>
-        <w:rPr>
-          <w:sz w:val="22"/>
+        <w:t xml:space="preserve"> </w:t>
+      </w:r>
+      <w:r>
+        <w:rPr>
           <w:u w:val="thick"/>
         </w:rPr>
         <w:t>виконання</w:t>
@@ -4587,14 +4490,12 @@
       <w:r>
         <w:rPr>
           <w:spacing w:val="-9"/>
-          <w:sz w:val="22"/>
           <w:u w:val="thick"/>
         </w:rPr>
-        <w:t> </w:t>
-      </w:r>
-      <w:r>
-        <w:rPr>
-          <w:sz w:val="22"/>
+        <w:t xml:space="preserve"> </w:t>
+      </w:r>
+      <w:r>
+        <w:rPr>
           <w:u w:val="thick"/>
         </w:rPr>
         <w:t>завдань</w:t>
@@ -4602,7 +4503,7 @@
     </w:p>
     <w:p>
       <w:pPr>
-        <w:pStyle w:val="BodyText"/>
+        <w:pStyle w:val="a3"/>
         <w:spacing w:before="4"/>
         <w:rPr>
           <w:b w:val="0"/>
@@ -4611,86 +4512,95 @@
     </w:p>
     <w:p>
       <w:pPr>
-        <w:pStyle w:val="BodyText"/>
+        <w:pStyle w:val="a3"/>
         <w:ind w:left="113"/>
       </w:pPr>
-      <w:r>
-        <w:rPr/>
-        <w:t>Lab#</w:t>
+      <w:proofErr w:type="spellStart"/>
+      <w:r>
+        <w:t>Lab</w:t>
+      </w:r>
+      <w:proofErr w:type="spellEnd"/>
+      <w:r>
+        <w:t>#</w:t>
       </w:r>
       <w:r>
         <w:rPr>
           <w:spacing w:val="-8"/>
         </w:rPr>
-        <w:t> </w:t>
-      </w:r>
-      <w:r>
-        <w:rPr/>
-        <w:t>programming:</w:t>
+        <w:t xml:space="preserve"> </w:t>
+      </w:r>
+      <w:proofErr w:type="spellStart"/>
+      <w:r>
+        <w:t>programming</w:t>
+      </w:r>
+      <w:proofErr w:type="spellEnd"/>
+      <w:r>
+        <w:t>:</w:t>
       </w:r>
       <w:r>
         <w:rPr>
           <w:spacing w:val="-8"/>
         </w:rPr>
-        <w:t> </w:t>
-      </w:r>
-      <w:r>
-        <w:rPr/>
+        <w:t xml:space="preserve"> </w:t>
+      </w:r>
+      <w:r>
         <w:t>VNS</w:t>
       </w:r>
       <w:r>
         <w:rPr>
           <w:spacing w:val="-8"/>
         </w:rPr>
-        <w:t> </w:t>
-      </w:r>
-      <w:r>
-        <w:rPr/>
+        <w:t xml:space="preserve"> </w:t>
+      </w:r>
+      <w:proofErr w:type="spellStart"/>
+      <w:r>
         <w:t>Lab</w:t>
       </w:r>
+      <w:proofErr w:type="spellEnd"/>
       <w:r>
         <w:rPr>
           <w:spacing w:val="-8"/>
         </w:rPr>
-        <w:t> </w:t>
-      </w:r>
-      <w:r>
-        <w:rPr/>
+        <w:t xml:space="preserve"> </w:t>
+      </w:r>
+      <w:r>
         <w:t>1</w:t>
       </w:r>
       <w:r>
         <w:rPr>
           <w:spacing w:val="-8"/>
         </w:rPr>
-        <w:t> </w:t>
-      </w:r>
-      <w:r>
-        <w:rPr/>
+        <w:t xml:space="preserve"> </w:t>
+      </w:r>
+      <w:proofErr w:type="spellStart"/>
+      <w:r>
         <w:t>Task</w:t>
       </w:r>
+      <w:proofErr w:type="spellEnd"/>
       <w:r>
         <w:rPr>
           <w:spacing w:val="-8"/>
         </w:rPr>
-        <w:t> </w:t>
-      </w:r>
-      <w:r>
-        <w:rPr/>
+        <w:t xml:space="preserve"> </w:t>
+      </w:r>
+      <w:r>
         <w:t>1</w:t>
       </w:r>
     </w:p>
     <w:p>
       <w:pPr>
-        <w:pStyle w:val="BodyText"/>
+        <w:pStyle w:val="a3"/>
         <w:spacing w:before="8"/>
         <w:rPr>
           <w:sz w:val="23"/>
         </w:rPr>
       </w:pPr>
       <w:r>
-        <w:rPr/>
+        <w:rPr>
+          <w:noProof/>
+        </w:rPr>
         <w:drawing>
-          <wp:anchor distT="0" distB="0" distL="0" distR="0" allowOverlap="1" layoutInCell="1" locked="0" behindDoc="0" simplePos="0" relativeHeight="13">
+          <wp:anchor distT="0" distB="0" distL="0" distR="0" simplePos="0" relativeHeight="13" behindDoc="0" locked="0" layoutInCell="1" allowOverlap="1" wp14:anchorId="7FF4E6F1" wp14:editId="714CA1C9">
             <wp:simplePos x="0" y="0"/>
             <wp:positionH relativeFrom="page">
               <wp:posOffset>739140</wp:posOffset>
@@ -4703,17 +4613,17 @@
             <wp:wrapTopAndBottom/>
             <wp:docPr id="33" name="image17.png"/>
             <wp:cNvGraphicFramePr>
-              <a:graphicFrameLocks noChangeAspect="1"/>
+              <a:graphicFrameLocks xmlns:a="http://schemas.openxmlformats.org/drawingml/2006/main" noChangeAspect="1"/>
             </wp:cNvGraphicFramePr>
-            <a:graphic>
+            <a:graphic xmlns:a="http://schemas.openxmlformats.org/drawingml/2006/main">
               <a:graphicData uri="http://schemas.openxmlformats.org/drawingml/2006/picture">
-                <pic:pic>
+                <pic:pic xmlns:pic="http://schemas.openxmlformats.org/drawingml/2006/picture">
                   <pic:nvPicPr>
                     <pic:cNvPr id="34" name="image17.png"/>
                     <pic:cNvPicPr/>
                   </pic:nvPicPr>
                   <pic:blipFill>
-                    <a:blip r:embed="rId25" cstate="print"/>
+                    <a:blip r:embed="rId27" cstate="print"/>
                     <a:stretch>
                       <a:fillRect/>
                     </a:stretch>
@@ -4736,7 +4646,7 @@
     </w:p>
     <w:p>
       <w:pPr>
-        <w:pStyle w:val="BodyText"/>
+        <w:pStyle w:val="a3"/>
         <w:spacing w:before="2"/>
         <w:rPr>
           <w:sz w:val="27"/>
@@ -4745,136 +4655,142 @@
     </w:p>
     <w:p>
       <w:pPr>
-        <w:pStyle w:val="BodyText"/>
+        <w:pStyle w:val="a3"/>
         <w:ind w:left="113"/>
       </w:pPr>
       <w:r>
-        <w:rPr/>
         <w:t>РЕАЛІЗАЦІЯ=</w:t>
       </w:r>
       <w:r>
         <w:rPr>
           <w:spacing w:val="-18"/>
         </w:rPr>
-        <w:t> </w:t>
-      </w:r>
-      <w:r>
-        <w:rPr/>
+        <w:t xml:space="preserve"> </w:t>
+      </w:r>
+      <w:r>
         <w:t>1-ГОДИНА</w:t>
       </w:r>
     </w:p>
     <w:p>
       <w:pPr>
-        <w:spacing w:after="0"/>
         <w:sectPr>
           <w:pgSz w:w="11920" w:h="16840"/>
-          <w:pgMar w:header="0" w:footer="1055" w:top="1060" w:bottom="1320" w:left="1020" w:right="20"/>
+          <w:pgMar w:top="1060" w:right="20" w:bottom="1320" w:left="1020" w:header="0" w:footer="1055" w:gutter="0"/>
+          <w:cols w:space="720"/>
         </w:sectPr>
       </w:pPr>
     </w:p>
     <w:p>
       <w:pPr>
-        <w:pStyle w:val="BodyText"/>
+        <w:pStyle w:val="a3"/>
         <w:spacing w:before="137"/>
         <w:ind w:left="113"/>
       </w:pPr>
       <w:r>
-        <w:rPr/>
+        <w:lastRenderedPageBreak/>
         <w:t>Тема</w:t>
       </w:r>
       <w:r>
         <w:rPr>
           <w:spacing w:val="-9"/>
         </w:rPr>
-        <w:t> </w:t>
-      </w:r>
-      <w:r>
-        <w:rPr/>
+        <w:t xml:space="preserve"> </w:t>
+      </w:r>
+      <w:r>
         <w:t>№4:</w:t>
       </w:r>
       <w:r>
         <w:rPr>
           <w:spacing w:val="-8"/>
         </w:rPr>
-        <w:t> </w:t>
-      </w:r>
-      <w:r>
-        <w:rPr/>
-        <w:t>Lab#</w:t>
+        <w:t xml:space="preserve"> </w:t>
+      </w:r>
+      <w:proofErr w:type="spellStart"/>
+      <w:r>
+        <w:t>Lab</w:t>
+      </w:r>
+      <w:proofErr w:type="spellEnd"/>
+      <w:r>
+        <w:t>#</w:t>
       </w:r>
       <w:r>
         <w:rPr>
           <w:spacing w:val="-8"/>
         </w:rPr>
-        <w:t> </w:t>
-      </w:r>
-      <w:r>
-        <w:rPr/>
-        <w:t>programming:</w:t>
+        <w:t xml:space="preserve"> </w:t>
+      </w:r>
+      <w:proofErr w:type="spellStart"/>
+      <w:r>
+        <w:t>programming</w:t>
+      </w:r>
+      <w:proofErr w:type="spellEnd"/>
+      <w:r>
+        <w:t>:</w:t>
       </w:r>
       <w:r>
         <w:rPr>
           <w:spacing w:val="-9"/>
         </w:rPr>
-        <w:t> </w:t>
-      </w:r>
-      <w:r>
-        <w:rPr/>
+        <w:t xml:space="preserve"> </w:t>
+      </w:r>
+      <w:r>
         <w:t>VNS</w:t>
       </w:r>
       <w:r>
         <w:rPr>
           <w:spacing w:val="-8"/>
         </w:rPr>
-        <w:t> </w:t>
-      </w:r>
-      <w:r>
-        <w:rPr/>
+        <w:t xml:space="preserve"> </w:t>
+      </w:r>
+      <w:proofErr w:type="spellStart"/>
+      <w:r>
         <w:t>Lab</w:t>
       </w:r>
+      <w:proofErr w:type="spellEnd"/>
       <w:r>
         <w:rPr>
           <w:spacing w:val="-8"/>
         </w:rPr>
-        <w:t> </w:t>
-      </w:r>
-      <w:r>
-        <w:rPr/>
+        <w:t xml:space="preserve"> </w:t>
+      </w:r>
+      <w:r>
         <w:t>1</w:t>
       </w:r>
       <w:r>
         <w:rPr>
           <w:spacing w:val="-8"/>
         </w:rPr>
-        <w:t> </w:t>
-      </w:r>
-      <w:r>
-        <w:rPr/>
+        <w:t xml:space="preserve"> </w:t>
+      </w:r>
+      <w:proofErr w:type="spellStart"/>
+      <w:r>
         <w:t>Task</w:t>
       </w:r>
+      <w:proofErr w:type="spellEnd"/>
       <w:r>
         <w:rPr>
           <w:spacing w:val="-9"/>
         </w:rPr>
-        <w:t> </w:t>
-      </w:r>
-      <w:r>
-        <w:rPr/>
+        <w:t xml:space="preserve"> </w:t>
+      </w:r>
+      <w:r>
         <w:t>2</w:t>
       </w:r>
     </w:p>
     <w:p>
       <w:pPr>
-        <w:pStyle w:val="BodyText"/>
+        <w:pStyle w:val="a3"/>
         <w:spacing w:before="7"/>
         <w:rPr>
           <w:sz w:val="23"/>
         </w:rPr>
       </w:pPr>
       <w:r>
-        <w:rPr/>
+        <w:rPr>
+          <w:noProof/>
+        </w:rPr>
         <w:drawing>
-          <wp:anchor distT="0" distB="0" distL="0" distR="0" allowOverlap="1" layoutInCell="1" locked="0" behindDoc="0" simplePos="0" relativeHeight="14">
+          <wp:anchor distT="0" distB="0" distL="0" distR="0" simplePos="0" relativeHeight="14" behindDoc="0" locked="0" layoutInCell="1" allowOverlap="1" wp14:anchorId="23E78E23" wp14:editId="0544A0C5">
             <wp:simplePos x="0" y="0"/>
             <wp:positionH relativeFrom="page">
               <wp:posOffset>739140</wp:posOffset>
@@ -4887,17 +4803,17 @@
             <wp:wrapTopAndBottom/>
             <wp:docPr id="35" name="image18.png"/>
             <wp:cNvGraphicFramePr>
-              <a:graphicFrameLocks noChangeAspect="1"/>
+              <a:graphicFrameLocks xmlns:a="http://schemas.openxmlformats.org/drawingml/2006/main" noChangeAspect="1"/>
             </wp:cNvGraphicFramePr>
-            <a:graphic>
+            <a:graphic xmlns:a="http://schemas.openxmlformats.org/drawingml/2006/main">
               <a:graphicData uri="http://schemas.openxmlformats.org/drawingml/2006/picture">
-                <pic:pic>
+                <pic:pic xmlns:pic="http://schemas.openxmlformats.org/drawingml/2006/picture">
                   <pic:nvPicPr>
                     <pic:cNvPr id="36" name="image18.png"/>
                     <pic:cNvPicPr/>
                   </pic:nvPicPr>
                   <pic:blipFill>
-                    <a:blip r:embed="rId26" cstate="print"/>
+                    <a:blip r:embed="rId28" cstate="print"/>
                     <a:stretch>
                       <a:fillRect/>
                     </a:stretch>
@@ -4920,7 +4836,7 @@
     </w:p>
     <w:p>
       <w:pPr>
-        <w:pStyle w:val="BodyText"/>
+        <w:pStyle w:val="a3"/>
         <w:spacing w:before="2"/>
         <w:rPr>
           <w:sz w:val="24"/>
@@ -4929,136 +4845,142 @@
     </w:p>
     <w:p>
       <w:pPr>
-        <w:pStyle w:val="BodyText"/>
+        <w:pStyle w:val="a3"/>
         <w:ind w:left="113"/>
       </w:pPr>
       <w:r>
-        <w:rPr/>
         <w:t>РЕАЛІЗАЦІЯ</w:t>
       </w:r>
       <w:r>
         <w:rPr>
           <w:spacing w:val="-10"/>
         </w:rPr>
-        <w:t> </w:t>
-      </w:r>
-      <w:r>
-        <w:rPr/>
+        <w:t xml:space="preserve"> </w:t>
+      </w:r>
+      <w:r>
         <w:t>=</w:t>
       </w:r>
       <w:r>
         <w:rPr>
           <w:spacing w:val="-9"/>
         </w:rPr>
-        <w:t> </w:t>
-      </w:r>
-      <w:r>
-        <w:rPr/>
+        <w:t xml:space="preserve"> </w:t>
+      </w:r>
+      <w:r>
         <w:t>1</w:t>
       </w:r>
       <w:r>
         <w:rPr>
           <w:spacing w:val="-9"/>
         </w:rPr>
-        <w:t> </w:t>
-      </w:r>
-      <w:r>
-        <w:rPr/>
+        <w:t xml:space="preserve"> </w:t>
+      </w:r>
+      <w:r>
         <w:t>ГОДИНА</w:t>
       </w:r>
     </w:p>
     <w:p>
       <w:pPr>
-        <w:spacing w:after="0"/>
         <w:sectPr>
           <w:pgSz w:w="11920" w:h="16840"/>
-          <w:pgMar w:header="0" w:footer="1055" w:top="1600" w:bottom="1320" w:left="1020" w:right="20"/>
+          <w:pgMar w:top="1600" w:right="20" w:bottom="1320" w:left="1020" w:header="0" w:footer="1055" w:gutter="0"/>
+          <w:cols w:space="720"/>
         </w:sectPr>
       </w:pPr>
     </w:p>
     <w:p>
       <w:pPr>
-        <w:pStyle w:val="BodyText"/>
+        <w:pStyle w:val="a3"/>
         <w:spacing w:before="74"/>
         <w:ind w:left="113"/>
       </w:pPr>
       <w:r>
-        <w:rPr/>
+        <w:lastRenderedPageBreak/>
         <w:t>Тема</w:t>
       </w:r>
       <w:r>
         <w:rPr>
           <w:spacing w:val="-8"/>
         </w:rPr>
-        <w:t> </w:t>
-      </w:r>
-      <w:r>
-        <w:rPr/>
+        <w:t xml:space="preserve"> </w:t>
+      </w:r>
+      <w:r>
         <w:t>№6</w:t>
       </w:r>
       <w:r>
         <w:rPr>
           <w:spacing w:val="-8"/>
         </w:rPr>
-        <w:t> </w:t>
-      </w:r>
-      <w:r>
-        <w:rPr/>
-        <w:t>Lab#</w:t>
+        <w:t xml:space="preserve"> </w:t>
+      </w:r>
+      <w:proofErr w:type="spellStart"/>
+      <w:r>
+        <w:t>Lab</w:t>
+      </w:r>
+      <w:proofErr w:type="spellEnd"/>
+      <w:r>
+        <w:t>#</w:t>
       </w:r>
       <w:r>
         <w:rPr>
           <w:spacing w:val="-7"/>
         </w:rPr>
-        <w:t> </w:t>
-      </w:r>
-      <w:r>
-        <w:rPr/>
-        <w:t>programming:</w:t>
+        <w:t xml:space="preserve"> </w:t>
+      </w:r>
+      <w:proofErr w:type="spellStart"/>
+      <w:r>
+        <w:t>programming</w:t>
+      </w:r>
+      <w:proofErr w:type="spellEnd"/>
+      <w:r>
+        <w:t>:</w:t>
       </w:r>
       <w:r>
         <w:rPr>
           <w:spacing w:val="-8"/>
         </w:rPr>
-        <w:t> </w:t>
-      </w:r>
-      <w:r>
-        <w:rPr/>
+        <w:t xml:space="preserve"> </w:t>
+      </w:r>
+      <w:proofErr w:type="spellStart"/>
+      <w:r>
         <w:t>Algotester</w:t>
       </w:r>
+      <w:proofErr w:type="spellEnd"/>
       <w:r>
         <w:rPr>
           <w:spacing w:val="-7"/>
         </w:rPr>
-        <w:t> </w:t>
-      </w:r>
-      <w:r>
-        <w:rPr/>
+        <w:t xml:space="preserve"> </w:t>
+      </w:r>
+      <w:proofErr w:type="spellStart"/>
+      <w:r>
         <w:t>Lab</w:t>
       </w:r>
+      <w:proofErr w:type="spellEnd"/>
       <w:r>
         <w:rPr>
           <w:spacing w:val="-8"/>
         </w:rPr>
-        <w:t> </w:t>
-      </w:r>
-      <w:r>
-        <w:rPr/>
+        <w:t xml:space="preserve"> </w:t>
+      </w:r>
+      <w:r>
         <w:t>1v3</w:t>
       </w:r>
     </w:p>
     <w:p>
       <w:pPr>
-        <w:pStyle w:val="BodyText"/>
+        <w:pStyle w:val="a3"/>
         <w:spacing w:before="7"/>
         <w:rPr>
           <w:sz w:val="23"/>
         </w:rPr>
       </w:pPr>
       <w:r>
-        <w:rPr/>
+        <w:rPr>
+          <w:noProof/>
+        </w:rPr>
         <w:drawing>
-          <wp:anchor distT="0" distB="0" distL="0" distR="0" allowOverlap="1" layoutInCell="1" locked="0" behindDoc="0" simplePos="0" relativeHeight="15">
+          <wp:anchor distT="0" distB="0" distL="0" distR="0" simplePos="0" relativeHeight="15" behindDoc="0" locked="0" layoutInCell="1" allowOverlap="1" wp14:anchorId="34D8670E" wp14:editId="6CF6547B">
             <wp:simplePos x="0" y="0"/>
             <wp:positionH relativeFrom="page">
               <wp:posOffset>739140</wp:posOffset>
@@ -5071,17 +4993,17 @@
             <wp:wrapTopAndBottom/>
             <wp:docPr id="37" name="image19.png"/>
             <wp:cNvGraphicFramePr>
-              <a:graphicFrameLocks noChangeAspect="1"/>
+              <a:graphicFrameLocks xmlns:a="http://schemas.openxmlformats.org/drawingml/2006/main" noChangeAspect="1"/>
             </wp:cNvGraphicFramePr>
-            <a:graphic>
+            <a:graphic xmlns:a="http://schemas.openxmlformats.org/drawingml/2006/main">
               <a:graphicData uri="http://schemas.openxmlformats.org/drawingml/2006/picture">
-                <pic:pic>
+                <pic:pic xmlns:pic="http://schemas.openxmlformats.org/drawingml/2006/picture">
                   <pic:nvPicPr>
                     <pic:cNvPr id="38" name="image19.png"/>
                     <pic:cNvPicPr/>
                   </pic:nvPicPr>
                   <pic:blipFill>
-                    <a:blip r:embed="rId27" cstate="print"/>
+                    <a:blip r:embed="rId29" cstate="print"/>
                     <a:stretch>
                       <a:fillRect/>
                     </a:stretch>
@@ -5104,7 +5026,7 @@
     </w:p>
     <w:p>
       <w:pPr>
-        <w:pStyle w:val="BodyText"/>
+        <w:pStyle w:val="a3"/>
         <w:spacing w:before="2"/>
         <w:rPr>
           <w:sz w:val="27"/>
@@ -5113,56 +5035,52 @@
     </w:p>
     <w:p>
       <w:pPr>
-        <w:pStyle w:val="BodyText"/>
+        <w:pStyle w:val="a3"/>
         <w:ind w:left="113"/>
       </w:pPr>
       <w:r>
-        <w:rPr/>
         <w:t>РЕАЛІЗАЦІЯ</w:t>
       </w:r>
       <w:r>
         <w:rPr>
           <w:spacing w:val="-10"/>
         </w:rPr>
-        <w:t> </w:t>
-      </w:r>
-      <w:r>
-        <w:rPr/>
+        <w:t xml:space="preserve"> </w:t>
+      </w:r>
+      <w:r>
         <w:t>=</w:t>
       </w:r>
       <w:r>
         <w:rPr>
           <w:spacing w:val="-9"/>
         </w:rPr>
-        <w:t> </w:t>
-      </w:r>
-      <w:r>
-        <w:rPr/>
+        <w:t xml:space="preserve"> </w:t>
+      </w:r>
+      <w:r>
         <w:t>1</w:t>
       </w:r>
       <w:r>
         <w:rPr>
           <w:spacing w:val="-9"/>
         </w:rPr>
-        <w:t> </w:t>
-      </w:r>
-      <w:r>
-        <w:rPr/>
+        <w:t xml:space="preserve"> </w:t>
+      </w:r>
+      <w:r>
         <w:t>ГОДИНА</w:t>
       </w:r>
     </w:p>
     <w:p>
       <w:pPr>
-        <w:spacing w:after="0"/>
         <w:sectPr>
           <w:pgSz w:w="11920" w:h="16840"/>
-          <w:pgMar w:header="0" w:footer="1055" w:top="1060" w:bottom="1320" w:left="1020" w:right="20"/>
+          <w:pgMar w:top="1060" w:right="20" w:bottom="1320" w:left="1020" w:header="0" w:footer="1055" w:gutter="0"/>
+          <w:cols w:space="720"/>
         </w:sectPr>
       </w:pPr>
     </w:p>
     <w:p>
       <w:pPr>
-        <w:pStyle w:val="BodyText"/>
+        <w:pStyle w:val="a3"/>
         <w:rPr>
           <w:sz w:val="20"/>
         </w:rPr>
@@ -5170,7 +5088,7 @@
     </w:p>
     <w:p>
       <w:pPr>
-        <w:pStyle w:val="BodyText"/>
+        <w:pStyle w:val="a3"/>
         <w:rPr>
           <w:sz w:val="20"/>
         </w:rPr>
@@ -5178,7 +5096,7 @@
     </w:p>
     <w:p>
       <w:pPr>
-        <w:pStyle w:val="BodyText"/>
+        <w:pStyle w:val="a3"/>
         <w:rPr>
           <w:sz w:val="20"/>
         </w:rPr>
@@ -5186,7 +5104,7 @@
     </w:p>
     <w:p>
       <w:pPr>
-        <w:pStyle w:val="BodyText"/>
+        <w:pStyle w:val="a3"/>
         <w:rPr>
           <w:sz w:val="20"/>
         </w:rPr>
@@ -5194,7 +5112,7 @@
     </w:p>
     <w:p>
       <w:pPr>
-        <w:pStyle w:val="BodyText"/>
+        <w:pStyle w:val="a3"/>
         <w:rPr>
           <w:sz w:val="20"/>
         </w:rPr>
@@ -5202,7 +5120,7 @@
     </w:p>
     <w:p>
       <w:pPr>
-        <w:pStyle w:val="BodyText"/>
+        <w:pStyle w:val="a3"/>
         <w:rPr>
           <w:sz w:val="20"/>
         </w:rPr>
@@ -5210,7 +5128,7 @@
     </w:p>
     <w:p>
       <w:pPr>
-        <w:pStyle w:val="BodyText"/>
+        <w:pStyle w:val="a3"/>
         <w:rPr>
           <w:sz w:val="20"/>
         </w:rPr>
@@ -5218,7 +5136,7 @@
     </w:p>
     <w:p>
       <w:pPr>
-        <w:pStyle w:val="BodyText"/>
+        <w:pStyle w:val="a3"/>
         <w:spacing w:before="6"/>
         <w:rPr>
           <w:sz w:val="21"/>
@@ -5227,77 +5145,89 @@
     </w:p>
     <w:p>
       <w:pPr>
-        <w:pStyle w:val="BodyText"/>
+        <w:pStyle w:val="a3"/>
         <w:spacing w:before="88"/>
         <w:ind w:left="113"/>
       </w:pPr>
       <w:r>
-        <w:rPr/>
         <w:t>№9</w:t>
       </w:r>
       <w:r>
         <w:rPr>
           <w:spacing w:val="-10"/>
         </w:rPr>
-        <w:t> </w:t>
-      </w:r>
-      <w:r>
-        <w:rPr/>
-        <w:t>Practice#</w:t>
+        <w:t xml:space="preserve"> </w:t>
+      </w:r>
+      <w:proofErr w:type="spellStart"/>
+      <w:r>
+        <w:t>Practice</w:t>
+      </w:r>
+      <w:proofErr w:type="spellEnd"/>
+      <w:r>
+        <w:t>#</w:t>
       </w:r>
       <w:r>
         <w:rPr>
           <w:spacing w:val="-10"/>
         </w:rPr>
-        <w:t> </w:t>
-      </w:r>
-      <w:r>
-        <w:rPr/>
-        <w:t>programming:</w:t>
+        <w:t xml:space="preserve"> </w:t>
+      </w:r>
+      <w:proofErr w:type="spellStart"/>
+      <w:r>
+        <w:t>programming</w:t>
+      </w:r>
+      <w:proofErr w:type="spellEnd"/>
+      <w:r>
+        <w:t>:</w:t>
       </w:r>
       <w:r>
         <w:rPr>
           <w:spacing w:val="52"/>
         </w:rPr>
-        <w:t> </w:t>
-      </w:r>
-      <w:r>
-        <w:rPr/>
+        <w:t xml:space="preserve"> </w:t>
+      </w:r>
+      <w:proofErr w:type="spellStart"/>
+      <w:r>
         <w:t>Self</w:t>
       </w:r>
+      <w:proofErr w:type="spellEnd"/>
       <w:r>
         <w:rPr>
           <w:spacing w:val="-9"/>
         </w:rPr>
-        <w:t> </w:t>
-      </w:r>
-      <w:r>
-        <w:rPr/>
+        <w:t xml:space="preserve"> </w:t>
+      </w:r>
+      <w:proofErr w:type="spellStart"/>
+      <w:r>
         <w:t>Practice</w:t>
       </w:r>
+      <w:proofErr w:type="spellEnd"/>
       <w:r>
         <w:rPr>
           <w:spacing w:val="-10"/>
         </w:rPr>
-        <w:t> </w:t>
-      </w:r>
-      <w:r>
-        <w:rPr/>
+        <w:t xml:space="preserve"> </w:t>
+      </w:r>
+      <w:proofErr w:type="spellStart"/>
+      <w:r>
         <w:t>Task</w:t>
       </w:r>
-    </w:p>
-    <w:p>
-      <w:pPr>
-        <w:pStyle w:val="BodyText"/>
+      <w:proofErr w:type="spellEnd"/>
+    </w:p>
+    <w:p>
+      <w:pPr>
+        <w:pStyle w:val="a3"/>
         <w:spacing w:before="8"/>
         <w:rPr>
           <w:sz w:val="23"/>
         </w:rPr>
       </w:pPr>
       <w:r>
-        <w:rPr/>
+        <w:rPr>
+          <w:noProof/>
+        </w:rPr>
         <w:drawing>
-          <wp:anchor distT="0" distB="0" distL="0" distR="0" allowOverlap="1" layoutInCell="1" locked="0" behindDoc="0" simplePos="0" relativeHeight="16">
+          <wp:anchor distT="0" distB="0" distL="0" distR="0" simplePos="0" relativeHeight="16" behindDoc="0" locked="0" layoutInCell="1" allowOverlap="1" wp14:anchorId="4113EF11" wp14:editId="34C726BC">
             <wp:simplePos x="0" y="0"/>
             <wp:positionH relativeFrom="page">
               <wp:posOffset>739140</wp:posOffset>
@@ -5310,17 +5240,17 @@
             <wp:wrapTopAndBottom/>
             <wp:docPr id="39" name="image20.png"/>
             <wp:cNvGraphicFramePr>
-              <a:graphicFrameLocks noChangeAspect="1"/>
+              <a:graphicFrameLocks xmlns:a="http://schemas.openxmlformats.org/drawingml/2006/main" noChangeAspect="1"/>
             </wp:cNvGraphicFramePr>
-            <a:graphic>
+            <a:graphic xmlns:a="http://schemas.openxmlformats.org/drawingml/2006/main">
               <a:graphicData uri="http://schemas.openxmlformats.org/drawingml/2006/picture">
-                <pic:pic>
+                <pic:pic xmlns:pic="http://schemas.openxmlformats.org/drawingml/2006/picture">
                   <pic:nvPicPr>
                     <pic:cNvPr id="40" name="image20.png"/>
                     <pic:cNvPicPr/>
                   </pic:nvPicPr>
                   <pic:blipFill>
-                    <a:blip r:embed="rId28" cstate="print"/>
+                    <a:blip r:embed="rId30" cstate="print"/>
                     <a:stretch>
                       <a:fillRect/>
                     </a:stretch>
@@ -5343,7 +5273,7 @@
     </w:p>
     <w:p>
       <w:pPr>
-        <w:pStyle w:val="BodyText"/>
+        <w:pStyle w:val="a3"/>
         <w:rPr>
           <w:sz w:val="30"/>
         </w:rPr>
@@ -5351,7 +5281,7 @@
     </w:p>
     <w:p>
       <w:pPr>
-        <w:pStyle w:val="BodyText"/>
+        <w:pStyle w:val="a3"/>
         <w:rPr>
           <w:sz w:val="30"/>
         </w:rPr>
@@ -5359,57 +5289,53 @@
     </w:p>
     <w:p>
       <w:pPr>
-        <w:pStyle w:val="BodyText"/>
+        <w:pStyle w:val="a3"/>
         <w:spacing w:before="225"/>
         <w:ind w:left="113"/>
       </w:pPr>
       <w:r>
-        <w:rPr/>
         <w:t>РЕАЛІЗАЦІЯ</w:t>
       </w:r>
       <w:r>
         <w:rPr>
           <w:spacing w:val="-4"/>
         </w:rPr>
-        <w:t> </w:t>
-      </w:r>
-      <w:r>
-        <w:rPr/>
+        <w:t xml:space="preserve"> </w:t>
+      </w:r>
+      <w:r>
         <w:t>=</w:t>
       </w:r>
       <w:r>
         <w:rPr>
           <w:spacing w:val="-4"/>
         </w:rPr>
-        <w:t> </w:t>
-      </w:r>
-      <w:r>
-        <w:rPr/>
+        <w:t xml:space="preserve"> </w:t>
+      </w:r>
+      <w:r>
         <w:t>30</w:t>
       </w:r>
       <w:r>
         <w:rPr>
           <w:spacing w:val="-3"/>
         </w:rPr>
-        <w:t> </w:t>
-      </w:r>
-      <w:r>
-        <w:rPr/>
+        <w:t xml:space="preserve"> </w:t>
+      </w:r>
+      <w:r>
         <w:t>ХВ</w:t>
       </w:r>
     </w:p>
     <w:p>
       <w:pPr>
-        <w:spacing w:after="0"/>
         <w:sectPr>
           <w:pgSz w:w="11920" w:h="16840"/>
-          <w:pgMar w:header="0" w:footer="1055" w:top="1600" w:bottom="1320" w:left="1020" w:right="20"/>
+          <w:pgMar w:top="1600" w:right="20" w:bottom="1320" w:left="1020" w:header="0" w:footer="1055" w:gutter="0"/>
+          <w:cols w:space="720"/>
         </w:sectPr>
       </w:pPr>
     </w:p>
     <w:p>
       <w:pPr>
-        <w:pStyle w:val="BodyText"/>
+        <w:pStyle w:val="a3"/>
         <w:ind w:left="144"/>
         <w:rPr>
           <w:b w:val="0"/>
@@ -5419,25 +5345,27 @@
       <w:r>
         <w:rPr>
           <w:b w:val="0"/>
+          <w:noProof/>
           <w:sz w:val="20"/>
         </w:rPr>
+        <w:lastRenderedPageBreak/>
         <w:drawing>
-          <wp:inline distT="0" distB="0" distL="0" distR="0">
+          <wp:inline distT="0" distB="0" distL="0" distR="0" wp14:anchorId="5725BFAE" wp14:editId="5E3757B1">
             <wp:extent cx="5353050" cy="7353300"/>
             <wp:effectExtent l="0" t="0" r="0" b="0"/>
             <wp:docPr id="41" name="image21.png"/>
             <wp:cNvGraphicFramePr>
-              <a:graphicFrameLocks noChangeAspect="1"/>
+              <a:graphicFrameLocks xmlns:a="http://schemas.openxmlformats.org/drawingml/2006/main" noChangeAspect="1"/>
             </wp:cNvGraphicFramePr>
-            <a:graphic>
+            <a:graphic xmlns:a="http://schemas.openxmlformats.org/drawingml/2006/main">
               <a:graphicData uri="http://schemas.openxmlformats.org/drawingml/2006/picture">
-                <pic:pic>
+                <pic:pic xmlns:pic="http://schemas.openxmlformats.org/drawingml/2006/picture">
                   <pic:nvPicPr>
                     <pic:cNvPr id="42" name="image21.png"/>
                     <pic:cNvPicPr/>
                   </pic:nvPicPr>
                   <pic:blipFill>
-                    <a:blip r:embed="rId29" cstate="print"/>
+                    <a:blip r:embed="rId31" cstate="print"/>
                     <a:stretch>
                       <a:fillRect/>
                     </a:stretch>
@@ -5457,16 +5385,10 @@
           </wp:inline>
         </w:drawing>
       </w:r>
-      <w:r>
-        <w:rPr>
-          <w:b w:val="0"/>
-          <w:sz w:val="20"/>
-        </w:rPr>
-      </w:r>
-    </w:p>
-    <w:p>
-      <w:pPr>
-        <w:pStyle w:val="BodyText"/>
+    </w:p>
+    <w:p>
+      <w:pPr>
+        <w:pStyle w:val="a3"/>
         <w:spacing w:before="4"/>
         <w:rPr>
           <w:sz w:val="22"/>
@@ -5475,200 +5397,216 @@
     </w:p>
     <w:p>
       <w:pPr>
-        <w:pStyle w:val="BodyText"/>
-        <w:spacing w:line="448" w:lineRule="auto" w:before="88"/>
+        <w:pStyle w:val="a3"/>
+        <w:spacing w:before="88" w:line="448" w:lineRule="auto"/>
         <w:ind w:left="113" w:right="7646"/>
       </w:pPr>
       <w:r>
-        <w:rPr/>
         <w:t>РЕАЛІЗАЦІЯ</w:t>
       </w:r>
       <w:r>
         <w:rPr>
           <w:spacing w:val="-17"/>
         </w:rPr>
-        <w:t> </w:t>
-      </w:r>
-      <w:r>
-        <w:rPr/>
+        <w:t xml:space="preserve"> </w:t>
+      </w:r>
+      <w:r>
         <w:t>=</w:t>
       </w:r>
       <w:r>
         <w:rPr>
           <w:spacing w:val="-17"/>
         </w:rPr>
-        <w:t> </w:t>
-      </w:r>
-      <w:r>
-        <w:rPr/>
+        <w:t xml:space="preserve"> </w:t>
+      </w:r>
+      <w:r>
         <w:t>1.30ГОД</w:t>
       </w:r>
       <w:r>
         <w:rPr>
           <w:spacing w:val="-67"/>
         </w:rPr>
-        <w:t> </w:t>
-      </w:r>
-      <w:r>
-        <w:rPr/>
+        <w:t xml:space="preserve"> </w:t>
+      </w:r>
+      <w:r>
         <w:t>ВИСНОВОК</w:t>
       </w:r>
     </w:p>
     <w:p>
       <w:pPr>
-        <w:pStyle w:val="BodyText"/>
+        <w:pStyle w:val="a3"/>
         <w:spacing w:before="2"/>
         <w:ind w:left="113"/>
       </w:pPr>
       <w:r>
-        <w:rPr/>
         <w:t>ПІД</w:t>
       </w:r>
       <w:r>
         <w:rPr>
           <w:spacing w:val="-17"/>
         </w:rPr>
-        <w:t> </w:t>
-      </w:r>
-      <w:r>
-        <w:rPr/>
+        <w:t xml:space="preserve"> </w:t>
+      </w:r>
+      <w:r>
         <w:t>ЧАС</w:t>
       </w:r>
       <w:r>
         <w:rPr>
           <w:spacing w:val="-17"/>
         </w:rPr>
-        <w:t> </w:t>
-      </w:r>
-      <w:r>
-        <w:rPr/>
+        <w:t xml:space="preserve"> </w:t>
+      </w:r>
+      <w:r>
         <w:t>ВИКОНАННЯ</w:t>
       </w:r>
       <w:r>
         <w:rPr>
           <w:spacing w:val="-17"/>
         </w:rPr>
-        <w:t> </w:t>
-      </w:r>
-      <w:r>
-        <w:rPr/>
+        <w:t xml:space="preserve"> </w:t>
+      </w:r>
+      <w:r>
         <w:t>ЕПІКУ</w:t>
       </w:r>
       <w:r>
         <w:rPr>
           <w:spacing w:val="-17"/>
         </w:rPr>
-        <w:t> </w:t>
-      </w:r>
-      <w:r>
-        <w:rPr/>
+        <w:t xml:space="preserve"> </w:t>
+      </w:r>
+      <w:r>
         <w:t>2</w:t>
       </w:r>
       <w:r>
         <w:rPr>
           <w:spacing w:val="-17"/>
         </w:rPr>
-        <w:t> </w:t>
-      </w:r>
-      <w:r>
-        <w:rPr/>
+        <w:t xml:space="preserve"> </w:t>
+      </w:r>
+      <w:r>
         <w:t>Я</w:t>
       </w:r>
       <w:r>
         <w:rPr>
           <w:spacing w:val="-16"/>
         </w:rPr>
-        <w:t> </w:t>
-      </w:r>
-      <w:r>
-        <w:rPr/>
+        <w:t xml:space="preserve"> </w:t>
+      </w:r>
+      <w:r>
         <w:t>НАВЧИВСЯ</w:t>
       </w:r>
       <w:r>
         <w:rPr>
           <w:spacing w:val="-17"/>
         </w:rPr>
-        <w:t> </w:t>
-      </w:r>
-      <w:r>
-        <w:rPr/>
+        <w:t xml:space="preserve"> </w:t>
+      </w:r>
+      <w:r>
         <w:t>ПРАЦЮВАТИ</w:t>
       </w:r>
       <w:r>
         <w:rPr>
           <w:spacing w:val="-17"/>
         </w:rPr>
-        <w:t> </w:t>
-      </w:r>
-      <w:r>
-        <w:rPr/>
+        <w:t xml:space="preserve"> </w:t>
+      </w:r>
+      <w:r>
         <w:t>ЗІ</w:t>
       </w:r>
     </w:p>
     <w:p>
       <w:pPr>
-        <w:pStyle w:val="BodyText"/>
+        <w:pStyle w:val="a3"/>
         <w:spacing w:before="161"/>
         <w:ind w:left="113"/>
       </w:pPr>
       <w:r>
-        <w:rPr/>
         <w:t>ЗМІННИМИ,КОНСТАНТАМИ</w:t>
       </w:r>
       <w:r>
         <w:rPr>
           <w:spacing w:val="-14"/>
         </w:rPr>
-        <w:t> </w:t>
-      </w:r>
-      <w:r>
-        <w:rPr/>
+        <w:t xml:space="preserve"> </w:t>
+      </w:r>
+      <w:r>
         <w:t>,</w:t>
       </w:r>
       <w:r>
         <w:rPr>
           <w:spacing w:val="-14"/>
         </w:rPr>
-        <w:t> </w:t>
-      </w:r>
-      <w:r>
-        <w:rPr/>
-        <w:t>if/else</w:t>
-      </w:r>
+        <w:t xml:space="preserve"> </w:t>
+      </w:r>
+      <w:proofErr w:type="spellStart"/>
+      <w:r>
+        <w:t>if</w:t>
+      </w:r>
+      <w:proofErr w:type="spellEnd"/>
+      <w:r>
+        <w:t>/</w:t>
+      </w:r>
+      <w:proofErr w:type="spellStart"/>
+      <w:r>
+        <w:t>else</w:t>
+      </w:r>
+      <w:proofErr w:type="spellEnd"/>
       <w:r>
         <w:rPr>
           <w:spacing w:val="-13"/>
         </w:rPr>
-        <w:t> </w:t>
-      </w:r>
-      <w:r>
-        <w:rPr/>
+        <w:t xml:space="preserve"> </w:t>
+      </w:r>
+      <w:proofErr w:type="spellStart"/>
+      <w:r>
         <w:t>and</w:t>
       </w:r>
+      <w:proofErr w:type="spellEnd"/>
       <w:r>
         <w:rPr>
           <w:spacing w:val="-14"/>
         </w:rPr>
-        <w:t> </w:t>
-      </w:r>
-      <w:r>
-        <w:rPr/>
+        <w:t xml:space="preserve"> </w:t>
+      </w:r>
+      <w:proofErr w:type="spellStart"/>
+      <w:r>
         <w:t>switch</w:t>
       </w:r>
+      <w:proofErr w:type="spellEnd"/>
     </w:p>
     <w:sectPr>
       <w:pgSz w:w="11920" w:h="16840"/>
-      <w:pgMar w:header="0" w:footer="1055" w:top="1160" w:bottom="1320" w:left="1020" w:right="20"/>
+      <w:pgMar w:top="1160" w:right="20" w:bottom="1320" w:left="1020" w:header="0" w:footer="1055" w:gutter="0"/>
+      <w:cols w:space="720"/>
     </w:sectPr>
   </w:body>
 </w:document>
 </file>
 
+<file path=word/endnotes.xml><?xml version="1.0" encoding="utf-8"?>
+<w:endnotes xmlns:wpc="http://schemas.microsoft.com/office/word/2010/wordprocessingCanvas" xmlns:cx="http://schemas.microsoft.com/office/drawing/2014/chartex" xmlns:cx1="http://schemas.microsoft.com/office/drawing/2015/9/8/chartex" xmlns:cx2="http://schemas.microsoft.com/office/drawing/2015/10/21/chartex" xmlns:cx3="http://schemas.microsoft.com/office/drawing/2016/5/9/chartex" xmlns:cx4="http://schemas.microsoft.com/office/drawing/2016/5/10/chartex" xmlns:cx5="http://schemas.microsoft.com/office/drawing/2016/5/11/chartex" xmlns:cx6="http://schemas.microsoft.com/office/drawing/2016/5/12/chartex" xmlns:cx7="http://schemas.microsoft.com/office/drawing/2016/5/13/chartex" xmlns:cx8="http://schemas.microsoft.com/office/drawing/2016/5/14/chartex" xmlns:mc="http://schemas.openxmlformats.org/markup-compatibility/2006" xmlns:aink="http://schemas.microsoft.com/office/drawing/2016/ink" xmlns:am3d="http://schemas.microsoft.com/office/drawing/2017/model3d" xmlns:o="urn:schemas-microsoft-com:office:office" xmlns:oel="http://schemas.microsoft.com/office/2019/extlst" xmlns:r="http://schemas.openxmlformats.org/officeDocument/2006/relationships" xmlns:m="http://schemas.openxmlformats.org/officeDocument/2006/math" xmlns:v="urn:schemas-microsoft-com:vml" xmlns:wp14="http://schemas.microsoft.com/office/word/2010/wordprocessingDrawing" xmlns:wp="http://schemas.openxmlformats.org/drawingml/2006/wordprocessingDrawing" xmlns:w10="urn:schemas-microsoft-com:office:word" xmlns:w="http://schemas.openxmlformats.org/wordprocessingml/2006/main" xmlns:w14="http://schemas.microsoft.com/office/word/2010/wordml" xmlns:w15="http://schemas.microsoft.com/office/word/2012/wordml" xmlns:w16cex="http://schemas.microsoft.com/office/word/2018/wordml/cex" xmlns:w16cid="http://schemas.microsoft.com/office/word/2016/wordml/cid" xmlns:w16="http://schemas.microsoft.com/office/word/2018/wordml" xmlns:w16sdtdh="http://schemas.microsoft.com/office/word/2020/wordml/sdtdatahash" xmlns:w16se="http://schemas.microsoft.com/office/word/2015/wordml/symex" xmlns:wpg="http://schemas.microsoft.com/office/word/2010/wordprocessingGroup" xmlns:wpi="http://schemas.microsoft.com/office/word/2010/wordprocessingInk" xmlns:wne="http://schemas.microsoft.com/office/word/2006/wordml" xmlns:wps="http://schemas.microsoft.com/office/word/2010/wordprocessingShape" mc:Ignorable="w14 w15 w16se w16cid w16 w16cex w16sdtdh wp14">
+  <w:endnote w:type="separator" w:id="-1">
+    <w:p>
+      <w:r>
+        <w:separator/>
+      </w:r>
+    </w:p>
+  </w:endnote>
+  <w:endnote w:type="continuationSeparator" w:id="0">
+    <w:p>
+      <w:r>
+        <w:continuationSeparator/>
+      </w:r>
+    </w:p>
+  </w:endnote>
+</w:endnotes>
+</file>
+
 <file path=word/footer1.xml><?xml version="1.0" encoding="utf-8"?>
-<w:ftr xmlns:ve="http://schemas.openxmlformats.org/markup-compatibility/2006" xmlns:o="urn:schemas-microsoft-com:office:office" xmlns:r="http://schemas.openxmlformats.org/officeDocument/2006/relationships" xmlns:m="http://schemas.openxmlformats.org/officeDocument/2006/math" xmlns:v="urn:schemas-microsoft-com:vml" xmlns:wp="http://schemas.openxmlformats.org/drawingml/2006/wordprocessingDrawing" xmlns:w10="urn:schemas-microsoft-com:office:word" xmlns:w="http://schemas.openxmlformats.org/wordprocessingml/2006/main" xmlns:wne="http://schemas.microsoft.com/office/word/2006/wordml" xmlns:a="http://schemas.openxmlformats.org/drawingml/2006/main" xmlns:pic="http://schemas.openxmlformats.org/drawingml/2006/picture" xml:space="preserve">
+<w:ftr xmlns:wpc="http://schemas.microsoft.com/office/word/2010/wordprocessingCanvas" xmlns:cx="http://schemas.microsoft.com/office/drawing/2014/chartex" xmlns:cx1="http://schemas.microsoft.com/office/drawing/2015/9/8/chartex" xmlns:cx2="http://schemas.microsoft.com/office/drawing/2015/10/21/chartex" xmlns:cx3="http://schemas.microsoft.com/office/drawing/2016/5/9/chartex" xmlns:cx4="http://schemas.microsoft.com/office/drawing/2016/5/10/chartex" xmlns:cx5="http://schemas.microsoft.com/office/drawing/2016/5/11/chartex" xmlns:cx6="http://schemas.microsoft.com/office/drawing/2016/5/12/chartex" xmlns:cx7="http://schemas.microsoft.com/office/drawing/2016/5/13/chartex" xmlns:cx8="http://schemas.microsoft.com/office/drawing/2016/5/14/chartex" xmlns:mc="http://schemas.openxmlformats.org/markup-compatibility/2006" xmlns:aink="http://schemas.microsoft.com/office/drawing/2016/ink" xmlns:am3d="http://schemas.microsoft.com/office/drawing/2017/model3d" xmlns:o="urn:schemas-microsoft-com:office:office" xmlns:oel="http://schemas.microsoft.com/office/2019/extlst" xmlns:r="http://schemas.openxmlformats.org/officeDocument/2006/relationships" xmlns:m="http://schemas.openxmlformats.org/officeDocument/2006/math" xmlns:v="urn:schemas-microsoft-com:vml" xmlns:wp14="http://schemas.microsoft.com/office/word/2010/wordprocessingDrawing" xmlns:wp="http://schemas.openxmlformats.org/drawingml/2006/wordprocessingDrawing" xmlns:w10="urn:schemas-microsoft-com:office:word" xmlns:w="http://schemas.openxmlformats.org/wordprocessingml/2006/main" xmlns:w14="http://schemas.microsoft.com/office/word/2010/wordml" xmlns:w15="http://schemas.microsoft.com/office/word/2012/wordml" xmlns:w16cex="http://schemas.microsoft.com/office/word/2018/wordml/cex" xmlns:w16cid="http://schemas.microsoft.com/office/word/2016/wordml/cid" xmlns:w16="http://schemas.microsoft.com/office/word/2018/wordml" xmlns:w16sdtdh="http://schemas.microsoft.com/office/word/2020/wordml/sdtdatahash" xmlns:w16se="http://schemas.microsoft.com/office/word/2015/wordml/symex" xmlns:wpg="http://schemas.microsoft.com/office/word/2010/wordprocessingGroup" xmlns:wpi="http://schemas.microsoft.com/office/word/2010/wordprocessingInk" xmlns:wne="http://schemas.microsoft.com/office/word/2006/wordml" xmlns:wps="http://schemas.microsoft.com/office/word/2010/wordprocessingShape" mc:Ignorable="w14 w15 w16se w16cid w16 w16cex w16sdtdh wp14">
   <w:p>
     <w:pPr>
-      <w:pStyle w:val="BodyText"/>
+      <w:pStyle w:val="a3"/>
       <w:spacing w:line="14" w:lineRule="auto"/>
       <w:rPr>
         <w:b w:val="0"/>
@@ -5676,50 +5614,44 @@
       </w:rPr>
     </w:pPr>
     <w:r>
-      <w:rPr/>
-      <w:pict>
-        <v:shapetype id="_x0000_t202" o:spt="202" coordsize="21600,21600" path="m,l,21600r21600,l21600,xe">
+      <w:pict w14:anchorId="2B26BF33">
+        <v:shapetype id="_x0000_t202" coordsize="21600,21600" o:spt="202" path="m,l,21600r21600,l21600,xe">
           <v:stroke joinstyle="miter"/>
           <v:path gradientshapeok="t" o:connecttype="rect"/>
         </v:shapetype>
-        <v:shape style="position:absolute;margin-left:535.783386pt;margin-top:774.24707pt;width:20pt;height:17.55pt;mso-position-horizontal-relative:page;mso-position-vertical-relative:page;z-index:-15861248" type="#_x0000_t202" filled="false" stroked="false">
+        <v:shape id="_x0000_s1025" type="#_x0000_t202" style="position:absolute;margin-left:535.8pt;margin-top:774.25pt;width:20pt;height:17.55pt;z-index:-251658752;mso-position-horizontal-relative:page;mso-position-vertical-relative:page" filled="f" stroked="f">
           <v:textbox inset="0,0,0,0">
             <w:txbxContent>
               <w:p>
                 <w:pPr>
                   <w:spacing w:before="8"/>
-                  <w:ind w:left="60" w:right="0" w:firstLine="0"/>
-                  <w:jc w:val="left"/>
+                  <w:ind w:left="60"/>
                   <w:rPr>
                     <w:sz w:val="28"/>
                   </w:rPr>
                 </w:pPr>
                 <w:r>
-                  <w:rPr/>
                   <w:fldChar w:fldCharType="begin"/>
                 </w:r>
                 <w:r>
                   <w:rPr>
                     <w:sz w:val="28"/>
                   </w:rPr>
-                  <w:instrText> PAGE </w:instrText>
+                  <w:instrText xml:space="preserve"> PAGE </w:instrText>
                 </w:r>
                 <w:r>
-                  <w:rPr/>
                   <w:fldChar w:fldCharType="separate"/>
                 </w:r>
                 <w:r>
-                  <w:rPr/>
                   <w:t>10</w:t>
                 </w:r>
                 <w:r>
-                  <w:rPr/>
                   <w:fldChar w:fldCharType="end"/>
                 </w:r>
               </w:p>
             </w:txbxContent>
           </v:textbox>
-          <w10:wrap type="none"/>
+          <w10:wrap anchorx="page" anchory="page"/>
         </v:shape>
       </w:pict>
     </w:r>
@@ -5727,12 +5659,32 @@
 </w:ftr>
 </file>
 
+<file path=word/footnotes.xml><?xml version="1.0" encoding="utf-8"?>
+<w:footnotes xmlns:wpc="http://schemas.microsoft.com/office/word/2010/wordprocessingCanvas" xmlns:cx="http://schemas.microsoft.com/office/drawing/2014/chartex" xmlns:cx1="http://schemas.microsoft.com/office/drawing/2015/9/8/chartex" xmlns:cx2="http://schemas.microsoft.com/office/drawing/2015/10/21/chartex" xmlns:cx3="http://schemas.microsoft.com/office/drawing/2016/5/9/chartex" xmlns:cx4="http://schemas.microsoft.com/office/drawing/2016/5/10/chartex" xmlns:cx5="http://schemas.microsoft.com/office/drawing/2016/5/11/chartex" xmlns:cx6="http://schemas.microsoft.com/office/drawing/2016/5/12/chartex" xmlns:cx7="http://schemas.microsoft.com/office/drawing/2016/5/13/chartex" xmlns:cx8="http://schemas.microsoft.com/office/drawing/2016/5/14/chartex" xmlns:mc="http://schemas.openxmlformats.org/markup-compatibility/2006" xmlns:aink="http://schemas.microsoft.com/office/drawing/2016/ink" xmlns:am3d="http://schemas.microsoft.com/office/drawing/2017/model3d" xmlns:o="urn:schemas-microsoft-com:office:office" xmlns:oel="http://schemas.microsoft.com/office/2019/extlst" xmlns:r="http://schemas.openxmlformats.org/officeDocument/2006/relationships" xmlns:m="http://schemas.openxmlformats.org/officeDocument/2006/math" xmlns:v="urn:schemas-microsoft-com:vml" xmlns:wp14="http://schemas.microsoft.com/office/word/2010/wordprocessingDrawing" xmlns:wp="http://schemas.openxmlformats.org/drawingml/2006/wordprocessingDrawing" xmlns:w10="urn:schemas-microsoft-com:office:word" xmlns:w="http://schemas.openxmlformats.org/wordprocessingml/2006/main" xmlns:w14="http://schemas.microsoft.com/office/word/2010/wordml" xmlns:w15="http://schemas.microsoft.com/office/word/2012/wordml" xmlns:w16cex="http://schemas.microsoft.com/office/word/2018/wordml/cex" xmlns:w16cid="http://schemas.microsoft.com/office/word/2016/wordml/cid" xmlns:w16="http://schemas.microsoft.com/office/word/2018/wordml" xmlns:w16sdtdh="http://schemas.microsoft.com/office/word/2020/wordml/sdtdatahash" xmlns:w16se="http://schemas.microsoft.com/office/word/2015/wordml/symex" xmlns:wpg="http://schemas.microsoft.com/office/word/2010/wordprocessingGroup" xmlns:wpi="http://schemas.microsoft.com/office/word/2010/wordprocessingInk" xmlns:wne="http://schemas.microsoft.com/office/word/2006/wordml" xmlns:wps="http://schemas.microsoft.com/office/word/2010/wordprocessingShape" mc:Ignorable="w14 w15 w16se w16cid w16 w16cex w16sdtdh wp14">
+  <w:footnote w:type="separator" w:id="-1">
+    <w:p>
+      <w:r>
+        <w:separator/>
+      </w:r>
+    </w:p>
+  </w:footnote>
+  <w:footnote w:type="continuationSeparator" w:id="0">
+    <w:p>
+      <w:r>
+        <w:continuationSeparator/>
+      </w:r>
+    </w:p>
+  </w:footnote>
+</w:footnotes>
+</file>
+
 <file path=word/numbering.xml><?xml version="1.0" encoding="utf-8"?>
-<w:numbering xmlns:ve="http://schemas.openxmlformats.org/markup-compatibility/2006" xmlns:o="urn:schemas-microsoft-com:office:office" xmlns:r="http://schemas.openxmlformats.org/officeDocument/2006/relationships" xmlns:m="http://schemas.openxmlformats.org/officeDocument/2006/math" xmlns:v="urn:schemas-microsoft-com:vml" xmlns:wp="http://schemas.openxmlformats.org/drawingml/2006/wordprocessingDrawing" xmlns:w10="urn:schemas-microsoft-com:office:word" xmlns:w="http://schemas.openxmlformats.org/wordprocessingml/2006/main" xmlns:wne="http://schemas.microsoft.com/office/word/2006/wordml">
-  <w:abstractNum w:abstractNumId="0">
+<w:numbering xmlns:wpc="http://schemas.microsoft.com/office/word/2010/wordprocessingCanvas" xmlns:cx="http://schemas.microsoft.com/office/drawing/2014/chartex" xmlns:cx1="http://schemas.microsoft.com/office/drawing/2015/9/8/chartex" xmlns:cx2="http://schemas.microsoft.com/office/drawing/2015/10/21/chartex" xmlns:cx3="http://schemas.microsoft.com/office/drawing/2016/5/9/chartex" xmlns:cx4="http://schemas.microsoft.com/office/drawing/2016/5/10/chartex" xmlns:cx5="http://schemas.microsoft.com/office/drawing/2016/5/11/chartex" xmlns:cx6="http://schemas.microsoft.com/office/drawing/2016/5/12/chartex" xmlns:cx7="http://schemas.microsoft.com/office/drawing/2016/5/13/chartex" xmlns:cx8="http://schemas.microsoft.com/office/drawing/2016/5/14/chartex" xmlns:mc="http://schemas.openxmlformats.org/markup-compatibility/2006" xmlns:aink="http://schemas.microsoft.com/office/drawing/2016/ink" xmlns:am3d="http://schemas.microsoft.com/office/drawing/2017/model3d" xmlns:o="urn:schemas-microsoft-com:office:office" xmlns:oel="http://schemas.microsoft.com/office/2019/extlst" xmlns:r="http://schemas.openxmlformats.org/officeDocument/2006/relationships" xmlns:m="http://schemas.openxmlformats.org/officeDocument/2006/math" xmlns:v="urn:schemas-microsoft-com:vml" xmlns:wp14="http://schemas.microsoft.com/office/word/2010/wordprocessingDrawing" xmlns:wp="http://schemas.openxmlformats.org/drawingml/2006/wordprocessingDrawing" xmlns:w10="urn:schemas-microsoft-com:office:word" xmlns:w="http://schemas.openxmlformats.org/wordprocessingml/2006/main" xmlns:w14="http://schemas.microsoft.com/office/word/2010/wordml" xmlns:w15="http://schemas.microsoft.com/office/word/2012/wordml" xmlns:w16cex="http://schemas.microsoft.com/office/word/2018/wordml/cex" xmlns:w16cid="http://schemas.microsoft.com/office/word/2016/wordml/cid" xmlns:w16="http://schemas.microsoft.com/office/word/2018/wordml" xmlns:w16sdtdh="http://schemas.microsoft.com/office/word/2020/wordml/sdtdatahash" xmlns:w16se="http://schemas.microsoft.com/office/word/2015/wordml/symex" xmlns:wpg="http://schemas.microsoft.com/office/word/2010/wordprocessingGroup" xmlns:wpi="http://schemas.microsoft.com/office/word/2010/wordprocessingInk" xmlns:wne="http://schemas.microsoft.com/office/word/2006/wordml" xmlns:wps="http://schemas.microsoft.com/office/word/2010/wordprocessingShape" mc:Ignorable="w14 w15 w16se w16cid w16 w16cex w16sdtdh wp14">
+  <w:abstractNum w:abstractNumId="0" w15:restartNumberingAfterBreak="0">
+    <w:nsid w:val="6A557A1C"/>
     <w:multiLevelType w:val="hybridMultilevel"/>
-    <w:lvl w:ilvl="0">
-      <w:start w:val="0"/>
+    <w:tmpl w:val="93CC7794"/>
+    <w:lvl w:ilvl="0" w:tplc="F424A2E6">
       <w:numFmt w:val="bullet"/>
       <w:lvlText w:val="o"/>
       <w:lvlJc w:val="left"/>
@@ -5740,15 +5692,14 @@
         <w:ind w:left="1554" w:hanging="360"/>
       </w:pPr>
       <w:rPr>
-        <w:rFonts w:hint="default" w:ascii="Times New Roman" w:hAnsi="Times New Roman" w:eastAsia="Times New Roman" w:cs="Times New Roman"/>
+        <w:rFonts w:ascii="Times New Roman" w:eastAsia="Times New Roman" w:hAnsi="Times New Roman" w:cs="Times New Roman" w:hint="default"/>
         <w:w w:val="100"/>
         <w:sz w:val="24"/>
         <w:szCs w:val="24"/>
         <w:lang w:val="uk-UA" w:eastAsia="en-US" w:bidi="ar-SA"/>
       </w:rPr>
     </w:lvl>
-    <w:lvl w:ilvl="1">
-      <w:start w:val="0"/>
+    <w:lvl w:ilvl="1" w:tplc="E7FC386A">
       <w:numFmt w:val="bullet"/>
       <w:lvlText w:val="•"/>
       <w:lvlJc w:val="left"/>
@@ -5760,8 +5711,7 @@
         <w:lang w:val="uk-UA" w:eastAsia="en-US" w:bidi="ar-SA"/>
       </w:rPr>
     </w:lvl>
-    <w:lvl w:ilvl="2">
-      <w:start w:val="0"/>
+    <w:lvl w:ilvl="2" w:tplc="B9F6A5BE">
       <w:numFmt w:val="bullet"/>
       <w:lvlText w:val="•"/>
       <w:lvlJc w:val="left"/>
@@ -5773,8 +5723,7 @@
         <w:lang w:val="uk-UA" w:eastAsia="en-US" w:bidi="ar-SA"/>
       </w:rPr>
     </w:lvl>
-    <w:lvl w:ilvl="3">
-      <w:start w:val="0"/>
+    <w:lvl w:ilvl="3" w:tplc="1E4A4586">
       <w:numFmt w:val="bullet"/>
       <w:lvlText w:val="•"/>
       <w:lvlJc w:val="left"/>
@@ -5786,8 +5735,7 @@
         <w:lang w:val="uk-UA" w:eastAsia="en-US" w:bidi="ar-SA"/>
       </w:rPr>
     </w:lvl>
-    <w:lvl w:ilvl="4">
-      <w:start w:val="0"/>
+    <w:lvl w:ilvl="4" w:tplc="766EE48E">
       <w:numFmt w:val="bullet"/>
       <w:lvlText w:val="•"/>
       <w:lvlJc w:val="left"/>
@@ -5799,8 +5747,7 @@
         <w:lang w:val="uk-UA" w:eastAsia="en-US" w:bidi="ar-SA"/>
       </w:rPr>
     </w:lvl>
-    <w:lvl w:ilvl="5">
-      <w:start w:val="0"/>
+    <w:lvl w:ilvl="5" w:tplc="B8A40410">
       <w:numFmt w:val="bullet"/>
       <w:lvlText w:val="•"/>
       <w:lvlJc w:val="left"/>
@@ -5812,8 +5759,7 @@
         <w:lang w:val="uk-UA" w:eastAsia="en-US" w:bidi="ar-SA"/>
       </w:rPr>
     </w:lvl>
-    <w:lvl w:ilvl="6">
-      <w:start w:val="0"/>
+    <w:lvl w:ilvl="6" w:tplc="5B60DE28">
       <w:numFmt w:val="bullet"/>
       <w:lvlText w:val="•"/>
       <w:lvlJc w:val="left"/>
@@ -5825,8 +5771,7 @@
         <w:lang w:val="uk-UA" w:eastAsia="en-US" w:bidi="ar-SA"/>
       </w:rPr>
     </w:lvl>
-    <w:lvl w:ilvl="7">
-      <w:start w:val="0"/>
+    <w:lvl w:ilvl="7" w:tplc="1E2A8682">
       <w:numFmt w:val="bullet"/>
       <w:lvlText w:val="•"/>
       <w:lvlJc w:val="left"/>
@@ -5838,8 +5783,7 @@
         <w:lang w:val="uk-UA" w:eastAsia="en-US" w:bidi="ar-SA"/>
       </w:rPr>
     </w:lvl>
-    <w:lvl w:ilvl="8">
-      <w:start w:val="0"/>
+    <w:lvl w:ilvl="8" w:tplc="91E0A8D2">
       <w:numFmt w:val="bullet"/>
       <w:lvlText w:val="•"/>
       <w:lvlJc w:val="left"/>
@@ -5852,21 +5796,21 @@
       </w:rPr>
     </w:lvl>
   </w:abstractNum>
-  <w:num w:numId="1">
+  <w:num w:numId="1" w16cid:durableId="802039074">
     <w:abstractNumId w:val="0"/>
   </w:num>
 </w:numbering>
 </file>
 
 <file path=word/styles.xml><?xml version="1.0" encoding="utf-8"?>
-<w:styles xmlns:r="http://schemas.openxmlformats.org/officeDocument/2006/relationships" xmlns:w="http://schemas.openxmlformats.org/wordprocessingml/2006/main">
+<w:styles xmlns:mc="http://schemas.openxmlformats.org/markup-compatibility/2006" xmlns:r="http://schemas.openxmlformats.org/officeDocument/2006/relationships" xmlns:w="http://schemas.openxmlformats.org/wordprocessingml/2006/main" xmlns:w14="http://schemas.microsoft.com/office/word/2010/wordml" xmlns:w15="http://schemas.microsoft.com/office/word/2012/wordml" xmlns:w16cex="http://schemas.microsoft.com/office/word/2018/wordml/cex" xmlns:w16cid="http://schemas.microsoft.com/office/word/2016/wordml/cid" xmlns:w16="http://schemas.microsoft.com/office/word/2018/wordml" xmlns:w16sdtdh="http://schemas.microsoft.com/office/word/2020/wordml/sdtdatahash" xmlns:w16se="http://schemas.microsoft.com/office/word/2015/wordml/symex" mc:Ignorable="w14 w15 w16se w16cid w16 w16cex w16sdtdh">
   <w:docDefaults>
     <w:rPrDefault>
       <w:rPr>
-        <w:rFonts w:cstheme="minorBidi" w:hAnsiTheme="minorHAnsi" w:eastAsiaTheme="minorHAnsi" w:asciiTheme="minorHAnsi"/>
+        <w:rFonts w:asciiTheme="minorHAnsi" w:eastAsiaTheme="minorHAnsi" w:hAnsiTheme="minorHAnsi" w:cstheme="minorBidi"/>
         <w:sz w:val="22"/>
         <w:szCs w:val="22"/>
-        <w:lang w:val="en-US" w:bidi="ar-SA" w:eastAsia="en-US"/>
+        <w:lang w:val="en-US" w:eastAsia="en-US" w:bidi="ar-SA"/>
       </w:rPr>
     </w:rPrDefault>
     <w:pPrDefault>
@@ -5874,19 +5818,439 @@
         <w:widowControl w:val="0"/>
         <w:autoSpaceDE w:val="0"/>
         <w:autoSpaceDN w:val="0"/>
-        <w:spacing w:lineRule="auto" w:line="240" w:before="0" w:after="0"/>
-        <w:ind w:left="0" w:right="0"/>
-        <w:jc w:val="left"/>
       </w:pPr>
     </w:pPrDefault>
   </w:docDefaults>
-  <w:style w:styleId="DefaultParagraphFont" w:default="1" w:type="character">
+  <w:latentStyles w:defLockedState="0" w:defUIPriority="99" w:defSemiHidden="0" w:defUnhideWhenUsed="0" w:defQFormat="0" w:count="376">
+    <w:lsdException w:name="Normal" w:uiPriority="0" w:qFormat="1"/>
+    <w:lsdException w:name="heading 1" w:uiPriority="9" w:qFormat="1"/>
+    <w:lsdException w:name="heading 2" w:semiHidden="1" w:uiPriority="9" w:unhideWhenUsed="1" w:qFormat="1"/>
+    <w:lsdException w:name="heading 3" w:semiHidden="1" w:uiPriority="9" w:unhideWhenUsed="1" w:qFormat="1"/>
+    <w:lsdException w:name="heading 4" w:semiHidden="1" w:uiPriority="9" w:unhideWhenUsed="1" w:qFormat="1"/>
+    <w:lsdException w:name="heading 5" w:semiHidden="1" w:uiPriority="9" w:unhideWhenUsed="1" w:qFormat="1"/>
+    <w:lsdException w:name="heading 6" w:semiHidden="1" w:uiPriority="9" w:unhideWhenUsed="1" w:qFormat="1"/>
+    <w:lsdException w:name="heading 7" w:semiHidden="1" w:uiPriority="9" w:unhideWhenUsed="1" w:qFormat="1"/>
+    <w:lsdException w:name="heading 8" w:semiHidden="1" w:uiPriority="9" w:unhideWhenUsed="1" w:qFormat="1"/>
+    <w:lsdException w:name="heading 9" w:semiHidden="1" w:uiPriority="9" w:unhideWhenUsed="1" w:qFormat="1"/>
+    <w:lsdException w:name="index 1" w:semiHidden="1" w:unhideWhenUsed="1"/>
+    <w:lsdException w:name="index 2" w:semiHidden="1" w:unhideWhenUsed="1"/>
+    <w:lsdException w:name="index 3" w:semiHidden="1" w:unhideWhenUsed="1"/>
+    <w:lsdException w:name="index 4" w:semiHidden="1" w:unhideWhenUsed="1"/>
+    <w:lsdException w:name="index 5" w:semiHidden="1" w:unhideWhenUsed="1"/>
+    <w:lsdException w:name="index 6" w:semiHidden="1" w:unhideWhenUsed="1"/>
+    <w:lsdException w:name="index 7" w:semiHidden="1" w:unhideWhenUsed="1"/>
+    <w:lsdException w:name="index 8" w:semiHidden="1" w:unhideWhenUsed="1"/>
+    <w:lsdException w:name="index 9" w:semiHidden="1" w:unhideWhenUsed="1"/>
+    <w:lsdException w:name="toc 1" w:semiHidden="1" w:uiPriority="39" w:unhideWhenUsed="1"/>
+    <w:lsdException w:name="toc 2" w:semiHidden="1" w:uiPriority="39" w:unhideWhenUsed="1"/>
+    <w:lsdException w:name="toc 3" w:semiHidden="1" w:uiPriority="39" w:unhideWhenUsed="1"/>
+    <w:lsdException w:name="toc 4" w:semiHidden="1" w:uiPriority="39" w:unhideWhenUsed="1"/>
+    <w:lsdException w:name="toc 5" w:semiHidden="1" w:uiPriority="39" w:unhideWhenUsed="1"/>
+    <w:lsdException w:name="toc 6" w:semiHidden="1" w:uiPriority="39" w:unhideWhenUsed="1"/>
+    <w:lsdException w:name="toc 7" w:semiHidden="1" w:uiPriority="39" w:unhideWhenUsed="1"/>
+    <w:lsdException w:name="toc 8" w:semiHidden="1" w:uiPriority="39" w:unhideWhenUsed="1"/>
+    <w:lsdException w:name="toc 9" w:semiHidden="1" w:uiPriority="39" w:unhideWhenUsed="1"/>
+    <w:lsdException w:name="Normal Indent" w:semiHidden="1" w:unhideWhenUsed="1"/>
+    <w:lsdException w:name="footnote text" w:semiHidden="1" w:unhideWhenUsed="1"/>
+    <w:lsdException w:name="annotation text" w:semiHidden="1" w:unhideWhenUsed="1"/>
+    <w:lsdException w:name="header" w:semiHidden="1" w:unhideWhenUsed="1"/>
+    <w:lsdException w:name="footer" w:semiHidden="1" w:unhideWhenUsed="1"/>
+    <w:lsdException w:name="index heading" w:semiHidden="1" w:unhideWhenUsed="1"/>
+    <w:lsdException w:name="caption" w:semiHidden="1" w:uiPriority="35" w:unhideWhenUsed="1" w:qFormat="1"/>
+    <w:lsdException w:name="table of figures" w:semiHidden="1" w:unhideWhenUsed="1"/>
+    <w:lsdException w:name="envelope address" w:semiHidden="1" w:unhideWhenUsed="1"/>
+    <w:lsdException w:name="envelope return" w:semiHidden="1" w:unhideWhenUsed="1"/>
+    <w:lsdException w:name="footnote reference" w:semiHidden="1" w:unhideWhenUsed="1"/>
+    <w:lsdException w:name="annotation reference" w:semiHidden="1" w:unhideWhenUsed="1"/>
+    <w:lsdException w:name="line number" w:semiHidden="1" w:unhideWhenUsed="1"/>
+    <w:lsdException w:name="page number" w:semiHidden="1" w:unhideWhenUsed="1"/>
+    <w:lsdException w:name="endnote reference" w:semiHidden="1" w:unhideWhenUsed="1"/>
+    <w:lsdException w:name="endnote text" w:semiHidden="1" w:unhideWhenUsed="1"/>
+    <w:lsdException w:name="table of authorities" w:semiHidden="1" w:unhideWhenUsed="1"/>
+    <w:lsdException w:name="macro" w:semiHidden="1" w:unhideWhenUsed="1"/>
+    <w:lsdException w:name="toa heading" w:semiHidden="1" w:unhideWhenUsed="1"/>
+    <w:lsdException w:name="List" w:semiHidden="1" w:unhideWhenUsed="1"/>
+    <w:lsdException w:name="List Bullet" w:semiHidden="1" w:unhideWhenUsed="1"/>
+    <w:lsdException w:name="List Number" w:semiHidden="1" w:unhideWhenUsed="1"/>
+    <w:lsdException w:name="List 2" w:semiHidden="1" w:unhideWhenUsed="1"/>
+    <w:lsdException w:name="List 3" w:semiHidden="1" w:unhideWhenUsed="1"/>
+    <w:lsdException w:name="List 4" w:semiHidden="1" w:unhideWhenUsed="1"/>
+    <w:lsdException w:name="List 5" w:semiHidden="1" w:unhideWhenUsed="1"/>
+    <w:lsdException w:name="List Bullet 2" w:semiHidden="1" w:unhideWhenUsed="1"/>
+    <w:lsdException w:name="List Bullet 3" w:semiHidden="1" w:unhideWhenUsed="1"/>
+    <w:lsdException w:name="List Bullet 4" w:semiHidden="1" w:unhideWhenUsed="1"/>
+    <w:lsdException w:name="List Bullet 5" w:semiHidden="1" w:unhideWhenUsed="1"/>
+    <w:lsdException w:name="List Number 2" w:semiHidden="1" w:unhideWhenUsed="1"/>
+    <w:lsdException w:name="List Number 3" w:semiHidden="1" w:unhideWhenUsed="1"/>
+    <w:lsdException w:name="List Number 4" w:semiHidden="1" w:unhideWhenUsed="1"/>
+    <w:lsdException w:name="List Number 5" w:semiHidden="1" w:unhideWhenUsed="1"/>
+    <w:lsdException w:name="Title" w:uiPriority="10" w:qFormat="1"/>
+    <w:lsdException w:name="Closing" w:semiHidden="1" w:unhideWhenUsed="1"/>
+    <w:lsdException w:name="Signature" w:semiHidden="1" w:unhideWhenUsed="1"/>
+    <w:lsdException w:name="Default Paragraph Font" w:semiHidden="1" w:uiPriority="1" w:unhideWhenUsed="1"/>
+    <w:lsdException w:name="Body Text" w:semiHidden="1" w:unhideWhenUsed="1"/>
+    <w:lsdException w:name="Body Text Indent" w:semiHidden="1" w:unhideWhenUsed="1"/>
+    <w:lsdException w:name="List Continue" w:semiHidden="1" w:unhideWhenUsed="1"/>
+    <w:lsdException w:name="List Continue 2" w:semiHidden="1" w:unhideWhenUsed="1"/>
+    <w:lsdException w:name="List Continue 3" w:semiHidden="1" w:unhideWhenUsed="1"/>
+    <w:lsdException w:name="List Continue 4" w:semiHidden="1" w:unhideWhenUsed="1"/>
+    <w:lsdException w:name="List Continue 5" w:semiHidden="1" w:unhideWhenUsed="1"/>
+    <w:lsdException w:name="Message Header" w:semiHidden="1" w:unhideWhenUsed="1"/>
+    <w:lsdException w:name="Subtitle" w:uiPriority="11" w:qFormat="1"/>
+    <w:lsdException w:name="Salutation" w:semiHidden="1" w:unhideWhenUsed="1"/>
+    <w:lsdException w:name="Date" w:semiHidden="1" w:unhideWhenUsed="1"/>
+    <w:lsdException w:name="Body Text First Indent" w:semiHidden="1" w:unhideWhenUsed="1"/>
+    <w:lsdException w:name="Body Text First Indent 2" w:semiHidden="1" w:unhideWhenUsed="1"/>
+    <w:lsdException w:name="Note Heading" w:semiHidden="1" w:unhideWhenUsed="1"/>
+    <w:lsdException w:name="Body Text 2" w:semiHidden="1" w:unhideWhenUsed="1"/>
+    <w:lsdException w:name="Body Text 3" w:semiHidden="1" w:unhideWhenUsed="1"/>
+    <w:lsdException w:name="Body Text Indent 2" w:semiHidden="1" w:unhideWhenUsed="1"/>
+    <w:lsdException w:name="Body Text Indent 3" w:semiHidden="1" w:unhideWhenUsed="1"/>
+    <w:lsdException w:name="Block Text" w:semiHidden="1" w:unhideWhenUsed="1"/>
+    <w:lsdException w:name="Hyperlink" w:semiHidden="1" w:unhideWhenUsed="1"/>
+    <w:lsdException w:name="FollowedHyperlink" w:semiHidden="1" w:unhideWhenUsed="1"/>
+    <w:lsdException w:name="Strong" w:uiPriority="22" w:qFormat="1"/>
+    <w:lsdException w:name="Emphasis" w:uiPriority="20" w:qFormat="1"/>
+    <w:lsdException w:name="Document Map" w:semiHidden="1" w:unhideWhenUsed="1"/>
+    <w:lsdException w:name="Plain Text" w:semiHidden="1" w:unhideWhenUsed="1"/>
+    <w:lsdException w:name="E-mail Signature" w:semiHidden="1" w:unhideWhenUsed="1"/>
+    <w:lsdException w:name="HTML Top of Form" w:semiHidden="1" w:unhideWhenUsed="1"/>
+    <w:lsdException w:name="HTML Bottom of Form" w:semiHidden="1" w:unhideWhenUsed="1"/>
+    <w:lsdException w:name="Normal (Web)" w:semiHidden="1" w:unhideWhenUsed="1"/>
+    <w:lsdException w:name="HTML Acronym" w:semiHidden="1" w:unhideWhenUsed="1"/>
+    <w:lsdException w:name="HTML Address" w:semiHidden="1" w:unhideWhenUsed="1"/>
+    <w:lsdException w:name="HTML Cite" w:semiHidden="1" w:unhideWhenUsed="1"/>
+    <w:lsdException w:name="HTML Code" w:semiHidden="1" w:unhideWhenUsed="1"/>
+    <w:lsdException w:name="HTML Definition" w:semiHidden="1" w:unhideWhenUsed="1"/>
+    <w:lsdException w:name="HTML Keyboard" w:semiHidden="1" w:unhideWhenUsed="1"/>
+    <w:lsdException w:name="HTML Preformatted" w:semiHidden="1" w:unhideWhenUsed="1"/>
+    <w:lsdException w:name="HTML Sample" w:semiHidden="1" w:unhideWhenUsed="1"/>
+    <w:lsdException w:name="HTML Typewriter" w:semiHidden="1" w:unhideWhenUsed="1"/>
+    <w:lsdException w:name="HTML Variable" w:semiHidden="1" w:unhideWhenUsed="1"/>
+    <w:lsdException w:name="Normal Table" w:semiHidden="1" w:unhideWhenUsed="1"/>
+    <w:lsdException w:name="annotation subject" w:semiHidden="1" w:unhideWhenUsed="1"/>
+    <w:lsdException w:name="No List" w:semiHidden="1" w:unhideWhenUsed="1"/>
+    <w:lsdException w:name="Outline List 1" w:semiHidden="1" w:unhideWhenUsed="1"/>
+    <w:lsdException w:name="Outline List 2" w:semiHidden="1" w:unhideWhenUsed="1"/>
+    <w:lsdException w:name="Outline List 3" w:semiHidden="1" w:unhideWhenUsed="1"/>
+    <w:lsdException w:name="Table Simple 1" w:semiHidden="1" w:unhideWhenUsed="1"/>
+    <w:lsdException w:name="Table Simple 2" w:semiHidden="1" w:unhideWhenUsed="1"/>
+    <w:lsdException w:name="Table Simple 3" w:semiHidden="1" w:unhideWhenUsed="1"/>
+    <w:lsdException w:name="Table Classic 1" w:semiHidden="1" w:unhideWhenUsed="1"/>
+    <w:lsdException w:name="Table Classic 2" w:semiHidden="1" w:unhideWhenUsed="1"/>
+    <w:lsdException w:name="Table Classic 3" w:semiHidden="1" w:unhideWhenUsed="1"/>
+    <w:lsdException w:name="Table Classic 4" w:semiHidden="1" w:unhideWhenUsed="1"/>
+    <w:lsdException w:name="Table Colorful 1" w:semiHidden="1" w:unhideWhenUsed="1"/>
+    <w:lsdException w:name="Table Colorful 2" w:semiHidden="1" w:unhideWhenUsed="1"/>
+    <w:lsdException w:name="Table Colorful 3" w:semiHidden="1" w:unhideWhenUsed="1"/>
+    <w:lsdException w:name="Table Columns 1" w:semiHidden="1" w:unhideWhenUsed="1"/>
+    <w:lsdException w:name="Table Columns 2" w:semiHidden="1" w:unhideWhenUsed="1"/>
+    <w:lsdException w:name="Table Columns 3" w:semiHidden="1" w:unhideWhenUsed="1"/>
+    <w:lsdException w:name="Table Columns 4" w:semiHidden="1" w:unhideWhenUsed="1"/>
+    <w:lsdException w:name="Table Columns 5" w:semiHidden="1" w:unhideWhenUsed="1"/>
+    <w:lsdException w:name="Table Grid 1" w:semiHidden="1" w:unhideWhenUsed="1"/>
+    <w:lsdException w:name="Table Grid 2" w:semiHidden="1" w:unhideWhenUsed="1"/>
+    <w:lsdException w:name="Table Grid 3" w:semiHidden="1" w:unhideWhenUsed="1"/>
+    <w:lsdException w:name="Table Grid 4" w:semiHidden="1" w:unhideWhenUsed="1"/>
+    <w:lsdException w:name="Table Grid 5" w:semiHidden="1" w:unhideWhenUsed="1"/>
+    <w:lsdException w:name="Table Grid 6" w:semiHidden="1" w:unhideWhenUsed="1"/>
+    <w:lsdException w:name="Table Grid 7" w:semiHidden="1" w:unhideWhenUsed="1"/>
+    <w:lsdException w:name="Table Grid 8" w:semiHidden="1" w:unhideWhenUsed="1"/>
+    <w:lsdException w:name="Table List 1" w:semiHidden="1" w:unhideWhenUsed="1"/>
+    <w:lsdException w:name="Table List 2" w:semiHidden="1" w:unhideWhenUsed="1"/>
+    <w:lsdException w:name="Table List 3" w:semiHidden="1" w:unhideWhenUsed="1"/>
+    <w:lsdException w:name="Table List 4" w:semiHidden="1" w:unhideWhenUsed="1"/>
+    <w:lsdException w:name="Table List 5" w:semiHidden="1" w:unhideWhenUsed="1"/>
+    <w:lsdException w:name="Table List 6" w:semiHidden="1" w:unhideWhenUsed="1"/>
+    <w:lsdException w:name="Table List 7" w:semiHidden="1" w:unhideWhenUsed="1"/>
+    <w:lsdException w:name="Table List 8" w:semiHidden="1" w:unhideWhenUsed="1"/>
+    <w:lsdException w:name="Table 3D effects 1" w:semiHidden="1" w:unhideWhenUsed="1"/>
+    <w:lsdException w:name="Table 3D effects 2" w:semiHidden="1" w:unhideWhenUsed="1"/>
+    <w:lsdException w:name="Table 3D effects 3" w:semiHidden="1" w:unhideWhenUsed="1"/>
+    <w:lsdException w:name="Table Contemporary" w:semiHidden="1" w:unhideWhenUsed="1"/>
+    <w:lsdException w:name="Table Elegant" w:semiHidden="1" w:unhideWhenUsed="1"/>
+    <w:lsdException w:name="Table Professional" w:semiHidden="1" w:unhideWhenUsed="1"/>
+    <w:lsdException w:name="Table Subtle 1" w:semiHidden="1" w:unhideWhenUsed="1"/>
+    <w:lsdException w:name="Table Subtle 2" w:semiHidden="1" w:unhideWhenUsed="1"/>
+    <w:lsdException w:name="Table Web 1" w:semiHidden="1" w:unhideWhenUsed="1"/>
+    <w:lsdException w:name="Table Web 2" w:semiHidden="1" w:unhideWhenUsed="1"/>
+    <w:lsdException w:name="Table Web 3" w:semiHidden="1" w:unhideWhenUsed="1"/>
+    <w:lsdException w:name="Balloon Text" w:semiHidden="1" w:unhideWhenUsed="1"/>
+    <w:lsdException w:name="Table Grid" w:uiPriority="39"/>
+    <w:lsdException w:name="Table Theme" w:semiHidden="1" w:unhideWhenUsed="1"/>
+    <w:lsdException w:name="Placeholder Text" w:semiHidden="1"/>
+    <w:lsdException w:name="No Spacing" w:uiPriority="1" w:qFormat="1"/>
+    <w:lsdException w:name="Light Shading" w:uiPriority="60"/>
+    <w:lsdException w:name="Light List" w:uiPriority="61"/>
+    <w:lsdException w:name="Light Grid" w:uiPriority="62"/>
+    <w:lsdException w:name="Medium Shading 1" w:uiPriority="63"/>
+    <w:lsdException w:name="Medium Shading 2" w:uiPriority="64"/>
+    <w:lsdException w:name="Medium List 1" w:uiPriority="65"/>
+    <w:lsdException w:name="Medium List 2" w:uiPriority="66"/>
+    <w:lsdException w:name="Medium Grid 1" w:uiPriority="67"/>
+    <w:lsdException w:name="Medium Grid 2" w:uiPriority="68"/>
+    <w:lsdException w:name="Medium Grid 3" w:uiPriority="69"/>
+    <w:lsdException w:name="Dark List" w:uiPriority="70"/>
+    <w:lsdException w:name="Colorful Shading" w:uiPriority="71"/>
+    <w:lsdException w:name="Colorful List" w:uiPriority="72"/>
+    <w:lsdException w:name="Colorful Grid" w:uiPriority="73"/>
+    <w:lsdException w:name="Light Shading Accent 1" w:uiPriority="60"/>
+    <w:lsdException w:name="Light List Accent 1" w:uiPriority="61"/>
+    <w:lsdException w:name="Light Grid Accent 1" w:uiPriority="62"/>
+    <w:lsdException w:name="Medium Shading 1 Accent 1" w:uiPriority="63"/>
+    <w:lsdException w:name="Medium Shading 2 Accent 1" w:uiPriority="64"/>
+    <w:lsdException w:name="Medium List 1 Accent 1" w:uiPriority="65"/>
+    <w:lsdException w:name="Revision" w:semiHidden="1"/>
+    <w:lsdException w:name="List Paragraph" w:uiPriority="34" w:qFormat="1"/>
+    <w:lsdException w:name="Quote" w:uiPriority="29" w:qFormat="1"/>
+    <w:lsdException w:name="Intense Quote" w:uiPriority="30" w:qFormat="1"/>
+    <w:lsdException w:name="Medium List 2 Accent 1" w:uiPriority="66"/>
+    <w:lsdException w:name="Medium Grid 1 Accent 1" w:uiPriority="67"/>
+    <w:lsdException w:name="Medium Grid 2 Accent 1" w:uiPriority="68"/>
+    <w:lsdException w:name="Medium Grid 3 Accent 1" w:uiPriority="69"/>
+    <w:lsdException w:name="Dark List Accent 1" w:uiPriority="70"/>
+    <w:lsdException w:name="Colorful Shading Accent 1" w:uiPriority="71"/>
+    <w:lsdException w:name="Colorful List Accent 1" w:uiPriority="72"/>
+    <w:lsdException w:name="Colorful Grid Accent 1" w:uiPriority="73"/>
+    <w:lsdException w:name="Light Shading Accent 2" w:uiPriority="60"/>
+    <w:lsdException w:name="Light List Accent 2" w:uiPriority="61"/>
+    <w:lsdException w:name="Light Grid Accent 2" w:uiPriority="62"/>
+    <w:lsdException w:name="Medium Shading 1 Accent 2" w:uiPriority="63"/>
+    <w:lsdException w:name="Medium Shading 2 Accent 2" w:uiPriority="64"/>
+    <w:lsdException w:name="Medium List 1 Accent 2" w:uiPriority="65"/>
+    <w:lsdException w:name="Medium List 2 Accent 2" w:uiPriority="66"/>
+    <w:lsdException w:name="Medium Grid 1 Accent 2" w:uiPriority="67"/>
+    <w:lsdException w:name="Medium Grid 2 Accent 2" w:uiPriority="68"/>
+    <w:lsdException w:name="Medium Grid 3 Accent 2" w:uiPriority="69"/>
+    <w:lsdException w:name="Dark List Accent 2" w:uiPriority="70"/>
+    <w:lsdException w:name="Colorful Shading Accent 2" w:uiPriority="71"/>
+    <w:lsdException w:name="Colorful List Accent 2" w:uiPriority="72"/>
+    <w:lsdException w:name="Colorful Grid Accent 2" w:uiPriority="73"/>
+    <w:lsdException w:name="Light Shading Accent 3" w:uiPriority="60"/>
+    <w:lsdException w:name="Light List Accent 3" w:uiPriority="61"/>
+    <w:lsdException w:name="Light Grid Accent 3" w:uiPriority="62"/>
+    <w:lsdException w:name="Medium Shading 1 Accent 3" w:uiPriority="63"/>
+    <w:lsdException w:name="Medium Shading 2 Accent 3" w:uiPriority="64"/>
+    <w:lsdException w:name="Medium List 1 Accent 3" w:uiPriority="65"/>
+    <w:lsdException w:name="Medium List 2 Accent 3" w:uiPriority="66"/>
+    <w:lsdException w:name="Medium Grid 1 Accent 3" w:uiPriority="67"/>
+    <w:lsdException w:name="Medium Grid 2 Accent 3" w:uiPriority="68"/>
+    <w:lsdException w:name="Medium Grid 3 Accent 3" w:uiPriority="69"/>
+    <w:lsdException w:name="Dark List Accent 3" w:uiPriority="70"/>
+    <w:lsdException w:name="Colorful Shading Accent 3" w:uiPriority="71"/>
+    <w:lsdException w:name="Colorful List Accent 3" w:uiPriority="72"/>
+    <w:lsdException w:name="Colorful Grid Accent 3" w:uiPriority="73"/>
+    <w:lsdException w:name="Light Shading Accent 4" w:uiPriority="60"/>
+    <w:lsdException w:name="Light List Accent 4" w:uiPriority="61"/>
+    <w:lsdException w:name="Light Grid Accent 4" w:uiPriority="62"/>
+    <w:lsdException w:name="Medium Shading 1 Accent 4" w:uiPriority="63"/>
+    <w:lsdException w:name="Medium Shading 2 Accent 4" w:uiPriority="64"/>
+    <w:lsdException w:name="Medium List 1 Accent 4" w:uiPriority="65"/>
+    <w:lsdException w:name="Medium List 2 Accent 4" w:uiPriority="66"/>
+    <w:lsdException w:name="Medium Grid 1 Accent 4" w:uiPriority="67"/>
+    <w:lsdException w:name="Medium Grid 2 Accent 4" w:uiPriority="68"/>
+    <w:lsdException w:name="Medium Grid 3 Accent 4" w:uiPriority="69"/>
+    <w:lsdException w:name="Dark List Accent 4" w:uiPriority="70"/>
+    <w:lsdException w:name="Colorful Shading Accent 4" w:uiPriority="71"/>
+    <w:lsdException w:name="Colorful List Accent 4" w:uiPriority="72"/>
+    <w:lsdException w:name="Colorful Grid Accent 4" w:uiPriority="73"/>
+    <w:lsdException w:name="Light Shading Accent 5" w:uiPriority="60"/>
+    <w:lsdException w:name="Light List Accent 5" w:uiPriority="61"/>
+    <w:lsdException w:name="Light Grid Accent 5" w:uiPriority="62"/>
+    <w:lsdException w:name="Medium Shading 1 Accent 5" w:uiPriority="63"/>
+    <w:lsdException w:name="Medium Shading 2 Accent 5" w:uiPriority="64"/>
+    <w:lsdException w:name="Medium List 1 Accent 5" w:uiPriority="65"/>
+    <w:lsdException w:name="Medium List 2 Accent 5" w:uiPriority="66"/>
+    <w:lsdException w:name="Medium Grid 1 Accent 5" w:uiPriority="67"/>
+    <w:lsdException w:name="Medium Grid 2 Accent 5" w:uiPriority="68"/>
+    <w:lsdException w:name="Medium Grid 3 Accent 5" w:uiPriority="69"/>
+    <w:lsdException w:name="Dark List Accent 5" w:uiPriority="70"/>
+    <w:lsdException w:name="Colorful Shading Accent 5" w:uiPriority="71"/>
+    <w:lsdException w:name="Colorful List Accent 5" w:uiPriority="72"/>
+    <w:lsdException w:name="Colorful Grid Accent 5" w:uiPriority="73"/>
+    <w:lsdException w:name="Light Shading Accent 6" w:uiPriority="60"/>
+    <w:lsdException w:name="Light List Accent 6" w:uiPriority="61"/>
+    <w:lsdException w:name="Light Grid Accent 6" w:uiPriority="62"/>
+    <w:lsdException w:name="Medium Shading 1 Accent 6" w:uiPriority="63"/>
+    <w:lsdException w:name="Medium Shading 2 Accent 6" w:uiPriority="64"/>
+    <w:lsdException w:name="Medium List 1 Accent 6" w:uiPriority="65"/>
+    <w:lsdException w:name="Medium List 2 Accent 6" w:uiPriority="66"/>
+    <w:lsdException w:name="Medium Grid 1 Accent 6" w:uiPriority="67"/>
+    <w:lsdException w:name="Medium Grid 2 Accent 6" w:uiPriority="68"/>
+    <w:lsdException w:name="Medium Grid 3 Accent 6" w:uiPriority="69"/>
+    <w:lsdException w:name="Dark List Accent 6" w:uiPriority="70"/>
+    <w:lsdException w:name="Colorful Shading Accent 6" w:uiPriority="71"/>
+    <w:lsdException w:name="Colorful List Accent 6" w:uiPriority="72"/>
+    <w:lsdException w:name="Colorful Grid Accent 6" w:uiPriority="73"/>
+    <w:lsdException w:name="Subtle Emphasis" w:uiPriority="19" w:qFormat="1"/>
+    <w:lsdException w:name="Intense Emphasis" w:uiPriority="21" w:qFormat="1"/>
+    <w:lsdException w:name="Subtle Reference" w:uiPriority="31" w:qFormat="1"/>
+    <w:lsdException w:name="Intense Reference" w:uiPriority="32" w:qFormat="1"/>
+    <w:lsdException w:name="Book Title" w:uiPriority="33" w:qFormat="1"/>
+    <w:lsdException w:name="Bibliography" w:semiHidden="1" w:uiPriority="37" w:unhideWhenUsed="1"/>
+    <w:lsdException w:name="TOC Heading" w:semiHidden="1" w:uiPriority="39" w:unhideWhenUsed="1" w:qFormat="1"/>
+    <w:lsdException w:name="Plain Table 1" w:uiPriority="41"/>
+    <w:lsdException w:name="Plain Table 2" w:uiPriority="42"/>
+    <w:lsdException w:name="Plain Table 3" w:uiPriority="43"/>
+    <w:lsdException w:name="Plain Table 4" w:uiPriority="44"/>
+    <w:lsdException w:name="Plain Table 5" w:uiPriority="45"/>
+    <w:lsdException w:name="Grid Table Light" w:uiPriority="40"/>
+    <w:lsdException w:name="Grid Table 1 Light" w:uiPriority="46"/>
+    <w:lsdException w:name="Grid Table 2" w:uiPriority="47"/>
+    <w:lsdException w:name="Grid Table 3" w:uiPriority="48"/>
+    <w:lsdException w:name="Grid Table 4" w:uiPriority="49"/>
+    <w:lsdException w:name="Grid Table 5 Dark" w:uiPriority="50"/>
+    <w:lsdException w:name="Grid Table 6 Colorful" w:uiPriority="51"/>
+    <w:lsdException w:name="Grid Table 7 Colorful" w:uiPriority="52"/>
+    <w:lsdException w:name="Grid Table 1 Light Accent 1" w:uiPriority="46"/>
+    <w:lsdException w:name="Grid Table 2 Accent 1" w:uiPriority="47"/>
+    <w:lsdException w:name="Grid Table 3 Accent 1" w:uiPriority="48"/>
+    <w:lsdException w:name="Grid Table 4 Accent 1" w:uiPriority="49"/>
+    <w:lsdException w:name="Grid Table 5 Dark Accent 1" w:uiPriority="50"/>
+    <w:lsdException w:name="Grid Table 6 Colorful Accent 1" w:uiPriority="51"/>
+    <w:lsdException w:name="Grid Table 7 Colorful Accent 1" w:uiPriority="52"/>
+    <w:lsdException w:name="Grid Table 1 Light Accent 2" w:uiPriority="46"/>
+    <w:lsdException w:name="Grid Table 2 Accent 2" w:uiPriority="47"/>
+    <w:lsdException w:name="Grid Table 3 Accent 2" w:uiPriority="48"/>
+    <w:lsdException w:name="Grid Table 4 Accent 2" w:uiPriority="49"/>
+    <w:lsdException w:name="Grid Table 5 Dark Accent 2" w:uiPriority="50"/>
+    <w:lsdException w:name="Grid Table 6 Colorful Accent 2" w:uiPriority="51"/>
+    <w:lsdException w:name="Grid Table 7 Colorful Accent 2" w:uiPriority="52"/>
+    <w:lsdException w:name="Grid Table 1 Light Accent 3" w:uiPriority="46"/>
+    <w:lsdException w:name="Grid Table 2 Accent 3" w:uiPriority="47"/>
+    <w:lsdException w:name="Grid Table 3 Accent 3" w:uiPriority="48"/>
+    <w:lsdException w:name="Grid Table 4 Accent 3" w:uiPriority="49"/>
+    <w:lsdException w:name="Grid Table 5 Dark Accent 3" w:uiPriority="50"/>
+    <w:lsdException w:name="Grid Table 6 Colorful Accent 3" w:uiPriority="51"/>
+    <w:lsdException w:name="Grid Table 7 Colorful Accent 3" w:uiPriority="52"/>
+    <w:lsdException w:name="Grid Table 1 Light Accent 4" w:uiPriority="46"/>
+    <w:lsdException w:name="Grid Table 2 Accent 4" w:uiPriority="47"/>
+    <w:lsdException w:name="Grid Table 3 Accent 4" w:uiPriority="48"/>
+    <w:lsdException w:name="Grid Table 4 Accent 4" w:uiPriority="49"/>
+    <w:lsdException w:name="Grid Table 5 Dark Accent 4" w:uiPriority="50"/>
+    <w:lsdException w:name="Grid Table 6 Colorful Accent 4" w:uiPriority="51"/>
+    <w:lsdException w:name="Grid Table 7 Colorful Accent 4" w:uiPriority="52"/>
+    <w:lsdException w:name="Grid Table 1 Light Accent 5" w:uiPriority="46"/>
+    <w:lsdException w:name="Grid Table 2 Accent 5" w:uiPriority="47"/>
+    <w:lsdException w:name="Grid Table 3 Accent 5" w:uiPriority="48"/>
+    <w:lsdException w:name="Grid Table 4 Accent 5" w:uiPriority="49"/>
+    <w:lsdException w:name="Grid Table 5 Dark Accent 5" w:uiPriority="50"/>
+    <w:lsdException w:name="Grid Table 6 Colorful Accent 5" w:uiPriority="51"/>
+    <w:lsdException w:name="Grid Table 7 Colorful Accent 5" w:uiPriority="52"/>
+    <w:lsdException w:name="Grid Table 1 Light Accent 6" w:uiPriority="46"/>
+    <w:lsdException w:name="Grid Table 2 Accent 6" w:uiPriority="47"/>
+    <w:lsdException w:name="Grid Table 3 Accent 6" w:uiPriority="48"/>
+    <w:lsdException w:name="Grid Table 4 Accent 6" w:uiPriority="49"/>
+    <w:lsdException w:name="Grid Table 5 Dark Accent 6" w:uiPriority="50"/>
+    <w:lsdException w:name="Grid Table 6 Colorful Accent 6" w:uiPriority="51"/>
+    <w:lsdException w:name="Grid Table 7 Colorful Accent 6" w:uiPriority="52"/>
+    <w:lsdException w:name="List Table 1 Light" w:uiPriority="46"/>
+    <w:lsdException w:name="List Table 2" w:uiPriority="47"/>
+    <w:lsdException w:name="List Table 3" w:uiPriority="48"/>
+    <w:lsdException w:name="List Table 4" w:uiPriority="49"/>
+    <w:lsdException w:name="List Table 5 Dark" w:uiPriority="50"/>
+    <w:lsdException w:name="List Table 6 Colorful" w:uiPriority="51"/>
+    <w:lsdException w:name="List Table 7 Colorful" w:uiPriority="52"/>
+    <w:lsdException w:name="List Table 1 Light Accent 1" w:uiPriority="46"/>
+    <w:lsdException w:name="List Table 2 Accent 1" w:uiPriority="47"/>
+    <w:lsdException w:name="List Table 3 Accent 1" w:uiPriority="48"/>
+    <w:lsdException w:name="List Table 4 Accent 1" w:uiPriority="49"/>
+    <w:lsdException w:name="List Table 5 Dark Accent 1" w:uiPriority="50"/>
+    <w:lsdException w:name="List Table 6 Colorful Accent 1" w:uiPriority="51"/>
+    <w:lsdException w:name="List Table 7 Colorful Accent 1" w:uiPriority="52"/>
+    <w:lsdException w:name="List Table 1 Light Accent 2" w:uiPriority="46"/>
+    <w:lsdException w:name="List Table 2 Accent 2" w:uiPriority="47"/>
+    <w:lsdException w:name="List Table 3 Accent 2" w:uiPriority="48"/>
+    <w:lsdException w:name="List Table 4 Accent 2" w:uiPriority="49"/>
+    <w:lsdException w:name="List Table 5 Dark Accent 2" w:uiPriority="50"/>
+    <w:lsdException w:name="List Table 6 Colorful Accent 2" w:uiPriority="51"/>
+    <w:lsdException w:name="List Table 7 Colorful Accent 2" w:uiPriority="52"/>
+    <w:lsdException w:name="List Table 1 Light Accent 3" w:uiPriority="46"/>
+    <w:lsdException w:name="List Table 2 Accent 3" w:uiPriority="47"/>
+    <w:lsdException w:name="List Table 3 Accent 3" w:uiPriority="48"/>
+    <w:lsdException w:name="List Table 4 Accent 3" w:uiPriority="49"/>
+    <w:lsdException w:name="List Table 5 Dark Accent 3" w:uiPriority="50"/>
+    <w:lsdException w:name="List Table 6 Colorful Accent 3" w:uiPriority="51"/>
+    <w:lsdException w:name="List Table 7 Colorful Accent 3" w:uiPriority="52"/>
+    <w:lsdException w:name="List Table 1 Light Accent 4" w:uiPriority="46"/>
+    <w:lsdException w:name="List Table 2 Accent 4" w:uiPriority="47"/>
+    <w:lsdException w:name="List Table 3 Accent 4" w:uiPriority="48"/>
+    <w:lsdException w:name="List Table 4 Accent 4" w:uiPriority="49"/>
+    <w:lsdException w:name="List Table 5 Dark Accent 4" w:uiPriority="50"/>
+    <w:lsdException w:name="List Table 6 Colorful Accent 4" w:uiPriority="51"/>
+    <w:lsdException w:name="List Table 7 Colorful Accent 4" w:uiPriority="52"/>
+    <w:lsdException w:name="List Table 1 Light Accent 5" w:uiPriority="46"/>
+    <w:lsdException w:name="List Table 2 Accent 5" w:uiPriority="47"/>
+    <w:lsdException w:name="List Table 3 Accent 5" w:uiPriority="48"/>
+    <w:lsdException w:name="List Table 4 Accent 5" w:uiPriority="49"/>
+    <w:lsdException w:name="List Table 5 Dark Accent 5" w:uiPriority="50"/>
+    <w:lsdException w:name="List Table 6 Colorful Accent 5" w:uiPriority="51"/>
+    <w:lsdException w:name="List Table 7 Colorful Accent 5" w:uiPriority="52"/>
+    <w:lsdException w:name="List Table 1 Light Accent 6" w:uiPriority="46"/>
+    <w:lsdException w:name="List Table 2 Accent 6" w:uiPriority="47"/>
+    <w:lsdException w:name="List Table 3 Accent 6" w:uiPriority="48"/>
+    <w:lsdException w:name="List Table 4 Accent 6" w:uiPriority="49"/>
+    <w:lsdException w:name="List Table 5 Dark Accent 6" w:uiPriority="50"/>
+    <w:lsdException w:name="List Table 6 Colorful Accent 6" w:uiPriority="51"/>
+    <w:lsdException w:name="List Table 7 Colorful Accent 6" w:uiPriority="52"/>
+    <w:lsdException w:name="Mention" w:semiHidden="1" w:unhideWhenUsed="1"/>
+    <w:lsdException w:name="Smart Hyperlink" w:semiHidden="1" w:unhideWhenUsed="1"/>
+    <w:lsdException w:name="Hashtag" w:semiHidden="1" w:unhideWhenUsed="1"/>
+    <w:lsdException w:name="Unresolved Mention" w:semiHidden="1" w:unhideWhenUsed="1"/>
+    <w:lsdException w:name="Smart Link" w:semiHidden="1" w:unhideWhenUsed="1"/>
+  </w:latentStyles>
+  <w:style w:type="paragraph" w:default="1" w:styleId="a">
+    <w:name w:val="Normal"/>
+    <w:qFormat/>
+    <w:rPr>
+      <w:rFonts w:ascii="Times New Roman" w:eastAsia="Times New Roman" w:hAnsi="Times New Roman" w:cs="Times New Roman"/>
+      <w:lang w:val="uk-UA"/>
+    </w:rPr>
+  </w:style>
+  <w:style w:type="paragraph" w:styleId="1">
+    <w:name w:val="heading 1"/>
+    <w:basedOn w:val="a"/>
+    <w:uiPriority w:val="9"/>
+    <w:qFormat/>
+    <w:pPr>
+      <w:ind w:left="113"/>
+      <w:outlineLvl w:val="0"/>
+    </w:pPr>
+    <w:rPr>
+      <w:b/>
+      <w:bCs/>
+      <w:sz w:val="32"/>
+      <w:szCs w:val="32"/>
+    </w:rPr>
+  </w:style>
+  <w:style w:type="character" w:default="1" w:styleId="a0">
     <w:name w:val="Default Paragraph Font"/>
     <w:uiPriority w:val="1"/>
     <w:semiHidden/>
     <w:unhideWhenUsed/>
   </w:style>
-  <w:style w:styleId="TableNormal" w:default="1" w:type="table">
+  <w:style w:type="table" w:default="1" w:styleId="a1">
+    <w:name w:val="Normal Table"/>
+    <w:uiPriority w:val="99"/>
+    <w:semiHidden/>
+    <w:unhideWhenUsed/>
+    <w:tblPr>
+      <w:tblInd w:w="0" w:type="dxa"/>
+      <w:tblCellMar>
+        <w:top w:w="0" w:type="dxa"/>
+        <w:left w:w="108" w:type="dxa"/>
+        <w:bottom w:w="0" w:type="dxa"/>
+        <w:right w:w="108" w:type="dxa"/>
+      </w:tblCellMar>
+    </w:tblPr>
+  </w:style>
+  <w:style w:type="numbering" w:default="1" w:styleId="a2">
+    <w:name w:val="No List"/>
+    <w:uiPriority w:val="99"/>
+    <w:semiHidden/>
+    <w:unhideWhenUsed/>
+  </w:style>
+  <w:style w:type="table" w:customStyle="1" w:styleId="TableNormal">
     <w:name w:val="Table Normal"/>
     <w:uiPriority w:val="2"/>
     <w:semiHidden/>
@@ -5902,94 +6266,66 @@
       </w:tblCellMar>
     </w:tblPr>
   </w:style>
-  <w:style w:styleId="NoList" w:default="1" w:type="numbering">
-    <w:name w:val="No List"/>
-    <w:uiPriority w:val="99"/>
-    <w:semiHidden/>
-    <w:unhideWhenUsed/>
-  </w:style>
-  <w:style w:default="1" w:styleId="Normal" w:type="paragraph">
-    <w:name w:val="Normal"/>
+  <w:style w:type="paragraph" w:styleId="a3">
+    <w:name w:val="Body Text"/>
+    <w:basedOn w:val="a"/>
     <w:uiPriority w:val="1"/>
     <w:qFormat/>
-    <w:pPr/>
     <w:rPr>
-      <w:rFonts w:ascii="Times New Roman" w:hAnsi="Times New Roman" w:eastAsia="Times New Roman" w:cs="Times New Roman"/>
-      <w:lang w:val="uk-UA" w:eastAsia="en-US" w:bidi="ar-SA"/>
-    </w:rPr>
-  </w:style>
-  <w:style w:styleId="BodyText" w:type="paragraph">
-    <w:name w:val="Body Text"/>
-    <w:basedOn w:val="Normal"/>
-    <w:uiPriority w:val="1"/>
-    <w:qFormat/>
-    <w:pPr/>
-    <w:rPr>
-      <w:rFonts w:ascii="Times New Roman" w:hAnsi="Times New Roman" w:eastAsia="Times New Roman" w:cs="Times New Roman"/>
       <w:b/>
       <w:bCs/>
       <w:sz w:val="28"/>
       <w:szCs w:val="28"/>
-      <w:lang w:val="uk-UA" w:eastAsia="en-US" w:bidi="ar-SA"/>
     </w:rPr>
   </w:style>
-  <w:style w:styleId="Heading1" w:type="paragraph">
-    <w:name w:val="Heading 1"/>
-    <w:basedOn w:val="Normal"/>
-    <w:uiPriority w:val="1"/>
-    <w:qFormat/>
-    <w:pPr>
-      <w:ind w:left="113"/>
-      <w:outlineLvl w:val="1"/>
-    </w:pPr>
-    <w:rPr>
-      <w:rFonts w:ascii="Times New Roman" w:hAnsi="Times New Roman" w:eastAsia="Times New Roman" w:cs="Times New Roman"/>
-      <w:b/>
-      <w:bCs/>
-      <w:sz w:val="32"/>
-      <w:szCs w:val="32"/>
-      <w:lang w:val="uk-UA" w:eastAsia="en-US" w:bidi="ar-SA"/>
-    </w:rPr>
-  </w:style>
-  <w:style w:styleId="Title" w:type="paragraph">
+  <w:style w:type="paragraph" w:styleId="a4">
     <w:name w:val="Title"/>
-    <w:basedOn w:val="Normal"/>
-    <w:uiPriority w:val="1"/>
+    <w:basedOn w:val="a"/>
+    <w:uiPriority w:val="10"/>
     <w:qFormat/>
     <w:pPr>
       <w:ind w:left="605" w:right="1333"/>
       <w:jc w:val="center"/>
     </w:pPr>
     <w:rPr>
-      <w:rFonts w:ascii="Times New Roman" w:hAnsi="Times New Roman" w:eastAsia="Times New Roman" w:cs="Times New Roman"/>
       <w:b/>
       <w:bCs/>
       <w:sz w:val="40"/>
       <w:szCs w:val="40"/>
-      <w:lang w:val="uk-UA" w:eastAsia="en-US" w:bidi="ar-SA"/>
     </w:rPr>
   </w:style>
-  <w:style w:styleId="ListParagraph" w:type="paragraph">
+  <w:style w:type="paragraph" w:styleId="a5">
     <w:name w:val="List Paragraph"/>
-    <w:basedOn w:val="Normal"/>
+    <w:basedOn w:val="a"/>
     <w:uiPriority w:val="1"/>
     <w:qFormat/>
     <w:pPr>
       <w:ind w:left="1554" w:hanging="361"/>
     </w:pPr>
-    <w:rPr>
-      <w:rFonts w:ascii="Times New Roman" w:hAnsi="Times New Roman" w:eastAsia="Times New Roman" w:cs="Times New Roman"/>
-      <w:lang w:val="uk-UA" w:eastAsia="en-US" w:bidi="ar-SA"/>
-    </w:rPr>
   </w:style>
-  <w:style w:styleId="TableParagraph" w:type="paragraph">
+  <w:style w:type="paragraph" w:customStyle="1" w:styleId="TableParagraph">
     <w:name w:val="Table Paragraph"/>
-    <w:basedOn w:val="Normal"/>
+    <w:basedOn w:val="a"/>
     <w:uiPriority w:val="1"/>
     <w:qFormat/>
-    <w:pPr/>
+  </w:style>
+  <w:style w:type="paragraph" w:styleId="a6">
+    <w:name w:val="Normal (Web)"/>
+    <w:basedOn w:val="a"/>
+    <w:uiPriority w:val="99"/>
+    <w:semiHidden/>
+    <w:unhideWhenUsed/>
+    <w:rsid w:val="00097FE7"/>
+    <w:pPr>
+      <w:widowControl/>
+      <w:autoSpaceDE/>
+      <w:autoSpaceDN/>
+      <w:spacing w:before="100" w:beforeAutospacing="1" w:after="100" w:afterAutospacing="1"/>
+    </w:pPr>
     <w:rPr>
-      <w:lang w:val="uk-UA" w:eastAsia="en-US" w:bidi="ar-SA"/>
+      <w:sz w:val="24"/>
+      <w:szCs w:val="24"/>
+      <w:lang w:eastAsia="uk-UA"/>
     </w:rPr>
   </w:style>
 </w:styles>
